--- a/downloads/workbook/ai-4-week-07.docx
+++ b/downloads/workbook/ai-4-week-07.docx
@@ -1292,6 +1292,178 @@
         <w:t>Project connection: For your Responsible Plant Classifier, save the input, procedure, observed result and limitation of this check. Label this worked example as practice; use a different, previously unreviewed case when checking independent understanding.</w:t>
       </w:r>
     </w:p>
+    <w:p>
+      <w:pPr>
+        <w:pStyle w:val="Heading1"/>
+      </w:pPr>
+      <w:r>
+        <w:t>19. Project portfolio milestone</w:t>
+      </w:r>
+    </w:p>
+    <w:p>
+      <w:r>
+        <w:t>Project: Responsible Plant Classifier</w:t>
+      </w:r>
+    </w:p>
+    <w:p>
+      <w:r>
+        <w:t>Current milestone: Make a transparent first version. Keep a trace of how one input becomes an output; explain the rule or learned component.</w:t>
+      </w:r>
+    </w:p>
+    <w:p>
+      <w:r>
+        <w:t>For your Responsible Plant Classifier, save the input, procedure, observed result and limitation of this check. Label this worked example as practice; use a different, previously unreviewed case when checking independent understanding.</w:t>
+      </w:r>
+    </w:p>
+    <w:tbl>
+      <w:tblPr>
+        <w:tblStyle w:val="LightShading-Accent1"/>
+        <w:tblW w:type="auto" w:w="0"/>
+        <w:tblLook w:firstColumn="1" w:firstRow="1" w:lastColumn="0" w:lastRow="0" w:noHBand="0" w:noVBand="1" w:val="04A0"/>
+      </w:tblPr>
+      <w:tblGrid>
+        <w:gridCol w:w="5112"/>
+        <w:gridCol w:w="5112"/>
+      </w:tblGrid>
+      <w:tr>
+        <w:trPr>
+          <w:tblHeader/>
+        </w:trPr>
+        <w:tc>
+          <w:tcPr>
+            <w:tcW w:type="dxa" w:w="5112"/>
+          </w:tcPr>
+          <w:p>
+            <w:r>
+              <w:t>Evidence to keep</w:t>
+            </w:r>
+          </w:p>
+        </w:tc>
+        <w:tc>
+          <w:tcPr>
+            <w:tcW w:type="dxa" w:w="5112"/>
+          </w:tcPr>
+          <w:p>
+            <w:r>
+              <w:t>My record</w:t>
+            </w:r>
+          </w:p>
+        </w:tc>
+      </w:tr>
+      <w:tr>
+        <w:tc>
+          <w:tcPr>
+            <w:tcW w:type="dxa" w:w="5112"/>
+          </w:tcPr>
+          <w:p>
+            <w:r>
+              <w:t>This week’s input and deciding step</w:t>
+            </w:r>
+          </w:p>
+        </w:tc>
+        <w:tc>
+          <w:tcPr>
+            <w:tcW w:type="dxa" w:w="5112"/>
+          </w:tcPr>
+          <w:p>
+            <w:r/>
+          </w:p>
+        </w:tc>
+      </w:tr>
+      <w:tr>
+        <w:tc>
+          <w:tcPr>
+            <w:tcW w:type="dxa" w:w="5112"/>
+          </w:tcPr>
+          <w:p>
+            <w:r>
+              <w:t>Prediction and actual result (or labelled paper trace)</w:t>
+            </w:r>
+          </w:p>
+        </w:tc>
+        <w:tc>
+          <w:tcPr>
+            <w:tcW w:type="dxa" w:w="5112"/>
+          </w:tcPr>
+          <w:p>
+            <w:r/>
+          </w:p>
+        </w:tc>
+      </w:tr>
+      <w:tr>
+        <w:tc>
+          <w:tcPr>
+            <w:tcW w:type="dxa" w:w="5112"/>
+          </w:tcPr>
+          <w:p>
+            <w:r>
+              <w:t>One change since the previous checkpoint and why</w:t>
+            </w:r>
+          </w:p>
+        </w:tc>
+        <w:tc>
+          <w:tcPr>
+            <w:tcW w:type="dxa" w:w="5112"/>
+          </w:tcPr>
+          <w:p>
+            <w:r/>
+          </w:p>
+        </w:tc>
+      </w:tr>
+      <w:tr>
+        <w:tc>
+          <w:tcPr>
+            <w:tcW w:type="dxa" w:w="5112"/>
+          </w:tcPr>
+          <w:p>
+            <w:r>
+              <w:t>One error or limit and the next test</w:t>
+            </w:r>
+          </w:p>
+        </w:tc>
+        <w:tc>
+          <w:tcPr>
+            <w:tcW w:type="dxa" w:w="5112"/>
+          </w:tcPr>
+          <w:p>
+            <w:r/>
+          </w:p>
+        </w:tc>
+      </w:tr>
+    </w:tbl>
+    <w:p>
+      <w:pPr>
+        <w:pStyle w:val="Heading3"/>
+      </w:pPr>
+      <w:r>
+        <w:t>Explain what this week adds to your project. Reuse last week’s record rather than starting again.</w:t>
+      </w:r>
+    </w:p>
+    <w:p>
+      <w:r>
+        <w:t>________________________________________________________________</w:t>
+      </w:r>
+    </w:p>
+    <w:p>
+      <w:r>
+        <w:t>________________________________________________________________</w:t>
+      </w:r>
+    </w:p>
+    <w:p>
+      <w:r>
+        <w:t>________________________________________________________________</w:t>
+      </w:r>
+    </w:p>
+    <w:p>
+      <w:r>
+        <w:t>________________________________________________________________</w:t>
+      </w:r>
+    </w:p>
+    <w:p>
+      <w:r>
+        <w:t>________________________________________________________________</w:t>
+      </w:r>
+    </w:p>
     <w:sectPr>
       <w:pgSz w:w="12240" w:h="15840"/>
       <w:pgMar w:top="936" w:right="1008" w:bottom="936" w:left="1008" w:header="720" w:footer="720" w:gutter="0"/>

--- a/downloads/workbook/ai-4-week-07.docx
+++ b/downloads/workbook/ai-4-week-07.docx
@@ -1464,6 +1464,248 @@
         <w:t>________________________________________________________________</w:t>
       </w:r>
     </w:p>
+    <w:p>
+      <w:pPr>
+        <w:pStyle w:val="Heading1"/>
+      </w:pPr>
+      <w:r>
+        <w:t>20. Supported practice and learning evidence</w:t>
+      </w:r>
+    </w:p>
+    <w:p>
+      <w:r>
+        <w:t>Use this supported practice once, in the browser or on paper. Keep the reserved independent assessment for a separate first attempt before teacher feedback.</w:t>
+      </w:r>
+    </w:p>
+    <w:p>
+      <w:r>
+        <w:t>Sample for the conditions in which the plant classifier will actually be used.</w:t>
+      </w:r>
+    </w:p>
+    <w:p>
+      <w:pPr>
+        <w:pStyle w:val="Heading3"/>
+      </w:pPr>
+      <w:r>
+        <w:t>Practice 1: explain the deciding evidence</w:t>
+      </w:r>
+    </w:p>
+    <w:p>
+      <w:r>
+        <w:t>Which labelled step matches this detail? Collect consented fictional or teacher-created evening examples; keep plant groups separate across development and final evaluation.</w:t>
+      </w:r>
+    </w:p>
+    <w:p>
+      <w:r>
+        <w:t>1. Identify gap</w:t>
+      </w:r>
+    </w:p>
+    <w:p>
+      <w:r>
+        <w:t>2. Declare coverage</w:t>
+      </w:r>
+    </w:p>
+    <w:p>
+      <w:r>
+        <w:t>3. Plan comparison</w:t>
+      </w:r>
+    </w:p>
+    <w:p>
+      <w:pPr>
+        <w:pStyle w:val="Heading3"/>
+      </w:pPr>
+      <w:r>
+        <w:t>My selected conclusion, deciding fact and explanation</w:t>
+      </w:r>
+    </w:p>
+    <w:p>
+      <w:r>
+        <w:t>________________________________________________________________</w:t>
+      </w:r>
+    </w:p>
+    <w:p>
+      <w:r>
+        <w:t>________________________________________________________________</w:t>
+      </w:r>
+    </w:p>
+    <w:p>
+      <w:r>
+        <w:t>________________________________________________________________</w:t>
+      </w:r>
+    </w:p>
+    <w:p>
+      <w:r>
+        <w:t>________________________________________________________________</w:t>
+      </w:r>
+    </w:p>
+    <w:p>
+      <w:r>
+        <w:t>________________________________________________________________</w:t>
+      </w:r>
+    </w:p>
+    <w:p>
+      <w:r>
+        <w:t>Hint if needed: Read the steps in the pictorial case. Match the supplied detail to the stage that performs or records it.</w:t>
+      </w:r>
+    </w:p>
+    <w:p>
+      <w:r>
+        <w:t>After your attempt, compare with the supported explanation: Plan comparison Collect consented fictional or teacher-created evening examples; keep plant groups separate across development and final evaluation. Read the picture in order. Collect consented fictional or teacher-created evening examples; keep plant groups separate across development and final evaluation. The arrows show which recorded input or intermediate result each decision uses. Explain the deciding step aloud before checking the changed case; pointing to the final answer alone does not show how it follows.</w:t>
+      </w:r>
+    </w:p>
+    <w:p>
+      <w:pPr>
+        <w:pStyle w:val="Heading3"/>
+      </w:pPr>
+      <w:r>
+        <w:t>Practice 2: explain the deciding evidence</w:t>
+      </w:r>
+    </w:p>
+    <w:p>
+      <w:r>
+        <w:t>Changed-case practice: Collect 12 more midday windowsill photos of the same plants. Which conclusion is supported by the supplied facts?</w:t>
+      </w:r>
+    </w:p>
+    <w:p>
+      <w:r>
+        <w:t>1. This one example guarantees correct results for every future input.</w:t>
+      </w:r>
+    </w:p>
+    <w:p>
+      <w:r>
+        <w:t>2. We can decide the result without examining the changed input or the procedure.</w:t>
+      </w:r>
+    </w:p>
+    <w:p>
+      <w:r>
+        <w:t>3. The evening-coverage gap remains.</w:t>
+      </w:r>
+    </w:p>
+    <w:p>
+      <w:pPr>
+        <w:pStyle w:val="Heading3"/>
+      </w:pPr>
+      <w:r>
+        <w:t>My selected conclusion, deciding fact and explanation</w:t>
+      </w:r>
+    </w:p>
+    <w:p>
+      <w:r>
+        <w:t>________________________________________________________________</w:t>
+      </w:r>
+    </w:p>
+    <w:p>
+      <w:r>
+        <w:t>________________________________________________________________</w:t>
+      </w:r>
+    </w:p>
+    <w:p>
+      <w:r>
+        <w:t>________________________________________________________________</w:t>
+      </w:r>
+    </w:p>
+    <w:p>
+      <w:r>
+        <w:t>________________________________________________________________</w:t>
+      </w:r>
+    </w:p>
+    <w:p>
+      <w:r>
+        <w:t>________________________________________________________________</w:t>
+      </w:r>
+    </w:p>
+    <w:p>
+      <w:r>
+        <w:t>Hint if needed: Use the changed condition and the deciding step in the pictorial trace. The answer must say what follows from those facts.</w:t>
+      </w:r>
+    </w:p>
+    <w:p>
+      <w:r>
+        <w:t>After your attempt, compare with the supported explanation: The evening-coverage gap remains. More rows in the same condition do not supply evidence about the missing condition.</w:t>
+      </w:r>
+    </w:p>
+    <w:p>
+      <w:pPr>
+        <w:pStyle w:val="Heading3"/>
+      </w:pPr>
+      <w:r>
+        <w:t>Repair a missing building block</w:t>
+      </w:r>
+    </w:p>
+    <w:p>
+      <w:r>
+        <w:t>Review Label Quality (ai-4/6). Goal: Write an observable label rule with boundaries and a review option. Short practice: Why should two annotators not vote away Z’s missing evidence? Point to the relevant step in the picture, then write the changed result and the rule or evidence that supports it.. Return to this week and explain what you changed.</w:t>
+      </w:r>
+    </w:p>
+    <w:p>
+      <w:r>
+        <w:t>Review Python and Table Readiness (ai-4/4). Goal: Specify a table schema. Short practice: Why should the missing value not silently become zero? Point to the relevant step in the picture, then write the changed result and the rule or evidence that supports it.. Return to this week and explain what you changed.</w:t>
+      </w:r>
+    </w:p>
+    <w:p>
+      <w:r>
+        <w:t>Review The ML Lifecycle (ai-4/1). Goal: Distinguish fitting a rule from applying a fixed rule. Short practice: Should the team silently retune on the changed test? Point to the relevant step in the picture, then write the changed result and the rule or evidence that supports it.. Return to this week and explain what you changed.</w:t>
+      </w:r>
+    </w:p>
+    <w:p>
+      <w:pPr>
+        <w:pStyle w:val="Heading3"/>
+      </w:pPr>
+      <w:r>
+        <w:t>Predict, run and debug</w:t>
+      </w:r>
+    </w:p>
+    <w:p>
+      <w:r>
+        <w:t>The browser lab lets you edit the supported Python examples already included in this lesson. Predict first, run, inspect the actual output or error, change one input, then run again. Keep code, predictions, actual results and a reasoned revision together. On paper, label your result as a trace rather than an execution.</w:t>
+      </w:r>
+    </w:p>
+    <w:p>
+      <w:pPr>
+        <w:pStyle w:val="Heading3"/>
+      </w:pPr>
+      <w:r>
+        <w:t>Keep your completed work</w:t>
+      </w:r>
+    </w:p>
+    <w:p>
+      <w:r>
+        <w:t>Use Download completed work in the hosted lesson to export your answers, reflections, practice feedback and code-run evidence. Open the HTML copy to read or print it. Drafts stay in this browser when storage is available; clear drafts on a shared device.</w:t>
+      </w:r>
+    </w:p>
+    <w:p>
+      <w:pPr>
+        <w:pStyle w:val="Heading3"/>
+      </w:pPr>
+      <w:r>
+        <w:t>What I repaired, the evidence I kept and the next test</w:t>
+      </w:r>
+    </w:p>
+    <w:p>
+      <w:r>
+        <w:t>________________________________________________________________</w:t>
+      </w:r>
+    </w:p>
+    <w:p>
+      <w:r>
+        <w:t>________________________________________________________________</w:t>
+      </w:r>
+    </w:p>
+    <w:p>
+      <w:r>
+        <w:t>________________________________________________________________</w:t>
+      </w:r>
+    </w:p>
+    <w:p>
+      <w:r>
+        <w:t>________________________________________________________________</w:t>
+      </w:r>
+    </w:p>
+    <w:p>
+      <w:r>
+        <w:t>________________________________________________________________</w:t>
+      </w:r>
+    </w:p>
     <w:sectPr>
       <w:pgSz w:w="12240" w:h="15840"/>
       <w:pgMar w:top="936" w:right="1008" w:bottom="936" w:left="1008" w:header="720" w:footer="720" w:gutter="0"/>

--- a/downloads/workbook/ai-4-week-07.docx
+++ b/downloads/workbook/ai-4-week-07.docx
@@ -30,6 +30,17 @@
     </w:p>
     <w:p>
       <w:r>
+        <w:t>Record your starting explanation for Sampling and Intended Use before opening notes. Show any later correction separately.</w:t>
+      </w:r>
+    </w:p>
+    <w:p>
+      <w:pPr>
+        <w:spacing w:line="336" w:lineRule="auto" w:after="180"/>
+      </w:pPr>
+      <w:r>
+        <w:rPr>
+          <w:b w:val="0"/>
+        </w:rPr>
         <w:t>Try the recall before opening notes. Then use a different colour or a labelled second line to correct your explanation.</w:t>
       </w:r>
     </w:p>
@@ -42,7 +53,13 @@
       </w:r>
     </w:p>
     <w:p>
-      <w:r>
+      <w:pPr>
+        <w:spacing w:line="336" w:lineRule="auto" w:after="180"/>
+      </w:pPr>
+      <w:r>
+        <w:rPr>
+          <w:b w:val="0"/>
+        </w:rPr>
         <w:t>Without opening the old lesson, explain one key idea from Label Quality. Give an example and a mistake that the idea helps you avoid.</w:t>
       </w:r>
     </w:p>
@@ -78,7 +95,13 @@
       </w:r>
     </w:p>
     <w:p>
-      <w:r>
+      <w:pPr>
+        <w:spacing w:line="336" w:lineRule="auto" w:after="180"/>
+      </w:pPr>
+      <w:r>
+        <w:rPr>
+          <w:b w:val="0"/>
+        </w:rPr>
         <w:t>Without opening the old lesson, explain one key idea from Python and Table Readiness. Give an example and a mistake that the idea helps you avoid.</w:t>
       </w:r>
     </w:p>
@@ -114,7 +137,13 @@
       </w:r>
     </w:p>
     <w:p>
-      <w:r>
+      <w:pPr>
+        <w:spacing w:line="336" w:lineRule="auto" w:after="180"/>
+      </w:pPr>
+      <w:r>
+        <w:rPr>
+          <w:b w:val="0"/>
+        </w:rPr>
         <w:t>Without opening the old lesson, explain one key idea from The ML Lifecycle. Give an example and a mistake that the idea helps you avoid.</w:t>
       </w:r>
     </w:p>
@@ -151,6 +180,17 @@
     </w:p>
     <w:p>
       <w:r>
+        <w:t>Complete the supported Sampling and Intended Use trace and record the first step you can explain without help.</w:t>
+      </w:r>
+    </w:p>
+    <w:p>
+      <w:pPr>
+        <w:spacing w:line="336" w:lineRule="auto" w:after="180"/>
+      </w:pPr>
+      <w:r>
+        <w:rPr>
+          <w:b w:val="0"/>
+        </w:rPr>
         <w:t>Use W2: Interpret the audit counts for Dataset inspection and cards. Record the answer once; the lesson and workbook refer to the same attempt.</w:t>
       </w:r>
     </w:p>
@@ -279,7 +319,29 @@
     </w:p>
     <w:p>
       <w:r>
-        <w:t>Use the worked case for Dataset inspection and cards. Proposed explanation: “A complete card certifies data quality”. Decide whether this explanation is supported. Point to the step or supplied fact that decides; explain your repair if needed.</w:t>
+        <w:t>Check the proposed Sampling and Intended Use explanation against the supplied facts before discussing it.</w:t>
+      </w:r>
+    </w:p>
+    <w:p>
+      <w:pPr>
+        <w:spacing w:line="336" w:lineRule="auto" w:after="180"/>
+      </w:pPr>
+      <w:r>
+        <w:rPr>
+          <w:b w:val="0"/>
+        </w:rPr>
+        <w:t>Use the worked case for Dataset inspection and cards. Proposed explanation: “A complete card certifies data quality”. Decide whether this explanation is supported.</w:t>
+      </w:r>
+    </w:p>
+    <w:p>
+      <w:pPr>
+        <w:spacing w:line="336" w:lineRule="auto" w:after="180"/>
+      </w:pPr>
+      <w:r>
+        <w:rPr>
+          <w:b w:val="0"/>
+        </w:rPr>
+        <w:t>Point to the step or supplied fact that decides; explain your repair if needed.</w:t>
       </w:r>
     </w:p>
     <w:p>
@@ -319,6 +381,11 @@
       </w:r>
     </w:p>
     <w:p>
+      <w:r>
+        <w:t>Write one first attempt at the reserved independent case before feedback. Repeated copies of that case refer to the same recorded attempt.</w:t>
+      </w:r>
+    </w:p>
+    <w:p>
       <w:pPr>
         <w:pStyle w:val="Heading3"/>
       </w:pPr>
@@ -327,8 +394,32 @@
       </w:r>
     </w:p>
     <w:p>
-      <w:r>
-        <w:t>Training plant photos are all indoors on one phone. Intended use includes outdoor photos on other cameras. Plan a sampling check before making a general accuracy claim.</w:t>
+      <w:pPr>
+        <w:spacing w:line="336" w:lineRule="auto" w:after="180"/>
+      </w:pPr>
+      <w:r>
+        <w:rPr>
+          <w:b/>
+        </w:rPr>
+        <w:t>Training</w:t>
+      </w:r>
+      <w:r>
+        <w:rPr>
+          <w:b w:val="0"/>
+        </w:rPr>
+        <w:t xml:space="preserve"> plant photos are all indoors on one phone. </w:t>
+      </w:r>
+      <w:r>
+        <w:rPr>
+          <w:b/>
+        </w:rPr>
+        <w:t>Intended use</w:t>
+      </w:r>
+      <w:r>
+        <w:rPr>
+          <w:b w:val="0"/>
+        </w:rPr>
+        <w:t xml:space="preserve"> includes outdoor photos on other cameras. Plan a sampling check before making a general accuracy claim.</w:t>
       </w:r>
     </w:p>
     <w:p>
@@ -375,7 +466,13 @@
       </w:r>
     </w:p>
     <w:p>
-      <w:r>
+      <w:pPr>
+        <w:spacing w:line="336" w:lineRule="auto" w:after="180"/>
+      </w:pPr>
+      <w:r>
+        <w:rPr>
+          <w:b w:val="0"/>
+        </w:rPr>
         <w:t>Attempt this case before feedback. Record any help. Earlier examples below are further practice; a case already practised with feedback cannot establish fresh transfer.</w:t>
       </w:r>
     </w:p>
@@ -389,7 +486,24 @@
     </w:p>
     <w:p>
       <w:r>
-        <w:t>Training uses indoor photos from one phone; deployment uses outdoor photos from several phones. Specify two evaluation slices and explain why adding more indoor photos may not resolve the gap.</w:t>
+        <w:t>Connect the Sampling and Intended Use target to a trace and a justified conclusion.</w:t>
+      </w:r>
+    </w:p>
+    <w:p>
+      <w:pPr>
+        <w:spacing w:line="336" w:lineRule="auto" w:after="180"/>
+      </w:pPr>
+      <w:r>
+        <w:rPr>
+          <w:b/>
+        </w:rPr>
+        <w:t>Training</w:t>
+      </w:r>
+      <w:r>
+        <w:rPr>
+          <w:b w:val="0"/>
+        </w:rPr>
+        <w:t xml:space="preserve"> uses indoor photos from one phone; deployment uses outdoor photos from several phones. Specify two evaluation slices and explain why adding more indoor photos may not resolve the gap.</w:t>
       </w:r>
     </w:p>
     <w:p>
@@ -402,17 +516,64 @@
     </w:p>
     <w:p>
       <w:r>
-        <w:t>Training photos use indoor white backgrounds; intended use is outdoors.</w:t>
-      </w:r>
-    </w:p>
-    <w:p>
-      <w:r>
+        <w:t>Solve the supplied Sampling and Intended Use case and show the deciding evidence.</w:t>
+      </w:r>
+    </w:p>
+    <w:p>
+      <w:pPr>
+        <w:spacing w:line="336" w:lineRule="auto" w:after="180"/>
+      </w:pPr>
+      <w:r>
+        <w:rPr>
+          <w:b/>
+        </w:rPr>
+        <w:t>Training</w:t>
+      </w:r>
+      <w:r>
+        <w:rPr>
+          <w:b w:val="0"/>
+        </w:rPr>
+        <w:t xml:space="preserve"> photos use indoor white backgrounds; </w:t>
+      </w:r>
+      <w:r>
+        <w:rPr>
+          <w:b/>
+        </w:rPr>
+        <w:t>intended use</w:t>
+      </w:r>
+      <w:r>
+        <w:rPr>
+          <w:b w:val="0"/>
+        </w:rPr>
+        <w:t xml:space="preserve"> is outdoors.</w:t>
+      </w:r>
+    </w:p>
+    <w:p>
+      <w:pPr>
+        <w:spacing w:line="336" w:lineRule="auto" w:after="180"/>
+      </w:pPr>
+      <w:r>
+        <w:rPr>
+          <w:b w:val="0"/>
+        </w:rPr>
         <w:t>Identify the coverage gap.</w:t>
       </w:r>
     </w:p>
     <w:p>
-      <w:r>
-        <w:t>Show your trace, calculation or evidence</w:t>
+      <w:pPr>
+        <w:spacing w:line="336" w:lineRule="auto" w:after="180"/>
+      </w:pPr>
+      <w:r>
+        <w:rPr>
+          <w:b w:val="0"/>
+        </w:rPr>
+        <w:t xml:space="preserve">Show your trace, calculation or </w:t>
+      </w:r>
+      <w:r>
+        <w:rPr>
+          <w:b/>
+        </w:rPr>
+        <w:t>evidence</w:t>
       </w:r>
     </w:p>
     <w:p>
@@ -458,11 +619,47 @@
     </w:p>
     <w:p>
       <w:r>
-        <w:t>Training photographs all show mature plants in bright light, but intended users photograph seedlings indoors. What claim is unsupported and what data is needed?</w:t>
-      </w:r>
-    </w:p>
-    <w:p>
-      <w:r>
+        <w:t>Apply the procedure to the changed case and record why the conclusion follows.</w:t>
+      </w:r>
+    </w:p>
+    <w:p>
+      <w:pPr>
+        <w:spacing w:line="336" w:lineRule="auto" w:after="180"/>
+        <w:shd w:fill="F5F1FB"/>
+      </w:pPr>
+      <w:r>
+        <w:rPr>
+          <w:b/>
+        </w:rPr>
+        <w:t>Training</w:t>
+      </w:r>
+      <w:r>
+        <w:rPr>
+          <w:b w:val="0"/>
+        </w:rPr>
+        <w:t xml:space="preserve"> photographs all show mature plants in bright light, but </w:t>
+      </w:r>
+      <w:r>
+        <w:rPr>
+          <w:b/>
+        </w:rPr>
+        <w:t>intended use</w:t>
+      </w:r>
+      <w:r>
+        <w:rPr>
+          <w:b w:val="0"/>
+        </w:rPr>
+        <w:t>rs photograph seedlings indoors. What claim is unsupported and what data is needed?</w:t>
+      </w:r>
+    </w:p>
+    <w:p>
+      <w:pPr>
+        <w:spacing w:line="336" w:lineRule="auto" w:after="180"/>
+      </w:pPr>
+      <w:r>
+        <w:rPr>
+          <w:b w:val="0"/>
+        </w:rPr>
         <w:t>My independent answer and reason</w:t>
       </w:r>
     </w:p>
@@ -517,7 +714,30 @@
     </w:p>
     <w:p>
       <w:r>
-        <w:t>Create a changed input, boundary case or missing-information case. Write the expected answer or safe response before testing.</w:t>
+        <w:t>Specify a changed input, expected result and observation separately.</w:t>
+      </w:r>
+    </w:p>
+    <w:p>
+      <w:pPr>
+        <w:spacing w:line="336" w:lineRule="auto" w:after="180"/>
+      </w:pPr>
+      <w:r>
+        <w:rPr>
+          <w:b w:val="0"/>
+        </w:rPr>
+        <w:t xml:space="preserve">Create a changed </w:t>
+      </w:r>
+      <w:r>
+        <w:rPr>
+          <w:b/>
+        </w:rPr>
+        <w:t>input</w:t>
+      </w:r>
+      <w:r>
+        <w:rPr>
+          <w:b w:val="0"/>
+        </w:rPr>
+        <w:t>, boundary case or missing-information case. Write the expected answer or safe response before testing.</w:t>
       </w:r>
     </w:p>
     <w:tbl>
@@ -646,12 +866,41 @@
     </w:p>
     <w:p>
       <w:r>
+        <w:t>Justify what Sampling and Intended Use adds to Responsible Plant Classifier and keep the evidence.</w:t>
+      </w:r>
+    </w:p>
+    <w:p>
+      <w:pPr>
+        <w:spacing w:line="336" w:lineRule="auto" w:after="180"/>
+      </w:pPr>
+      <w:r>
+        <w:rPr>
+          <w:b w:val="0"/>
+        </w:rPr>
         <w:t>Freeze the Plant Classifier intended-use statement and a coverage table for species, lighting, camera, and health class.</w:t>
       </w:r>
     </w:p>
     <w:p>
-      <w:r>
-        <w:t>The project change and evidence I will keep</w:t>
+      <w:pPr>
+        <w:spacing w:line="336" w:lineRule="auto" w:after="180"/>
+      </w:pPr>
+      <w:r>
+        <w:rPr>
+          <w:b w:val="0"/>
+        </w:rPr>
+        <w:t xml:space="preserve">The project change and </w:t>
+      </w:r>
+      <w:r>
+        <w:rPr>
+          <w:b/>
+        </w:rPr>
+        <w:t>evidence</w:t>
+      </w:r>
+      <w:r>
+        <w:rPr>
+          <w:b w:val="0"/>
+        </w:rPr>
+        <w:t xml:space="preserve"> I will keep</w:t>
       </w:r>
     </w:p>
     <w:p>
@@ -697,11 +946,54 @@
     </w:p>
     <w:p>
       <w:r>
-        <w:t>I can explain the mechanism. I can show evidence. I can handle a changed case. I can name a limit. Mark each as not yet, with help or independently, and attach supporting work.</w:t>
-      </w:r>
-    </w:p>
-    <w:p>
-      <w:r>
+        <w:t>Judge explanation, evidence, transfer and limits separately; attach the work behind your judgement.</w:t>
+      </w:r>
+    </w:p>
+    <w:p>
+      <w:pPr>
+        <w:pStyle w:val="ListBullet"/>
+      </w:pPr>
+      <w:r>
+        <w:t>I can explain the mechanism.</w:t>
+      </w:r>
+    </w:p>
+    <w:p>
+      <w:pPr>
+        <w:pStyle w:val="ListBullet"/>
+      </w:pPr>
+      <w:r>
+        <w:t>I can show evidence.</w:t>
+      </w:r>
+    </w:p>
+    <w:p>
+      <w:pPr>
+        <w:pStyle w:val="ListBullet"/>
+      </w:pPr>
+      <w:r>
+        <w:t>I can handle a changed case.</w:t>
+      </w:r>
+    </w:p>
+    <w:p>
+      <w:pPr>
+        <w:pStyle w:val="ListBullet"/>
+      </w:pPr>
+      <w:r>
+        <w:t>I can name a limit.</w:t>
+      </w:r>
+    </w:p>
+    <w:p>
+      <w:r>
+        <w:t>Mark each as not yet, with help or independently, and attach supporting work.</w:t>
+      </w:r>
+    </w:p>
+    <w:p>
+      <w:pPr>
+        <w:spacing w:line="336" w:lineRule="auto" w:after="180"/>
+      </w:pPr>
+      <w:r>
+        <w:rPr>
+          <w:b w:val="0"/>
+        </w:rPr>
         <w:t>Teacher review ____________________  Next step ____________________</w:t>
       </w:r>
     </w:p>
@@ -715,7 +1007,24 @@
     </w:p>
     <w:p>
       <w:r>
-        <w:t>Training uses indoor photos from one phone; deployment uses outdoor photos from several phones. Specify two evaluation slices and explain why adding more indoor photos may not resolve the gap.</w:t>
+        <w:t>Use this earlier case as transfer practice. A case already discussed with feedback is not fresh assessment evidence.</w:t>
+      </w:r>
+    </w:p>
+    <w:p>
+      <w:pPr>
+        <w:spacing w:line="336" w:lineRule="auto" w:after="180"/>
+      </w:pPr>
+      <w:r>
+        <w:rPr>
+          <w:b/>
+        </w:rPr>
+        <w:t>Training</w:t>
+      </w:r>
+      <w:r>
+        <w:rPr>
+          <w:b w:val="0"/>
+        </w:rPr>
+        <w:t xml:space="preserve"> uses indoor photos from one phone; deployment uses outdoor photos from several phones. Specify two evaluation slices and explain why adding more indoor photos may not resolve the gap.</w:t>
       </w:r>
     </w:p>
     <w:p>
@@ -762,7 +1071,13 @@
       </w:r>
     </w:p>
     <w:p>
-      <w:r>
+      <w:pPr>
+        <w:spacing w:line="336" w:lineRule="auto" w:after="180"/>
+      </w:pPr>
+      <w:r>
+        <w:rPr>
+          <w:b w:val="0"/>
+        </w:rPr>
         <w:t>Record support used: none, hint or teacher explanation.</w:t>
       </w:r>
     </w:p>
@@ -776,6 +1091,17 @@
     </w:p>
     <w:p>
       <w:r>
+        <w:t>Define the row and source. Apply the supplied Sampling and Intended Use facts and keep your reasoning.</w:t>
+      </w:r>
+    </w:p>
+    <w:p>
+      <w:pPr>
+        <w:spacing w:line="336" w:lineRule="auto" w:after="180"/>
+      </w:pPr>
+      <w:r>
+        <w:rPr>
+          <w:b w:val="0"/>
+        </w:rPr>
         <w:t>For Robot practice v1, state what one row is intended to represent, the source, the unit and the meaning of None.</w:t>
       </w:r>
     </w:p>
@@ -827,6 +1153,18 @@
     </w:p>
     <w:p>
       <w:r>
+        <w:t>Interpret the audit counts. Apply the supplied Sampling and Intended Use facts and keep your reasoning.</w:t>
+      </w:r>
+    </w:p>
+    <w:p>
+      <w:pPr>
+        <w:spacing w:line="336" w:lineRule="auto" w:after="180"/>
+        <w:shd w:fill="F5F1FB"/>
+      </w:pPr>
+      <w:r>
+        <w:rPr>
+          <w:b w:val="0"/>
+        </w:rPr>
         <w:t>Explain each number in 5 4 2 1. How many extra ID occurrences are there, and how many rows belong to a repeated-ID group?</w:t>
       </w:r>
     </w:p>
@@ -878,6 +1216,17 @@
     </w:p>
     <w:p>
       <w:r>
+        <w:t>Reject an unsupported correction. Apply the supplied Sampling and Intended Use facts and keep your reasoning.</w:t>
+      </w:r>
+    </w:p>
+    <w:p>
+      <w:pPr>
+        <w:spacing w:line="336" w:lineRule="auto" w:after="180"/>
+      </w:pPr>
+      <w:r>
+        <w:rPr>
+          <w:b w:val="0"/>
+        </w:rPr>
         <w:t>A learner changes None to 0 and -2 to 2, then reports a clean dataset. Explain why this is not a justified repair and what record should be kept.</w:t>
       </w:r>
     </w:p>
@@ -929,7 +1278,53 @@
     </w:p>
     <w:p>
       <w:r>
-        <w:t>A new fictional indoor trip export has (P,4), (Q,None), (Q,None), (R,-1), (S,6), (T,0), with durations in minutes and the same schema. Count raw rows, distinct IDs, missing durations, negative durations and extra ID occurrences. Identify overlap. Draft a short dataset card stating source, row meaning, unit, findings, unchanged version and one excluded use.</w:t>
+        <w:t>Attempt before feedback. If this repeats the selected independent case, reuse that first attempt; otherwise keep a separate record. Inspect and document independently. Apply the supplied Sampling and Intended Use facts and keep your reasoning.</w:t>
+      </w:r>
+    </w:p>
+    <w:p>
+      <w:pPr>
+        <w:spacing w:line="336" w:lineRule="auto" w:after="180"/>
+      </w:pPr>
+      <w:r>
+        <w:rPr>
+          <w:b w:val="0"/>
+        </w:rPr>
+        <w:t xml:space="preserve">A new fictional indoor trip export has (P,4), (Q,None), (Q,None), (R,-1), (S,6), (T,0), with durations in minutes and the same </w:t>
+      </w:r>
+      <w:r>
+        <w:rPr>
+          <w:b/>
+        </w:rPr>
+        <w:t>schema</w:t>
+      </w:r>
+      <w:r>
+        <w:rPr>
+          <w:b w:val="0"/>
+        </w:rPr>
+        <w:t>.</w:t>
+      </w:r>
+    </w:p>
+    <w:p>
+      <w:pPr>
+        <w:spacing w:line="336" w:lineRule="auto" w:after="180"/>
+      </w:pPr>
+      <w:r>
+        <w:rPr>
+          <w:b w:val="0"/>
+        </w:rPr>
+        <w:t xml:space="preserve">Count raw rows, distinct IDs, missing durations, negative durations and extra ID occurrences. Identify overlap. Draft a short </w:t>
+      </w:r>
+      <w:r>
+        <w:rPr>
+          <w:b/>
+        </w:rPr>
+        <w:t>dataset card</w:t>
+      </w:r>
+      <w:r>
+        <w:rPr>
+          <w:b w:val="0"/>
+        </w:rPr>
+        <w:t xml:space="preserve"> stating source, row meaning, unit, findings, unchanged version and one excluded use.</w:t>
       </w:r>
     </w:p>
     <w:p>
@@ -990,6 +1385,17 @@
     </w:p>
     <w:p>
       <w:r>
+        <w:t>State an evidence gap. Apply the supplied Sampling and Intended Use facts and keep your reasoning.</w:t>
+      </w:r>
+    </w:p>
+    <w:p>
+      <w:pPr>
+        <w:spacing w:line="336" w:lineRule="auto" w:after="180"/>
+      </w:pPr>
+      <w:r>
+        <w:rPr>
+          <w:b w:val="0"/>
+        </w:rPr>
         <w:t>Someone duplicates each row ten times and claims the export now covers more kinds of trips. Explain what changed and what did not.</w:t>
       </w:r>
     </w:p>
@@ -1037,6 +1443,11 @@
       </w:pPr>
       <w:r>
         <w:t>17. Feedback, return check and learning record</w:t>
+      </w:r>
+    </w:p>
+    <w:p>
+      <w:r>
+        <w:t>Record the first repaired step and a different case to revisit after a delay.</w:t>
       </w:r>
     </w:p>
     <w:tbl>
@@ -1176,7 +1587,13 @@
       </w:tr>
     </w:tbl>
     <w:p>
-      <w:r>
+      <w:pPr>
+        <w:spacing w:line="336" w:lineRule="auto" w:after="180"/>
+      </w:pPr>
+      <w:r>
+        <w:rPr>
+          <w:b w:val="0"/>
+        </w:rPr>
         <w:t>Revisit this idea with your teacher after a delay. Familiarity is different from explaining and using it on a changed case.</w:t>
       </w:r>
     </w:p>
@@ -1190,17 +1607,76 @@
     </w:p>
     <w:p>
       <w:r>
-        <w:t>Sample for the conditions in which the plant classifier will actually be used.</w:t>
-      </w:r>
-    </w:p>
-    <w:p>
-      <w:r>
-        <w:t>Training set: 12 windowsill plants photographed at midday. Intended use includes evening desk photos; no evening examples have been collected.</w:t>
-      </w:r>
-    </w:p>
-    <w:p>
-      <w:r>
-        <w:t>All inputs and outcomes in this worked example are invented classroom data; no real model run is claimed.</w:t>
+        <w:t>Sample for the conditions in which the plant classifier will actually be used. Explain the labelled step before checking the changed condition.</w:t>
+      </w:r>
+    </w:p>
+    <w:p>
+      <w:pPr>
+        <w:spacing w:line="336" w:lineRule="auto" w:after="180"/>
+      </w:pPr>
+      <w:r>
+        <w:rPr>
+          <w:b/>
+        </w:rPr>
+        <w:t>Sample</w:t>
+      </w:r>
+      <w:r>
+        <w:rPr>
+          <w:b w:val="0"/>
+        </w:rPr>
+        <w:t xml:space="preserve"> for the conditions in which the plant classifier will actually be used.</w:t>
+      </w:r>
+    </w:p>
+    <w:p>
+      <w:pPr>
+        <w:spacing w:line="336" w:lineRule="auto" w:after="180"/>
+      </w:pPr>
+      <w:r>
+        <w:rPr>
+          <w:b/>
+        </w:rPr>
+        <w:t>Training</w:t>
+      </w:r>
+      <w:r>
+        <w:rPr>
+          <w:b w:val="0"/>
+        </w:rPr>
+        <w:t xml:space="preserve"> set: 12 windowsill plants photographed at midday. </w:t>
+      </w:r>
+      <w:r>
+        <w:rPr>
+          <w:b/>
+        </w:rPr>
+        <w:t>Intended use</w:t>
+      </w:r>
+      <w:r>
+        <w:rPr>
+          <w:b w:val="0"/>
+        </w:rPr>
+        <w:t xml:space="preserve"> includes evening desk photos; no evening examples have been collected.</w:t>
+      </w:r>
+    </w:p>
+    <w:p>
+      <w:pPr>
+        <w:spacing w:line="336" w:lineRule="auto" w:after="180"/>
+      </w:pPr>
+      <w:r>
+        <w:rPr>
+          <w:b w:val="0"/>
+        </w:rPr>
+        <w:t xml:space="preserve">All </w:t>
+      </w:r>
+      <w:r>
+        <w:rPr>
+          <w:b/>
+        </w:rPr>
+        <w:t>input</w:t>
+      </w:r>
+      <w:r>
+        <w:rPr>
+          <w:b w:val="0"/>
+        </w:rPr>
+        <w:t>s and outcomes in this worked example are invented classroom data; no real model run is claimed.</w:t>
       </w:r>
     </w:p>
     <w:p>
@@ -1240,8 +1716,26 @@
       </w:r>
     </w:p>
     <w:p>
-      <w:r>
-        <w:t>Which collection would address the intended-use gap most directly? Point to the relevant step in the picture, then write the changed result and the rule or evidence that supports it.</w:t>
+      <w:pPr>
+        <w:spacing w:line="336" w:lineRule="auto" w:after="180"/>
+      </w:pPr>
+      <w:r>
+        <w:rPr>
+          <w:b w:val="0"/>
+        </w:rPr>
+        <w:t xml:space="preserve">Which collection would address the intended-use gap most directly? Point to the relevant step in the picture, then write the changed result and the rule or </w:t>
+      </w:r>
+      <w:r>
+        <w:rPr>
+          <w:b/>
+        </w:rPr>
+        <w:t>evidence</w:t>
+      </w:r>
+      <w:r>
+        <w:rPr>
+          <w:b w:val="0"/>
+        </w:rPr>
+        <w:t xml:space="preserve"> that supports it.</w:t>
       </w:r>
     </w:p>
     <w:p>
@@ -1283,13 +1777,69 @@
       </w:r>
     </w:p>
     <w:p>
-      <w:r>
-        <w:t>Support used: alone / hint / worked example. This record is practice evidence.</w:t>
-      </w:r>
-    </w:p>
-    <w:p>
-      <w:r>
-        <w:t>Project connection: For your Responsible Plant Classifier, save the input, procedure, observed result and limitation of this check. Label this worked example as practice; use a different, previously unreviewed case when checking independent understanding.</w:t>
+      <w:pPr>
+        <w:pStyle w:val="Heading3"/>
+      </w:pPr>
+      <w:r>
+        <w:t>Record the help used</w:t>
+      </w:r>
+    </w:p>
+    <w:p>
+      <w:pPr>
+        <w:spacing w:line="336" w:lineRule="auto" w:after="180"/>
+        <w:shd w:fill="F1F6F8"/>
+      </w:pPr>
+      <w:r>
+        <w:rPr>
+          <w:b w:val="0"/>
+        </w:rPr>
+        <w:t xml:space="preserve">Support used: alone / hint / worked example. This record is practice </w:t>
+      </w:r>
+      <w:r>
+        <w:rPr>
+          <w:b/>
+        </w:rPr>
+        <w:t>evidence</w:t>
+      </w:r>
+      <w:r>
+        <w:rPr>
+          <w:b w:val="0"/>
+        </w:rPr>
+        <w:t>.</w:t>
+      </w:r>
+    </w:p>
+    <w:p>
+      <w:pPr>
+        <w:spacing w:line="336" w:lineRule="auto" w:after="180"/>
+      </w:pPr>
+      <w:r>
+        <w:rPr>
+          <w:b w:val="0"/>
+        </w:rPr>
+        <w:t xml:space="preserve">Project connection: For your Responsible Plant Classifier, save the </w:t>
+      </w:r>
+      <w:r>
+        <w:rPr>
+          <w:b/>
+        </w:rPr>
+        <w:t>input</w:t>
+      </w:r>
+      <w:r>
+        <w:rPr>
+          <w:b w:val="0"/>
+        </w:rPr>
+        <w:t>, procedure, observed result and limitation of this check.</w:t>
+      </w:r>
+    </w:p>
+    <w:p>
+      <w:pPr>
+        <w:spacing w:line="336" w:lineRule="auto" w:after="180"/>
+      </w:pPr>
+      <w:r>
+        <w:rPr>
+          <w:b w:val="0"/>
+        </w:rPr>
+        <w:t>Label this worked example as practice; use a different, previously unreviewed case when checking independent understanding.</w:t>
       </w:r>
     </w:p>
     <w:p>
@@ -1302,17 +1852,87 @@
     </w:p>
     <w:p>
       <w:r>
+        <w:t>Keep this week’s input, deciding step, result and limit together in the Responsible Plant Classifier record.</w:t>
+      </w:r>
+    </w:p>
+    <w:p>
+      <w:pPr>
+        <w:spacing w:line="336" w:lineRule="auto" w:after="180"/>
+      </w:pPr>
+      <w:r>
+        <w:rPr>
+          <w:b w:val="0"/>
+        </w:rPr>
         <w:t>Project: Responsible Plant Classifier</w:t>
       </w:r>
     </w:p>
     <w:p>
-      <w:r>
-        <w:t>Current milestone: Make a transparent first version. Keep a trace of how one input becomes an output; explain the rule or learned component.</w:t>
-      </w:r>
-    </w:p>
-    <w:p>
-      <w:r>
-        <w:t>For your Responsible Plant Classifier, save the input, procedure, observed result and limitation of this check. Label this worked example as practice; use a different, previously unreviewed case when checking independent understanding.</w:t>
+      <w:pPr>
+        <w:spacing w:line="336" w:lineRule="auto" w:after="180"/>
+      </w:pPr>
+      <w:r>
+        <w:rPr>
+          <w:b w:val="0"/>
+        </w:rPr>
+        <w:t xml:space="preserve">Current milestone: Make a transparent first version. Keep a trace of how one </w:t>
+      </w:r>
+      <w:r>
+        <w:rPr>
+          <w:b/>
+        </w:rPr>
+        <w:t>input</w:t>
+      </w:r>
+      <w:r>
+        <w:rPr>
+          <w:b w:val="0"/>
+        </w:rPr>
+        <w:t xml:space="preserve"> becomes an </w:t>
+      </w:r>
+      <w:r>
+        <w:rPr>
+          <w:b/>
+        </w:rPr>
+        <w:t>output</w:t>
+      </w:r>
+      <w:r>
+        <w:rPr>
+          <w:b w:val="0"/>
+        </w:rPr>
+        <w:t>; explain the rule or learned component.</w:t>
+      </w:r>
+    </w:p>
+    <w:p>
+      <w:pPr>
+        <w:spacing w:line="336" w:lineRule="auto" w:after="180"/>
+      </w:pPr>
+      <w:r>
+        <w:rPr>
+          <w:b w:val="0"/>
+        </w:rPr>
+        <w:t xml:space="preserve">For your Responsible Plant Classifier, save the </w:t>
+      </w:r>
+      <w:r>
+        <w:rPr>
+          <w:b/>
+        </w:rPr>
+        <w:t>input</w:t>
+      </w:r>
+      <w:r>
+        <w:rPr>
+          <w:b w:val="0"/>
+        </w:rPr>
+        <w:t>, procedure, observed result and limitation of this check.</w:t>
+      </w:r>
+    </w:p>
+    <w:p>
+      <w:pPr>
+        <w:spacing w:line="336" w:lineRule="auto" w:after="180"/>
+      </w:pPr>
+      <w:r>
+        <w:rPr>
+          <w:b w:val="0"/>
+        </w:rPr>
+        <w:t>Label this worked example as practice; use a different, previously unreviewed case when checking independent understanding.</w:t>
       </w:r>
     </w:p>
     <w:tbl>
@@ -1474,12 +2094,35 @@
     </w:p>
     <w:p>
       <w:r>
+        <w:t>Try the supported questions before comparing with hints and feedback. Record what you repaired and the evidence you retained.</w:t>
+      </w:r>
+    </w:p>
+    <w:p>
+      <w:pPr>
+        <w:spacing w:line="336" w:lineRule="auto" w:after="180"/>
+      </w:pPr>
+      <w:r>
+        <w:rPr>
+          <w:b w:val="0"/>
+        </w:rPr>
         <w:t>Use this supported practice once, in the browser or on paper. Keep the reserved independent assessment for a separate first attempt before teacher feedback.</w:t>
       </w:r>
     </w:p>
     <w:p>
-      <w:r>
-        <w:t>Sample for the conditions in which the plant classifier will actually be used.</w:t>
+      <w:pPr>
+        <w:spacing w:line="336" w:lineRule="auto" w:after="180"/>
+      </w:pPr>
+      <w:r>
+        <w:rPr>
+          <w:b/>
+        </w:rPr>
+        <w:t>Sample</w:t>
+      </w:r>
+      <w:r>
+        <w:rPr>
+          <w:b w:val="0"/>
+        </w:rPr>
+        <w:t xml:space="preserve"> for the conditions in which the plant classifier will actually be used.</w:t>
       </w:r>
     </w:p>
     <w:p>
@@ -1491,22 +2134,49 @@
       </w:r>
     </w:p>
     <w:p>
-      <w:r>
+      <w:pPr>
+        <w:spacing w:line="336" w:lineRule="auto" w:after="180"/>
+      </w:pPr>
+      <w:r>
+        <w:rPr>
+          <w:b w:val="0"/>
+        </w:rPr>
         <w:t>Which labelled step matches this detail? Collect consented fictional or teacher-created evening examples; keep plant groups separate across development and final evaluation.</w:t>
       </w:r>
     </w:p>
     <w:p>
-      <w:r>
+      <w:pPr>
+        <w:spacing w:line="336" w:lineRule="auto" w:after="180"/>
+        <w:shd w:fill="F4F9FC"/>
+      </w:pPr>
+      <w:r>
+        <w:rPr>
+          <w:b w:val="0"/>
+        </w:rPr>
         <w:t>1. Identify gap</w:t>
       </w:r>
     </w:p>
     <w:p>
-      <w:r>
+      <w:pPr>
+        <w:spacing w:line="336" w:lineRule="auto" w:after="180"/>
+        <w:shd w:fill="F4F9FC"/>
+      </w:pPr>
+      <w:r>
+        <w:rPr>
+          <w:b w:val="0"/>
+        </w:rPr>
         <w:t>2. Declare coverage</w:t>
       </w:r>
     </w:p>
     <w:p>
-      <w:r>
+      <w:pPr>
+        <w:spacing w:line="336" w:lineRule="auto" w:after="180"/>
+        <w:shd w:fill="F4F9FC"/>
+      </w:pPr>
+      <w:r>
+        <w:rPr>
+          <w:b w:val="0"/>
+        </w:rPr>
         <w:t>3. Plan comparison</w:t>
       </w:r>
     </w:p>
@@ -1544,40 +2214,166 @@
       </w:r>
     </w:p>
     <w:p>
-      <w:r>
+      <w:pPr>
+        <w:pStyle w:val="Heading3"/>
+      </w:pPr>
+      <w:r>
+        <w:t>Hint · try first</w:t>
+      </w:r>
+    </w:p>
+    <w:p>
+      <w:pPr>
+        <w:spacing w:line="336" w:lineRule="auto" w:after="180"/>
+        <w:shd w:fill="F1F6F8"/>
+      </w:pPr>
+      <w:r>
+        <w:rPr>
+          <w:b w:val="0"/>
+        </w:rPr>
         <w:t>Hint if needed: Read the steps in the pictorial case. Match the supplied detail to the stage that performs or records it.</w:t>
       </w:r>
     </w:p>
     <w:p>
-      <w:r>
-        <w:t>After your attempt, compare with the supported explanation: Plan comparison Collect consented fictional or teacher-created evening examples; keep plant groups separate across development and final evaluation. Read the picture in order. Collect consented fictional or teacher-created evening examples; keep plant groups separate across development and final evaluation. The arrows show which recorded input or intermediate result each decision uses. Explain the deciding step aloud before checking the changed case; pointing to the final answer alone does not show how it follows.</w:t>
-      </w:r>
-    </w:p>
-    <w:p>
       <w:pPr>
         <w:pStyle w:val="Heading3"/>
       </w:pPr>
       <w:r>
+        <w:t>Feedback · compare after trying</w:t>
+      </w:r>
+    </w:p>
+    <w:p>
+      <w:pPr>
+        <w:spacing w:line="336" w:lineRule="auto" w:after="180"/>
+        <w:shd w:fill="F1F6FC"/>
+      </w:pPr>
+      <w:r>
+        <w:rPr>
+          <w:b w:val="0"/>
+        </w:rPr>
+        <w:t>After your attempt, compare with the supported explanation: Plan comparison Collect consented fictional or teacher-created evening examples; keep plant groups separate across development and final evaluation.</w:t>
+      </w:r>
+    </w:p>
+    <w:p>
+      <w:pPr>
+        <w:spacing w:line="336" w:lineRule="auto" w:after="180"/>
+        <w:shd w:fill="F1F6FC"/>
+      </w:pPr>
+      <w:r>
+        <w:rPr>
+          <w:b w:val="0"/>
+        </w:rPr>
+        <w:t>Read the picture in order. Collect consented fictional or teacher-created evening examples; keep plant groups separate across development and final evaluation.</w:t>
+      </w:r>
+    </w:p>
+    <w:p>
+      <w:pPr>
+        <w:spacing w:line="336" w:lineRule="auto" w:after="180"/>
+        <w:shd w:fill="F1F6FC"/>
+      </w:pPr>
+      <w:r>
+        <w:rPr>
+          <w:b w:val="0"/>
+        </w:rPr>
+        <w:t xml:space="preserve">The arrows show which recorded </w:t>
+      </w:r>
+      <w:r>
+        <w:rPr>
+          <w:b/>
+        </w:rPr>
+        <w:t>input</w:t>
+      </w:r>
+      <w:r>
+        <w:rPr>
+          <w:b w:val="0"/>
+        </w:rPr>
+        <w:t xml:space="preserve"> or intermediate result each decision uses. Explain the deciding step aloud before checking the changed case; pointing to the final answer alone does not show how it follows.</w:t>
+      </w:r>
+    </w:p>
+    <w:p>
+      <w:pPr>
+        <w:pStyle w:val="Heading3"/>
+      </w:pPr>
+      <w:r>
         <w:t>Practice 2: explain the deciding evidence</w:t>
       </w:r>
     </w:p>
     <w:p>
-      <w:r>
+      <w:pPr>
+        <w:pStyle w:val="Heading3"/>
+      </w:pPr>
+      <w:r>
+        <w:t>Changed case · predict first</w:t>
+      </w:r>
+    </w:p>
+    <w:p>
+      <w:pPr>
+        <w:spacing w:line="336" w:lineRule="auto" w:after="180"/>
+        <w:shd w:fill="F5F1FB"/>
+      </w:pPr>
+      <w:r>
+        <w:rPr>
+          <w:b w:val="0"/>
+        </w:rPr>
         <w:t>Changed-case practice: Collect 12 more midday windowsill photos of the same plants. Which conclusion is supported by the supplied facts?</w:t>
       </w:r>
     </w:p>
     <w:p>
-      <w:r>
-        <w:t>1. This one example guarantees correct results for every future input.</w:t>
-      </w:r>
-    </w:p>
-    <w:p>
-      <w:r>
-        <w:t>2. We can decide the result without examining the changed input or the procedure.</w:t>
-      </w:r>
-    </w:p>
-    <w:p>
-      <w:r>
+      <w:pPr>
+        <w:spacing w:line="336" w:lineRule="auto" w:after="180"/>
+        <w:shd w:fill="F4F9FC"/>
+      </w:pPr>
+      <w:r>
+        <w:rPr>
+          <w:b w:val="0"/>
+        </w:rPr>
+        <w:t xml:space="preserve">1. This one example guarantees correct results for every future </w:t>
+      </w:r>
+      <w:r>
+        <w:rPr>
+          <w:b/>
+        </w:rPr>
+        <w:t>input</w:t>
+      </w:r>
+      <w:r>
+        <w:rPr>
+          <w:b w:val="0"/>
+        </w:rPr>
+        <w:t>.</w:t>
+      </w:r>
+    </w:p>
+    <w:p>
+      <w:pPr>
+        <w:spacing w:line="336" w:lineRule="auto" w:after="180"/>
+        <w:shd w:fill="F4F9FC"/>
+      </w:pPr>
+      <w:r>
+        <w:rPr>
+          <w:b w:val="0"/>
+        </w:rPr>
+        <w:t xml:space="preserve">2. We can decide the result without examining the changed </w:t>
+      </w:r>
+      <w:r>
+        <w:rPr>
+          <w:b/>
+        </w:rPr>
+        <w:t>input</w:t>
+      </w:r>
+      <w:r>
+        <w:rPr>
+          <w:b w:val="0"/>
+        </w:rPr>
+        <w:t xml:space="preserve"> or the procedure.</w:t>
+      </w:r>
+    </w:p>
+    <w:p>
+      <w:pPr>
+        <w:spacing w:line="336" w:lineRule="auto" w:after="180"/>
+        <w:shd w:fill="F4F9FC"/>
+      </w:pPr>
+      <w:r>
+        <w:rPr>
+          <w:b w:val="0"/>
+        </w:rPr>
         <w:t>3. The evening-coverage gap remains.</w:t>
       </w:r>
     </w:p>
@@ -1615,36 +2411,213 @@
       </w:r>
     </w:p>
     <w:p>
-      <w:r>
+      <w:pPr>
+        <w:pStyle w:val="Heading3"/>
+      </w:pPr>
+      <w:r>
+        <w:t>Hint · try first</w:t>
+      </w:r>
+    </w:p>
+    <w:p>
+      <w:pPr>
+        <w:spacing w:line="336" w:lineRule="auto" w:after="180"/>
+        <w:shd w:fill="F1F6F8"/>
+      </w:pPr>
+      <w:r>
+        <w:rPr>
+          <w:b w:val="0"/>
+        </w:rPr>
         <w:t>Hint if needed: Use the changed condition and the deciding step in the pictorial trace. The answer must say what follows from those facts.</w:t>
       </w:r>
     </w:p>
     <w:p>
-      <w:r>
-        <w:t>After your attempt, compare with the supported explanation: The evening-coverage gap remains. More rows in the same condition do not supply evidence about the missing condition.</w:t>
-      </w:r>
-    </w:p>
-    <w:p>
       <w:pPr>
         <w:pStyle w:val="Heading3"/>
       </w:pPr>
       <w:r>
+        <w:t>Feedback · compare after trying</w:t>
+      </w:r>
+    </w:p>
+    <w:p>
+      <w:pPr>
+        <w:spacing w:line="336" w:lineRule="auto" w:after="180"/>
+        <w:shd w:fill="F1F6FC"/>
+      </w:pPr>
+      <w:r>
+        <w:rPr>
+          <w:b w:val="0"/>
+        </w:rPr>
+        <w:t xml:space="preserve">After your attempt, compare with the supported explanation: The evening-coverage gap remains. More rows in the same condition do not supply </w:t>
+      </w:r>
+      <w:r>
+        <w:rPr>
+          <w:b/>
+        </w:rPr>
+        <w:t>evidence</w:t>
+      </w:r>
+      <w:r>
+        <w:rPr>
+          <w:b w:val="0"/>
+        </w:rPr>
+        <w:t xml:space="preserve"> about the missing condition.</w:t>
+      </w:r>
+    </w:p>
+    <w:p>
+      <w:pPr>
+        <w:pStyle w:val="Heading3"/>
+      </w:pPr>
+      <w:r>
         <w:t>Repair a missing building block</w:t>
       </w:r>
     </w:p>
     <w:p>
-      <w:r>
-        <w:t>Review Label Quality (ai-4/6). Goal: Write an observable label rule with boundaries and a review option. Short practice: Why should two annotators not vote away Z’s missing evidence? Point to the relevant step in the picture, then write the changed result and the rule or evidence that supports it.. Return to this week and explain what you changed.</w:t>
-      </w:r>
-    </w:p>
-    <w:p>
-      <w:r>
-        <w:t>Review Python and Table Readiness (ai-4/4). Goal: Specify a table schema. Short practice: Why should the missing value not silently become zero? Point to the relevant step in the picture, then write the changed result and the rule or evidence that supports it.. Return to this week and explain what you changed.</w:t>
-      </w:r>
-    </w:p>
-    <w:p>
-      <w:r>
-        <w:t>Review The ML Lifecycle (ai-4/1). Goal: Distinguish fitting a rule from applying a fixed rule. Short practice: Should the team silently retune on the changed test? Point to the relevant step in the picture, then write the changed result and the rule or evidence that supports it.. Return to this week and explain what you changed.</w:t>
+      <w:pPr>
+        <w:spacing w:line="336" w:lineRule="auto" w:after="180"/>
+      </w:pPr>
+      <w:r>
+        <w:rPr>
+          <w:b w:val="0"/>
+        </w:rPr>
+        <w:t xml:space="preserve">Review Label Quality (ai-4/6). Goal: Write an observable label rule with boundaries and a review option. Short practice: Why should two annotators not vote away Z’s missing </w:t>
+      </w:r>
+      <w:r>
+        <w:rPr>
+          <w:b/>
+        </w:rPr>
+        <w:t>evidence</w:t>
+      </w:r>
+      <w:r>
+        <w:rPr>
+          <w:b w:val="0"/>
+        </w:rPr>
+        <w:t>?</w:t>
+      </w:r>
+    </w:p>
+    <w:p>
+      <w:pPr>
+        <w:spacing w:line="336" w:lineRule="auto" w:after="180"/>
+      </w:pPr>
+      <w:r>
+        <w:rPr>
+          <w:b w:val="0"/>
+        </w:rPr>
+        <w:t xml:space="preserve">Point to the relevant step in the picture, then write the changed result and the rule or </w:t>
+      </w:r>
+      <w:r>
+        <w:rPr>
+          <w:b/>
+        </w:rPr>
+        <w:t>evidence</w:t>
+      </w:r>
+      <w:r>
+        <w:rPr>
+          <w:b w:val="0"/>
+        </w:rPr>
+        <w:t xml:space="preserve"> that supports it.. Return to this week and explain what you changed.</w:t>
+      </w:r>
+    </w:p>
+    <w:p>
+      <w:pPr>
+        <w:spacing w:line="336" w:lineRule="auto" w:after="180"/>
+      </w:pPr>
+      <w:r>
+        <w:rPr>
+          <w:b w:val="0"/>
+        </w:rPr>
+        <w:t xml:space="preserve">Review Python and Table Readiness (ai-4/4). Goal: Specify a table </w:t>
+      </w:r>
+      <w:r>
+        <w:rPr>
+          <w:b/>
+        </w:rPr>
+        <w:t>schema</w:t>
+      </w:r>
+      <w:r>
+        <w:rPr>
+          <w:b w:val="0"/>
+        </w:rPr>
+        <w:t xml:space="preserve">. Short practice: Why should the </w:t>
+      </w:r>
+      <w:r>
+        <w:rPr>
+          <w:b/>
+        </w:rPr>
+        <w:t>missing value</w:t>
+      </w:r>
+      <w:r>
+        <w:rPr>
+          <w:b w:val="0"/>
+        </w:rPr>
+        <w:t xml:space="preserve"> not silently become zero?</w:t>
+      </w:r>
+    </w:p>
+    <w:p>
+      <w:pPr>
+        <w:spacing w:line="336" w:lineRule="auto" w:after="180"/>
+      </w:pPr>
+      <w:r>
+        <w:rPr>
+          <w:b w:val="0"/>
+        </w:rPr>
+        <w:t xml:space="preserve">Point to the relevant step in the picture, then write the changed result and the rule or </w:t>
+      </w:r>
+      <w:r>
+        <w:rPr>
+          <w:b/>
+        </w:rPr>
+        <w:t>evidence</w:t>
+      </w:r>
+      <w:r>
+        <w:rPr>
+          <w:b w:val="0"/>
+        </w:rPr>
+        <w:t xml:space="preserve"> that supports it.. Return to this week and explain what you changed.</w:t>
+      </w:r>
+    </w:p>
+    <w:p>
+      <w:pPr>
+        <w:spacing w:line="336" w:lineRule="auto" w:after="180"/>
+      </w:pPr>
+      <w:r>
+        <w:rPr>
+          <w:b w:val="0"/>
+        </w:rPr>
+        <w:t xml:space="preserve">Review The ML Lifecycle (ai-4/1). Goal: Distinguish </w:t>
+      </w:r>
+      <w:r>
+        <w:rPr>
+          <w:b/>
+        </w:rPr>
+        <w:t>fitting</w:t>
+      </w:r>
+      <w:r>
+        <w:rPr>
+          <w:b w:val="0"/>
+        </w:rPr>
+        <w:t xml:space="preserve"> a rule from applying a fixed rule. Short practice: Should the team silently retune on the changed test?</w:t>
+      </w:r>
+    </w:p>
+    <w:p>
+      <w:pPr>
+        <w:spacing w:line="336" w:lineRule="auto" w:after="180"/>
+      </w:pPr>
+      <w:r>
+        <w:rPr>
+          <w:b w:val="0"/>
+        </w:rPr>
+        <w:t xml:space="preserve">Point to the relevant step in the picture, then write the changed result and the rule or </w:t>
+      </w:r>
+      <w:r>
+        <w:rPr>
+          <w:b/>
+        </w:rPr>
+        <w:t>evidence</w:t>
+      </w:r>
+      <w:r>
+        <w:rPr>
+          <w:b w:val="0"/>
+        </w:rPr>
+        <w:t xml:space="preserve"> that supports it.. Return to this week and explain what you changed.</w:t>
       </w:r>
     </w:p>
     <w:p>
@@ -1656,8 +2629,61 @@
       </w:r>
     </w:p>
     <w:p>
-      <w:r>
-        <w:t>The browser lab lets you edit the supported Python examples already included in this lesson. Predict first, run, inspect the actual output or error, change one input, then run again. Keep code, predictions, actual results and a reasoned revision together. On paper, label your result as a trace rather than an execution.</w:t>
+      <w:pPr>
+        <w:spacing w:line="336" w:lineRule="auto" w:after="180"/>
+      </w:pPr>
+      <w:r>
+        <w:rPr>
+          <w:b w:val="0"/>
+        </w:rPr>
+        <w:t xml:space="preserve">The browser lab lets you edit the supported Python examples already included in this lesson. Predict first, run, inspect the actual </w:t>
+      </w:r>
+      <w:r>
+        <w:rPr>
+          <w:b/>
+        </w:rPr>
+        <w:t>output</w:t>
+      </w:r>
+      <w:r>
+        <w:rPr>
+          <w:b w:val="0"/>
+        </w:rPr>
+        <w:t xml:space="preserve"> or error, change one </w:t>
+      </w:r>
+      <w:r>
+        <w:rPr>
+          <w:b/>
+        </w:rPr>
+        <w:t>input</w:t>
+      </w:r>
+      <w:r>
+        <w:rPr>
+          <w:b w:val="0"/>
+        </w:rPr>
+        <w:t>, then run again.</w:t>
+      </w:r>
+    </w:p>
+    <w:p>
+      <w:pPr>
+        <w:spacing w:line="336" w:lineRule="auto" w:after="180"/>
+      </w:pPr>
+      <w:r>
+        <w:rPr>
+          <w:b w:val="0"/>
+        </w:rPr>
+        <w:t xml:space="preserve">Keep code, </w:t>
+      </w:r>
+      <w:r>
+        <w:rPr>
+          <w:b/>
+        </w:rPr>
+        <w:t>prediction</w:t>
+      </w:r>
+      <w:r>
+        <w:rPr>
+          <w:b w:val="0"/>
+        </w:rPr>
+        <w:t>s, actual results and a reasoned revision together. On paper, label your result as a trace rather than an execution.</w:t>
       </w:r>
     </w:p>
     <w:p>
@@ -1669,8 +2695,37 @@
       </w:r>
     </w:p>
     <w:p>
-      <w:r>
-        <w:t>Use Download completed work in the hosted lesson to export your answers, reflections, practice feedback and code-run evidence. Open the HTML copy to read or print it. Drafts stay in this browser when storage is available; clear drafts on a shared device.</w:t>
+      <w:pPr>
+        <w:spacing w:line="336" w:lineRule="auto" w:after="180"/>
+      </w:pPr>
+      <w:r>
+        <w:rPr>
+          <w:b w:val="0"/>
+        </w:rPr>
+        <w:t xml:space="preserve">Use Download completed work in the hosted lesson to export your answers, reflections, practice feedback and code-run </w:t>
+      </w:r>
+      <w:r>
+        <w:rPr>
+          <w:b/>
+        </w:rPr>
+        <w:t>evidence</w:t>
+      </w:r>
+      <w:r>
+        <w:rPr>
+          <w:b w:val="0"/>
+        </w:rPr>
+        <w:t>. Open the HTML copy to read or print it.</w:t>
+      </w:r>
+    </w:p>
+    <w:p>
+      <w:pPr>
+        <w:spacing w:line="336" w:lineRule="auto" w:after="180"/>
+      </w:pPr>
+      <w:r>
+        <w:rPr>
+          <w:b w:val="0"/>
+        </w:rPr>
+        <w:t>Drafts stay in this browser when storage is available; clear drafts on a shared device.</w:t>
       </w:r>
     </w:p>
     <w:p>
@@ -1684,6 +2739,810 @@
     <w:p>
       <w:r>
         <w:t>________________________________________________________________</w:t>
+      </w:r>
+    </w:p>
+    <w:p>
+      <w:r>
+        <w:t>________________________________________________________________</w:t>
+      </w:r>
+    </w:p>
+    <w:p>
+      <w:r>
+        <w:t>________________________________________________________________</w:t>
+      </w:r>
+    </w:p>
+    <w:p>
+      <w:r>
+        <w:t>________________________________________________________________</w:t>
+      </w:r>
+    </w:p>
+    <w:p>
+      <w:r>
+        <w:t>________________________________________________________________</w:t>
+      </w:r>
+    </w:p>
+    <w:p>
+      <w:pPr>
+        <w:pStyle w:val="Heading1"/>
+      </w:pPr>
+      <w:r>
+        <w:t>21. Visual concept journey</w:t>
+      </w:r>
+    </w:p>
+    <w:p>
+      <w:r>
+        <w:t>Explain each Sampling and Intended Use picture from its labels, then record a relevant limit.</w:t>
+      </w:r>
+    </w:p>
+    <w:p>
+      <w:pPr>
+        <w:pStyle w:val="Heading3"/>
+      </w:pPr>
+      <w:r>
+        <w:t>01. Sampling and Intended Use: the case</w:t>
+      </w:r>
+    </w:p>
+    <w:p>
+      <w:r>
+        <w:drawing>
+          <wp:inline xmlns:a="http://schemas.openxmlformats.org/drawingml/2006/main" xmlns:pic="http://schemas.openxmlformats.org/drawingml/2006/picture">
+            <wp:extent cx="5486400" cy="3291840"/>
+            <wp:docPr id="2" name="Picture 2" descr="Sample for the conditions in which the plant classifier will actually be used. Supplied facts: Training set: 12 windowsill plants photographed at midday. Intended use includes evening desk photos; no evening examples have been collected. All inputs and outcomes in this worked example are invented classroom data; no real model run is claimed."/>
+            <wp:cNvGraphicFramePr>
+              <a:graphicFrameLocks noChangeAspect="1"/>
+            </wp:cNvGraphicFramePr>
+            <a:graphic>
+              <a:graphicData uri="http://schemas.openxmlformats.org/drawingml/2006/picture">
+                <pic:pic>
+                  <pic:nvPicPr>
+                    <pic:cNvPr id="0" name="academy-story-ai-4-7-01.png"/>
+                    <pic:cNvPicPr/>
+                  </pic:nvPicPr>
+                  <pic:blipFill>
+                    <a:blip r:embed="rId10"/>
+                    <a:stretch>
+                      <a:fillRect/>
+                    </a:stretch>
+                  </pic:blipFill>
+                  <pic:spPr>
+                    <a:xfrm>
+                      <a:off x="0" y="0"/>
+                      <a:ext cx="5486400" cy="3291840"/>
+                    </a:xfrm>
+                    <a:prstGeom prst="rect"/>
+                  </pic:spPr>
+                </pic:pic>
+              </a:graphicData>
+            </a:graphic>
+          </wp:inline>
+        </w:drawing>
+      </w:r>
+    </w:p>
+    <w:p>
+      <w:pPr>
+        <w:spacing w:line="336" w:lineRule="auto" w:after="180"/>
+      </w:pPr>
+      <w:r>
+        <w:rPr>
+          <w:b/>
+        </w:rPr>
+        <w:t>Sample</w:t>
+      </w:r>
+      <w:r>
+        <w:rPr>
+          <w:b w:val="0"/>
+        </w:rPr>
+        <w:t xml:space="preserve"> for the conditions in which the plant classifier will actually be used. Supplied facts: </w:t>
+      </w:r>
+      <w:r>
+        <w:rPr>
+          <w:b/>
+        </w:rPr>
+        <w:t>Training</w:t>
+      </w:r>
+      <w:r>
+        <w:rPr>
+          <w:b w:val="0"/>
+        </w:rPr>
+        <w:t xml:space="preserve"> set: 12 windowsill plants photographed at midday.</w:t>
+      </w:r>
+    </w:p>
+    <w:p>
+      <w:pPr>
+        <w:spacing w:line="336" w:lineRule="auto" w:after="180"/>
+      </w:pPr>
+      <w:r>
+        <w:rPr>
+          <w:b/>
+        </w:rPr>
+        <w:t>Intended use</w:t>
+      </w:r>
+      <w:r>
+        <w:rPr>
+          <w:b w:val="0"/>
+        </w:rPr>
+        <w:t xml:space="preserve"> includes evening desk photos; no evening examples have been collected. All </w:t>
+      </w:r>
+      <w:r>
+        <w:rPr>
+          <w:b/>
+        </w:rPr>
+        <w:t>input</w:t>
+      </w:r>
+      <w:r>
+        <w:rPr>
+          <w:b w:val="0"/>
+        </w:rPr>
+        <w:t>s and outcomes in this worked example are invented classroom data; no real model run is claimed.</w:t>
+      </w:r>
+    </w:p>
+    <w:p>
+      <w:pPr>
+        <w:spacing w:line="336" w:lineRule="auto" w:after="180"/>
+        <w:shd w:fill="F5F1FB"/>
+      </w:pPr>
+      <w:r>
+        <w:rPr>
+          <w:b w:val="0"/>
+        </w:rPr>
+        <w:t>Point to the given fact that matters most. Explain why it matters.</w:t>
+      </w:r>
+    </w:p>
+    <w:p>
+      <w:pPr>
+        <w:pStyle w:val="Heading3"/>
+      </w:pPr>
+      <w:r>
+        <w:t>My picture explanation, deciding evidence and one limit</w:t>
+      </w:r>
+    </w:p>
+    <w:p>
+      <w:r>
+        <w:t>________________________________________________________________</w:t>
+      </w:r>
+    </w:p>
+    <w:p>
+      <w:r>
+        <w:t>________________________________________________________________</w:t>
+      </w:r>
+    </w:p>
+    <w:p>
+      <w:r>
+        <w:t>________________________________________________________________</w:t>
+      </w:r>
+    </w:p>
+    <w:p>
+      <w:r>
+        <w:t>________________________________________________________________</w:t>
+      </w:r>
+    </w:p>
+    <w:p>
+      <w:pPr>
+        <w:pStyle w:val="Heading3"/>
+      </w:pPr>
+      <w:r>
+        <w:t>02. Follow the deciding steps</w:t>
+      </w:r>
+    </w:p>
+    <w:p>
+      <w:r>
+        <w:drawing>
+          <wp:inline xmlns:a="http://schemas.openxmlformats.org/drawingml/2006/main" xmlns:pic="http://schemas.openxmlformats.org/drawingml/2006/picture">
+            <wp:extent cx="5486400" cy="3337560"/>
+            <wp:docPr id="3" name="Picture 3" descr="Declare coverage: All 12 training examples share one lighting situation. → Identify gap: Evening desk lighting is outside the observed sampling conditions. → Plan comparison: Collect consented fictional or teacher-created evening examples; keep plant groups separate across development and final evaluation."/>
+            <wp:cNvGraphicFramePr>
+              <a:graphicFrameLocks noChangeAspect="1"/>
+            </wp:cNvGraphicFramePr>
+            <a:graphic>
+              <a:graphicData uri="http://schemas.openxmlformats.org/drawingml/2006/picture">
+                <pic:pic>
+                  <pic:nvPicPr>
+                    <pic:cNvPr id="0" name="academy-story-ai-4-7-02.png"/>
+                    <pic:cNvPicPr/>
+                  </pic:nvPicPr>
+                  <pic:blipFill>
+                    <a:blip r:embed="rId11"/>
+                    <a:stretch>
+                      <a:fillRect/>
+                    </a:stretch>
+                  </pic:blipFill>
+                  <pic:spPr>
+                    <a:xfrm>
+                      <a:off x="0" y="0"/>
+                      <a:ext cx="5486400" cy="3337560"/>
+                    </a:xfrm>
+                    <a:prstGeom prst="rect"/>
+                  </pic:spPr>
+                </pic:pic>
+              </a:graphicData>
+            </a:graphic>
+          </wp:inline>
+        </w:drawing>
+      </w:r>
+    </w:p>
+    <w:p>
+      <w:pPr>
+        <w:spacing w:line="336" w:lineRule="auto" w:after="180"/>
+      </w:pPr>
+      <w:r>
+        <w:rPr>
+          <w:b w:val="0"/>
+        </w:rPr>
+        <w:t xml:space="preserve">Declare coverage: All 12 </w:t>
+      </w:r>
+      <w:r>
+        <w:rPr>
+          <w:b/>
+        </w:rPr>
+        <w:t>training</w:t>
+      </w:r>
+      <w:r>
+        <w:rPr>
+          <w:b w:val="0"/>
+        </w:rPr>
+        <w:t xml:space="preserve"> examples share one lighting situation. → Identify gap: Evening desk lighting is outside the observed sampling conditions. → Plan comparison: Collect consented fictional or teacher-created evening examples; keep plant groups separate across development and final evaluation.</w:t>
+      </w:r>
+    </w:p>
+    <w:p>
+      <w:pPr>
+        <w:spacing w:line="336" w:lineRule="auto" w:after="180"/>
+        <w:shd w:fill="F5F1FB"/>
+      </w:pPr>
+      <w:r>
+        <w:rPr>
+          <w:b w:val="0"/>
+        </w:rPr>
+        <w:t xml:space="preserve">Point to each numbered stage and explain which recorded </w:t>
+      </w:r>
+      <w:r>
+        <w:rPr>
+          <w:b/>
+        </w:rPr>
+        <w:t>input</w:t>
+      </w:r>
+      <w:r>
+        <w:rPr>
+          <w:b w:val="0"/>
+        </w:rPr>
+        <w:t xml:space="preserve"> it uses.</w:t>
+      </w:r>
+    </w:p>
+    <w:p>
+      <w:pPr>
+        <w:pStyle w:val="Heading3"/>
+      </w:pPr>
+      <w:r>
+        <w:t>My picture explanation, deciding evidence and one limit</w:t>
+      </w:r>
+    </w:p>
+    <w:p>
+      <w:r>
+        <w:t>________________________________________________________________</w:t>
+      </w:r>
+    </w:p>
+    <w:p>
+      <w:r>
+        <w:t>________________________________________________________________</w:t>
+      </w:r>
+    </w:p>
+    <w:p>
+      <w:r>
+        <w:t>________________________________________________________________</w:t>
+      </w:r>
+    </w:p>
+    <w:p>
+      <w:r>
+        <w:t>________________________________________________________________</w:t>
+      </w:r>
+    </w:p>
+    <w:p>
+      <w:pPr>
+        <w:pStyle w:val="Heading3"/>
+      </w:pPr>
+      <w:r>
+        <w:t>03. Turn an observation into a documented action</w:t>
+      </w:r>
+    </w:p>
+    <w:p>
+      <w:r>
+        <w:drawing>
+          <wp:inline xmlns:a="http://schemas.openxmlformats.org/drawingml/2006/main" xmlns:pic="http://schemas.openxmlformats.org/drawingml/2006/picture">
+            <wp:extent cx="5486400" cy="2834640"/>
+            <wp:docPr id="4" name="Picture 4" descr="Turn an observation into a documented action. B appears twice | Identity needs review | Check export history. Two None values | 2 of 5 rows lack duration | Keep unknown explicit. C has minus 2 | Invalid elapsed duration | Check source and units"/>
+            <wp:cNvGraphicFramePr>
+              <a:graphicFrameLocks noChangeAspect="1"/>
+            </wp:cNvGraphicFramePr>
+            <a:graphic>
+              <a:graphicData uri="http://schemas.openxmlformats.org/drawingml/2006/picture">
+                <pic:pic>
+                  <pic:nvPicPr>
+                    <pic:cNvPr id="0" name="academy-story-ai-4-7-03.png"/>
+                    <pic:cNvPicPr/>
+                  </pic:nvPicPr>
+                  <pic:blipFill>
+                    <a:blip r:embed="rId12"/>
+                    <a:stretch>
+                      <a:fillRect/>
+                    </a:stretch>
+                  </pic:blipFill>
+                  <pic:spPr>
+                    <a:xfrm>
+                      <a:off x="0" y="0"/>
+                      <a:ext cx="5486400" cy="2834640"/>
+                    </a:xfrm>
+                    <a:prstGeom prst="rect"/>
+                  </pic:spPr>
+                </pic:pic>
+              </a:graphicData>
+            </a:graphic>
+          </wp:inline>
+        </w:drawing>
+      </w:r>
+    </w:p>
+    <w:p>
+      <w:pPr>
+        <w:spacing w:line="336" w:lineRule="auto" w:after="180"/>
+      </w:pPr>
+      <w:r>
+        <w:rPr>
+          <w:b w:val="0"/>
+        </w:rPr>
+        <w:t xml:space="preserve">Turn an </w:t>
+      </w:r>
+      <w:r>
+        <w:rPr>
+          <w:b/>
+        </w:rPr>
+        <w:t>observation</w:t>
+      </w:r>
+      <w:r>
+        <w:rPr>
+          <w:b w:val="0"/>
+        </w:rPr>
+        <w:t xml:space="preserve"> into a documented action. B appears twice | Identity needs review | Check export history. Two None values | 2 of 5 rows lack duration | Keep unknown explicit.</w:t>
+      </w:r>
+    </w:p>
+    <w:p>
+      <w:pPr>
+        <w:spacing w:line="336" w:lineRule="auto" w:after="180"/>
+      </w:pPr>
+      <w:r>
+        <w:rPr>
+          <w:b w:val="0"/>
+        </w:rPr>
+        <w:t>C has minus 2 | Invalid elapsed duration | Check source and units</w:t>
+      </w:r>
+    </w:p>
+    <w:p>
+      <w:pPr>
+        <w:spacing w:line="336" w:lineRule="auto" w:after="180"/>
+        <w:shd w:fill="F5F1FB"/>
+      </w:pPr>
+      <w:r>
+        <w:rPr>
+          <w:b w:val="0"/>
+        </w:rPr>
+        <w:t>Read the labels and values. Explain the relationship the model shows.</w:t>
+      </w:r>
+    </w:p>
+    <w:p>
+      <w:pPr>
+        <w:pStyle w:val="Heading3"/>
+      </w:pPr>
+      <w:r>
+        <w:t>My picture explanation, deciding evidence and one limit</w:t>
+      </w:r>
+    </w:p>
+    <w:p>
+      <w:r>
+        <w:t>________________________________________________________________</w:t>
+      </w:r>
+    </w:p>
+    <w:p>
+      <w:r>
+        <w:t>________________________________________________________________</w:t>
+      </w:r>
+    </w:p>
+    <w:p>
+      <w:r>
+        <w:t>________________________________________________________________</w:t>
+      </w:r>
+    </w:p>
+    <w:p>
+      <w:r>
+        <w:t>________________________________________________________________</w:t>
+      </w:r>
+    </w:p>
+    <w:p>
+      <w:pPr>
+        <w:pStyle w:val="Heading3"/>
+      </w:pPr>
+      <w:r>
+        <w:t>04. Change one thing. Trace what follows.</w:t>
+      </w:r>
+    </w:p>
+    <w:p>
+      <w:r>
+        <w:drawing>
+          <wp:inline xmlns:a="http://schemas.openxmlformats.org/drawingml/2006/main" xmlns:pic="http://schemas.openxmlformats.org/drawingml/2006/picture">
+            <wp:extent cx="5486400" cy="3191256"/>
+            <wp:docPr id="5" name="Picture 5" descr="Original case: Collect consented fictional or teacher-created evening examples; keep plant groups separate across development and final evaluation. Changed condition: Collect 12 more midday windowsill photos of the same plants. Expected result: The evening-coverage gap remains. Reason: More rows in the same condition do not supply evidence about the missing condition."/>
+            <wp:cNvGraphicFramePr>
+              <a:graphicFrameLocks noChangeAspect="1"/>
+            </wp:cNvGraphicFramePr>
+            <a:graphic>
+              <a:graphicData uri="http://schemas.openxmlformats.org/drawingml/2006/picture">
+                <pic:pic>
+                  <pic:nvPicPr>
+                    <pic:cNvPr id="0" name="academy-story-ai-4-7-04.png"/>
+                    <pic:cNvPicPr/>
+                  </pic:nvPicPr>
+                  <pic:blipFill>
+                    <a:blip r:embed="rId13"/>
+                    <a:stretch>
+                      <a:fillRect/>
+                    </a:stretch>
+                  </pic:blipFill>
+                  <pic:spPr>
+                    <a:xfrm>
+                      <a:off x="0" y="0"/>
+                      <a:ext cx="5486400" cy="3191256"/>
+                    </a:xfrm>
+                    <a:prstGeom prst="rect"/>
+                  </pic:spPr>
+                </pic:pic>
+              </a:graphicData>
+            </a:graphic>
+          </wp:inline>
+        </w:drawing>
+      </w:r>
+    </w:p>
+    <w:p>
+      <w:pPr>
+        <w:spacing w:line="336" w:lineRule="auto" w:after="180"/>
+      </w:pPr>
+      <w:r>
+        <w:rPr>
+          <w:b w:val="0"/>
+        </w:rPr>
+        <w:t>Original case: Collect consented fictional or teacher-created evening examples; keep plant groups separate across development and final evaluation.</w:t>
+      </w:r>
+    </w:p>
+    <w:p>
+      <w:pPr>
+        <w:spacing w:line="336" w:lineRule="auto" w:after="180"/>
+      </w:pPr>
+      <w:r>
+        <w:rPr>
+          <w:b w:val="0"/>
+        </w:rPr>
+        <w:t xml:space="preserve">Changed condition: Collect 12 more midday windowsill photos of the same plants. Expected result: The evening-coverage gap remains. Reason: More rows in the same condition do not supply </w:t>
+      </w:r>
+      <w:r>
+        <w:rPr>
+          <w:b/>
+        </w:rPr>
+        <w:t>evidence</w:t>
+      </w:r>
+      <w:r>
+        <w:rPr>
+          <w:b w:val="0"/>
+        </w:rPr>
+        <w:t xml:space="preserve"> about the missing condition.</w:t>
+      </w:r>
+    </w:p>
+    <w:p>
+      <w:pPr>
+        <w:spacing w:line="336" w:lineRule="auto" w:after="180"/>
+        <w:shd w:fill="F5F1FB"/>
+      </w:pPr>
+      <w:r>
+        <w:rPr>
+          <w:b w:val="0"/>
+        </w:rPr>
+        <w:t>Predict before checking the worked changed-case result. Name what changed and what the supplied facts allow you to conclude.</w:t>
+      </w:r>
+    </w:p>
+    <w:p>
+      <w:pPr>
+        <w:pStyle w:val="Heading3"/>
+      </w:pPr>
+      <w:r>
+        <w:t>My picture explanation, deciding evidence and one limit</w:t>
+      </w:r>
+    </w:p>
+    <w:p>
+      <w:r>
+        <w:t>________________________________________________________________</w:t>
+      </w:r>
+    </w:p>
+    <w:p>
+      <w:r>
+        <w:t>________________________________________________________________</w:t>
+      </w:r>
+    </w:p>
+    <w:p>
+      <w:r>
+        <w:t>________________________________________________________________</w:t>
+      </w:r>
+    </w:p>
+    <w:p>
+      <w:r>
+        <w:t>________________________________________________________________</w:t>
+      </w:r>
+    </w:p>
+    <w:p>
+      <w:pPr>
+        <w:pStyle w:val="Heading3"/>
+      </w:pPr>
+      <w:r>
+        <w:t>05. Connect the explanation to its limit</w:t>
+      </w:r>
+    </w:p>
+    <w:p>
+      <w:r>
+        <w:drawing>
+          <wp:inline xmlns:a="http://schemas.openxmlformats.org/drawingml/2006/main" xmlns:pic="http://schemas.openxmlformats.org/drawingml/2006/picture">
+            <wp:extent cx="5486400" cy="2941320"/>
+            <wp:docPr id="6" name="Picture 6" descr="Read the picture in order. Collect consented fictional or teacher-created evening examples; keep plant groups separate across development and final evaluation. The arrows show which recorded input or intermediate result each decision uses. Explain the deciding step aloud before checking the changed case; pointing to the final answer alone does not show how it follows. Limit: Condition coverage reduces a known gap but does not guarantee accuracy; test the selected model on fresh intended-use examples."/>
+            <wp:cNvGraphicFramePr>
+              <a:graphicFrameLocks noChangeAspect="1"/>
+            </wp:cNvGraphicFramePr>
+            <a:graphic>
+              <a:graphicData uri="http://schemas.openxmlformats.org/drawingml/2006/picture">
+                <pic:pic>
+                  <pic:nvPicPr>
+                    <pic:cNvPr id="0" name="academy-story-ai-4-7-05.png"/>
+                    <pic:cNvPicPr/>
+                  </pic:nvPicPr>
+                  <pic:blipFill>
+                    <a:blip r:embed="rId14"/>
+                    <a:stretch>
+                      <a:fillRect/>
+                    </a:stretch>
+                  </pic:blipFill>
+                  <pic:spPr>
+                    <a:xfrm>
+                      <a:off x="0" y="0"/>
+                      <a:ext cx="5486400" cy="2941320"/>
+                    </a:xfrm>
+                    <a:prstGeom prst="rect"/>
+                  </pic:spPr>
+                </pic:pic>
+              </a:graphicData>
+            </a:graphic>
+          </wp:inline>
+        </w:drawing>
+      </w:r>
+    </w:p>
+    <w:p>
+      <w:pPr>
+        <w:spacing w:line="336" w:lineRule="auto" w:after="180"/>
+      </w:pPr>
+      <w:r>
+        <w:rPr>
+          <w:b w:val="0"/>
+        </w:rPr>
+        <w:t>Read the picture in order. Collect consented fictional or teacher-created evening examples; keep plant groups separate across development and final evaluation.</w:t>
+      </w:r>
+    </w:p>
+    <w:p>
+      <w:pPr>
+        <w:spacing w:line="336" w:lineRule="auto" w:after="180"/>
+      </w:pPr>
+      <w:r>
+        <w:rPr>
+          <w:b w:val="0"/>
+        </w:rPr>
+        <w:t xml:space="preserve">The arrows show which recorded </w:t>
+      </w:r>
+      <w:r>
+        <w:rPr>
+          <w:b/>
+        </w:rPr>
+        <w:t>input</w:t>
+      </w:r>
+      <w:r>
+        <w:rPr>
+          <w:b w:val="0"/>
+        </w:rPr>
+        <w:t xml:space="preserve"> or intermediate result each decision uses. Explain the deciding step aloud before checking the changed case; pointing to the final answer alone does not show how it follows.</w:t>
+      </w:r>
+    </w:p>
+    <w:p>
+      <w:pPr>
+        <w:spacing w:line="336" w:lineRule="auto" w:after="180"/>
+      </w:pPr>
+      <w:r>
+        <w:rPr>
+          <w:b w:val="0"/>
+        </w:rPr>
+        <w:t>Limit: Condition coverage reduces a known gap but does not guarantee accuracy; test the selected model on fresh intended-use examples.</w:t>
+      </w:r>
+    </w:p>
+    <w:p>
+      <w:pPr>
+        <w:spacing w:line="336" w:lineRule="auto" w:after="180"/>
+        <w:shd w:fill="F5F1FB"/>
+      </w:pPr>
+      <w:r>
+        <w:rPr>
+          <w:b w:val="0"/>
+        </w:rPr>
+        <w:t>Explain the case, then point to a limit on the claim.</w:t>
+      </w:r>
+    </w:p>
+    <w:p>
+      <w:pPr>
+        <w:pStyle w:val="Heading3"/>
+      </w:pPr>
+      <w:r>
+        <w:t>My picture explanation, deciding evidence and one limit</w:t>
+      </w:r>
+    </w:p>
+    <w:p>
+      <w:r>
+        <w:t>________________________________________________________________</w:t>
+      </w:r>
+    </w:p>
+    <w:p>
+      <w:r>
+        <w:t>________________________________________________________________</w:t>
+      </w:r>
+    </w:p>
+    <w:p>
+      <w:r>
+        <w:t>________________________________________________________________</w:t>
+      </w:r>
+    </w:p>
+    <w:p>
+      <w:r>
+        <w:t>________________________________________________________________</w:t>
+      </w:r>
+    </w:p>
+    <w:p>
+      <w:pPr>
+        <w:pStyle w:val="Heading3"/>
+      </w:pPr>
+      <w:r>
+        <w:t>06. Make the idea visible in your project</w:t>
+      </w:r>
+    </w:p>
+    <w:p>
+      <w:r>
+        <w:drawing>
+          <wp:inline xmlns:a="http://schemas.openxmlformats.org/drawingml/2006/main" xmlns:pic="http://schemas.openxmlformats.org/drawingml/2006/picture">
+            <wp:extent cx="5486400" cy="3681984"/>
+            <wp:docPr id="7" name="Picture 7" descr="For your Responsible Plant Classifier, save the input, procedure, observed result and limitation of this check. Label this worked example as practice; use a different, previously unreviewed case when checking independent understanding. Draw your input, deciding step, result and limit. Supported question: Which collection would address the intended-use gap most directly? Point to the relevant step in the picture, then write the changed result and the rule or evidence that supports it."/>
+            <wp:cNvGraphicFramePr>
+              <a:graphicFrameLocks noChangeAspect="1"/>
+            </wp:cNvGraphicFramePr>
+            <a:graphic>
+              <a:graphicData uri="http://schemas.openxmlformats.org/drawingml/2006/picture">
+                <pic:pic>
+                  <pic:nvPicPr>
+                    <pic:cNvPr id="0" name="academy-story-ai-4-7-06.png"/>
+                    <pic:cNvPicPr/>
+                  </pic:nvPicPr>
+                  <pic:blipFill>
+                    <a:blip r:embed="rId15"/>
+                    <a:stretch>
+                      <a:fillRect/>
+                    </a:stretch>
+                  </pic:blipFill>
+                  <pic:spPr>
+                    <a:xfrm>
+                      <a:off x="0" y="0"/>
+                      <a:ext cx="5486400" cy="3681984"/>
+                    </a:xfrm>
+                    <a:prstGeom prst="rect"/>
+                  </pic:spPr>
+                </pic:pic>
+              </a:graphicData>
+            </a:graphic>
+          </wp:inline>
+        </w:drawing>
+      </w:r>
+    </w:p>
+    <w:p>
+      <w:pPr>
+        <w:spacing w:line="336" w:lineRule="auto" w:after="180"/>
+      </w:pPr>
+      <w:r>
+        <w:rPr>
+          <w:b w:val="0"/>
+        </w:rPr>
+        <w:t xml:space="preserve">For your Responsible Plant Classifier, save the </w:t>
+      </w:r>
+      <w:r>
+        <w:rPr>
+          <w:b/>
+        </w:rPr>
+        <w:t>input</w:t>
+      </w:r>
+      <w:r>
+        <w:rPr>
+          <w:b w:val="0"/>
+        </w:rPr>
+        <w:t>, procedure, observed result and limitation of this check.</w:t>
+      </w:r>
+    </w:p>
+    <w:p>
+      <w:pPr>
+        <w:spacing w:line="336" w:lineRule="auto" w:after="180"/>
+      </w:pPr>
+      <w:r>
+        <w:rPr>
+          <w:b w:val="0"/>
+        </w:rPr>
+        <w:t xml:space="preserve">Label this worked example as practice; use a different, previously unreviewed case when checking independent understanding. Draw your </w:t>
+      </w:r>
+      <w:r>
+        <w:rPr>
+          <w:b/>
+        </w:rPr>
+        <w:t>input</w:t>
+      </w:r>
+      <w:r>
+        <w:rPr>
+          <w:b w:val="0"/>
+        </w:rPr>
+        <w:t>, deciding step, result and limit.</w:t>
+      </w:r>
+    </w:p>
+    <w:p>
+      <w:pPr>
+        <w:spacing w:line="336" w:lineRule="auto" w:after="180"/>
+      </w:pPr>
+      <w:r>
+        <w:rPr>
+          <w:b w:val="0"/>
+        </w:rPr>
+        <w:t xml:space="preserve">Supported question: Which collection would address the intended-use gap most directly? Point to the relevant step in the picture, then write the changed result and the rule or </w:t>
+      </w:r>
+      <w:r>
+        <w:rPr>
+          <w:b/>
+        </w:rPr>
+        <w:t>evidence</w:t>
+      </w:r>
+      <w:r>
+        <w:rPr>
+          <w:b w:val="0"/>
+        </w:rPr>
+        <w:t xml:space="preserve"> that supports it.</w:t>
+      </w:r>
+    </w:p>
+    <w:p>
+      <w:pPr>
+        <w:spacing w:line="336" w:lineRule="auto" w:after="180"/>
+        <w:shd w:fill="F5F1FB"/>
+      </w:pPr>
+      <w:r>
+        <w:rPr>
+          <w:b w:val="0"/>
+        </w:rPr>
+        <w:t xml:space="preserve">Draw your project trace and justify the deciding step using </w:t>
+      </w:r>
+      <w:r>
+        <w:rPr>
+          <w:b/>
+        </w:rPr>
+        <w:t>evidence</w:t>
+      </w:r>
+      <w:r>
+        <w:rPr>
+          <w:b w:val="0"/>
+        </w:rPr>
+        <w:t>.</w:t>
+      </w:r>
+    </w:p>
+    <w:p>
+      <w:pPr>
+        <w:pStyle w:val="Heading3"/>
+      </w:pPr>
+      <w:r>
+        <w:t>My picture explanation, deciding evidence and one limit</w:t>
       </w:r>
     </w:p>
     <w:p>

--- a/downloads/workbook/ai-4-week-07.docx
+++ b/downloads/workbook/ai-4-week-07.docx
@@ -1279,6 +1279,26 @@
     <w:p>
       <w:r>
         <w:t>Attempt before feedback. If this repeats the selected independent case, reuse that first attempt; otherwise keep a separate record. Inspect and document independently. Apply the supplied Sampling and Intended Use facts and keep your reasoning.</w:t>
+      </w:r>
+    </w:p>
+    <w:p>
+      <w:pPr>
+        <w:pStyle w:val="Heading3"/>
+      </w:pPr>
+      <w:r>
+        <w:t>Rules supplied for this independent case</w:t>
+      </w:r>
+    </w:p>
+    <w:p>
+      <w:pPr>
+        <w:spacing w:line="336" w:lineRule="auto" w:after="180"/>
+        <w:shd w:fill="F1F6F8"/>
+      </w:pPr>
+      <w:r>
+        <w:rPr>
+          <w:b w:val="0"/>
+        </w:rPr>
+        <w:t>Schema for this exercise: one intended row per distinct trip ID; each row is an (ID, duration) pair. Duration is numeric minutes or None for unmeasured. Negative durations are invalid; a recorded zero is allowed. Count extra ID occurrences beyond the first and do not silently alter the raw data.</w:t>
       </w:r>
     </w:p>
     <w:p>

--- a/downloads/workbook/ai-4-week-07.docx
+++ b/downloads/workbook/ai-4-week-07.docx
@@ -25,12 +25,184 @@
         <w:pStyle w:val="Heading1"/>
       </w:pPr>
       <w:r>
-        <w:t>01. Recall and choose your starting point</w:t>
-      </w:r>
-    </w:p>
-    <w:p>
-      <w:r>
-        <w:t>Record your starting explanation for Sampling and Intended Use before opening notes. Show any later correction separately.</w:t>
+        <w:t>One current intended-use and coverage record.</w:t>
+      </w:r>
+    </w:p>
+    <w:p>
+      <w:r>
+        <w:t>Define condition cells, compare counts and propose evidence for a missing condition.</w:t>
+      </w:r>
+    </w:p>
+    <w:p>
+      <w:r>
+        <w:t>Fresh sampling W1–W3/W5 fields preserve earlier audit responses; selected W4 remains the outdoor plan.</w:t>
+      </w:r>
+    </w:p>
+    <w:p>
+      <w:pPr>
+        <w:pStyle w:val="Heading1"/>
+      </w:pPr>
+      <w:r>
+        <w:t>01. Recall · Retrieve before notes</w:t>
+      </w:r>
+    </w:p>
+    <w:p>
+      <w:r>
+        <w:t>Keep this task’s complete inputs, stated rule and support record together.</w:t>
+      </w:r>
+    </w:p>
+    <w:p>
+      <w:pPr>
+        <w:pStyle w:val="Heading2"/>
+      </w:pPr>
+      <w:r>
+        <w:t>Task and evidence record</w:t>
+      </w:r>
+    </w:p>
+    <w:p>
+      <w:pPr>
+        <w:pStyle w:val="ListBullet"/>
+      </w:pPr>
+      <w:r>
+        <w:t>Try the recall before opening notes. Then use a different colour or a labelled second line to correct your explanation.</w:t>
+      </w:r>
+    </w:p>
+    <w:p>
+      <w:pPr>
+        <w:pStyle w:val="Heading3"/>
+      </w:pPr>
+      <w:r>
+        <w:t>Label Quality</w:t>
+      </w:r>
+    </w:p>
+    <w:p>
+      <w:pPr>
+        <w:pStyle w:val="ListBullet"/>
+      </w:pPr>
+      <w:r>
+        <w:t>Without opening the old lesson, explain one key idea from Label Quality. Give an example and a mistake that the idea helps you avoid.</w:t>
+      </w:r>
+    </w:p>
+    <w:p>
+      <w:pPr>
+        <w:pStyle w:val="Heading3"/>
+      </w:pPr>
+      <w:r>
+        <w:t>My remembered idea, example and correction</w:t>
+      </w:r>
+    </w:p>
+    <w:p>
+      <w:r>
+        <w:t>________________________________________________________________</w:t>
+      </w:r>
+    </w:p>
+    <w:p>
+      <w:r>
+        <w:t>________________________________________________________________</w:t>
+      </w:r>
+    </w:p>
+    <w:p>
+      <w:r>
+        <w:t>________________________________________________________________</w:t>
+      </w:r>
+    </w:p>
+    <w:p>
+      <w:pPr>
+        <w:pStyle w:val="Heading3"/>
+      </w:pPr>
+      <w:r>
+        <w:t>Python and Table Readiness</w:t>
+      </w:r>
+    </w:p>
+    <w:p>
+      <w:pPr>
+        <w:pStyle w:val="ListBullet"/>
+      </w:pPr>
+      <w:r>
+        <w:t>Without opening the old lesson, explain one key idea from Python and Table Readiness. Give an example and a mistake that the idea helps you avoid.</w:t>
+      </w:r>
+    </w:p>
+    <w:p>
+      <w:pPr>
+        <w:pStyle w:val="Heading3"/>
+      </w:pPr>
+      <w:r>
+        <w:t>My remembered idea, example and correction</w:t>
+      </w:r>
+    </w:p>
+    <w:p>
+      <w:r>
+        <w:t>________________________________________________________________</w:t>
+      </w:r>
+    </w:p>
+    <w:p>
+      <w:r>
+        <w:t>________________________________________________________________</w:t>
+      </w:r>
+    </w:p>
+    <w:p>
+      <w:r>
+        <w:t>________________________________________________________________</w:t>
+      </w:r>
+    </w:p>
+    <w:p>
+      <w:pPr>
+        <w:pStyle w:val="Heading3"/>
+      </w:pPr>
+      <w:r>
+        <w:t>The ML Lifecycle</w:t>
+      </w:r>
+    </w:p>
+    <w:p>
+      <w:pPr>
+        <w:pStyle w:val="ListBullet"/>
+      </w:pPr>
+      <w:r>
+        <w:t>Without opening the old lesson, explain one key idea from The ML Lifecycle. Give an example and a mistake that the idea helps you avoid.</w:t>
+      </w:r>
+    </w:p>
+    <w:p>
+      <w:pPr>
+        <w:pStyle w:val="Heading3"/>
+      </w:pPr>
+      <w:r>
+        <w:t>My remembered idea, example and correction</w:t>
+      </w:r>
+    </w:p>
+    <w:p>
+      <w:r>
+        <w:t>________________________________________________________________</w:t>
+      </w:r>
+    </w:p>
+    <w:p>
+      <w:r>
+        <w:t>________________________________________________________________</w:t>
+      </w:r>
+    </w:p>
+    <w:p>
+      <w:r>
+        <w:t>________________________________________________________________</w:t>
+      </w:r>
+    </w:p>
+    <w:p>
+      <w:pPr>
+        <w:pStyle w:val="Heading1"/>
+      </w:pPr>
+      <w:r>
+        <w:t>12. W1 · Define intended use</w:t>
+      </w:r>
+    </w:p>
+    <w:p>
+      <w:r>
+        <w:t>Current sampling questions have fresh answer fields; earlier audit responses remain preserved.</w:t>
+      </w:r>
+    </w:p>
+    <w:p>
+      <w:pPr>
+        <w:pStyle w:val="Heading2"/>
+      </w:pPr>
+      <w:r>
+        <w:t>Complete current sampling reference</w:t>
       </w:r>
     </w:p>
     <w:p>
@@ -41,15 +213,7 @@
         <w:rPr>
           <w:b w:val="0"/>
         </w:rPr>
-        <w:t>Try the recall before opening notes. Then use a different colour or a labelled second line to correct your explanation.</w:t>
-      </w:r>
-    </w:p>
-    <w:p>
-      <w:pPr>
-        <w:pStyle w:val="Heading3"/>
-      </w:pPr>
-      <w:r>
-        <w:t>Label Quality</w:t>
+        <w:t>Current Coverage v1 intended use has day/evening × cameras A/B. A: day/A9,day/B0,evening/A1,evening/B0;10photos/10plants. B: each cell3;12photos/12plants. Sources invented, species/label counts unknown, no model predictions. Copying each A photo ten times gives100rows/10plants and still no camera-B coverage.</w:t>
       </w:r>
     </w:p>
     <w:p>
@@ -60,7 +224,23 @@
         <w:rPr>
           <w:b w:val="0"/>
         </w:rPr>
-        <w:t>Without opening the old lesson, explain one key idea from Label Quality. Give an example and a mistake that the idea helps you avoid.</w:t>
+        <w:t>Separate picture:12midday photos/12plants plus12same-plant midday views gives24photos/12plants, no evening evidence.</w:t>
+      </w:r>
+    </w:p>
+    <w:p>
+      <w:pPr>
+        <w:pStyle w:val="Heading2"/>
+      </w:pPr>
+      <w:r>
+        <w:t>Current task and response</w:t>
+      </w:r>
+    </w:p>
+    <w:p>
+      <w:pPr>
+        <w:pStyle w:val="ListBullet"/>
+      </w:pPr>
+      <w:r>
+        <w:t>State the four intended light/camera combinations and explain why photo count is different from distinct-plant count.</w:t>
       </w:r>
     </w:p>
     <w:p>
@@ -68,7 +248,7 @@
         <w:pStyle w:val="Heading3"/>
       </w:pPr>
       <w:r>
-        <w:t>My remembered idea, example and correction</w:t>
+        <w:t>My coverage reasoning and evidence</w:t>
       </w:r>
     </w:p>
     <w:p>
@@ -87,33 +267,6 @@
       </w:r>
     </w:p>
     <w:p>
-      <w:pPr>
-        <w:pStyle w:val="Heading3"/>
-      </w:pPr>
-      <w:r>
-        <w:t>Python and Table Readiness</w:t>
-      </w:r>
-    </w:p>
-    <w:p>
-      <w:pPr>
-        <w:spacing w:line="336" w:lineRule="auto" w:after="180"/>
-      </w:pPr>
-      <w:r>
-        <w:rPr>
-          <w:b w:val="0"/>
-        </w:rPr>
-        <w:t>Without opening the old lesson, explain one key idea from Python and Table Readiness. Give an example and a mistake that the idea helps you avoid.</w:t>
-      </w:r>
-    </w:p>
-    <w:p>
-      <w:pPr>
-        <w:pStyle w:val="Heading3"/>
-      </w:pPr>
-      <w:r>
-        <w:t>My remembered idea, example and correction</w:t>
-      </w:r>
-    </w:p>
-    <w:p>
       <w:r>
         <w:t>________________________________________________________________</w:t>
       </w:r>
@@ -130,968 +283,10 @@
     </w:p>
     <w:p>
       <w:pPr>
-        <w:pStyle w:val="Heading3"/>
-      </w:pPr>
-      <w:r>
-        <w:t>The ML Lifecycle</w:t>
-      </w:r>
-    </w:p>
-    <w:p>
-      <w:pPr>
-        <w:spacing w:line="336" w:lineRule="auto" w:after="180"/>
-      </w:pPr>
-      <w:r>
-        <w:rPr>
-          <w:b w:val="0"/>
-        </w:rPr>
-        <w:t>Without opening the old lesson, explain one key idea from The ML Lifecycle. Give an example and a mistake that the idea helps you avoid.</w:t>
-      </w:r>
-    </w:p>
-    <w:p>
-      <w:pPr>
-        <w:pStyle w:val="Heading3"/>
-      </w:pPr>
-      <w:r>
-        <w:t>My remembered idea, example and correction</w:t>
-      </w:r>
-    </w:p>
-    <w:p>
-      <w:r>
-        <w:t>________________________________________________________________</w:t>
-      </w:r>
-    </w:p>
-    <w:p>
-      <w:r>
-        <w:t>________________________________________________________________</w:t>
-      </w:r>
-    </w:p>
-    <w:p>
-      <w:r>
-        <w:t>________________________________________________________________</w:t>
-      </w:r>
-    </w:p>
-    <w:p>
-      <w:pPr>
-        <w:pStyle w:val="Heading1"/>
-      </w:pPr>
-      <w:r>
-        <w:t>02. Practise with fading help</w:t>
-      </w:r>
-    </w:p>
-    <w:p>
-      <w:r>
-        <w:t>Complete the supported Sampling and Intended Use trace and record the first step you can explain without help.</w:t>
-      </w:r>
-    </w:p>
-    <w:p>
-      <w:pPr>
-        <w:spacing w:line="336" w:lineRule="auto" w:after="180"/>
-      </w:pPr>
-      <w:r>
-        <w:rPr>
-          <w:b w:val="0"/>
-        </w:rPr>
-        <w:t>Use W2: Interpret the audit counts for Dataset inspection and cards. Record the answer once; the lesson and workbook refer to the same attempt.</w:t>
-      </w:r>
-    </w:p>
-    <w:tbl>
-      <w:tblPr>
-        <w:tblStyle w:val="LightShading-Accent1"/>
-        <w:tblW w:type="auto" w:w="0"/>
-        <w:tblLook w:firstColumn="1" w:firstRow="1" w:lastColumn="0" w:lastRow="0" w:noHBand="0" w:noVBand="1" w:val="04A0"/>
-      </w:tblPr>
-      <w:tblGrid>
-        <w:gridCol w:w="2556"/>
-        <w:gridCol w:w="2556"/>
-        <w:gridCol w:w="2556"/>
-        <w:gridCol w:w="2556"/>
-      </w:tblGrid>
-      <w:tr>
-        <w:trPr>
-          <w:tblHeader/>
-        </w:trPr>
-        <w:tc>
-          <w:tcPr>
-            <w:tcW w:type="dxa" w:w="2556"/>
-          </w:tcPr>
-          <w:p>
-            <w:r>
-              <w:t>Given inputs</w:t>
-            </w:r>
-          </w:p>
-        </w:tc>
-        <w:tc>
-          <w:tcPr>
-            <w:tcW w:type="dxa" w:w="2556"/>
-          </w:tcPr>
-          <w:p>
-            <w:r>
-              <w:t>Procedure I chose</w:t>
-            </w:r>
-          </w:p>
-        </w:tc>
-        <w:tc>
-          <w:tcPr>
-            <w:tcW w:type="dxa" w:w="2556"/>
-          </w:tcPr>
-          <w:p>
-            <w:r>
-              <w:t>Middle steps</w:t>
-            </w:r>
-          </w:p>
-        </w:tc>
-        <w:tc>
-          <w:tcPr>
-            <w:tcW w:type="dxa" w:w="2556"/>
-          </w:tcPr>
-          <w:p>
-            <w:r>
-              <w:t>Result and check</w:t>
-            </w:r>
-          </w:p>
-        </w:tc>
-      </w:tr>
-      <w:tr>
-        <w:tc>
-          <w:tcPr>
-            <w:tcW w:type="dxa" w:w="2556"/>
-          </w:tcPr>
-          <w:p>
-            <w:r/>
-          </w:p>
-        </w:tc>
-        <w:tc>
-          <w:tcPr>
-            <w:tcW w:type="dxa" w:w="2556"/>
-          </w:tcPr>
-          <w:p>
-            <w:r/>
-          </w:p>
-        </w:tc>
-        <w:tc>
-          <w:tcPr>
-            <w:tcW w:type="dxa" w:w="2556"/>
-          </w:tcPr>
-          <w:p>
-            <w:r/>
-          </w:p>
-        </w:tc>
-        <w:tc>
-          <w:tcPr>
-            <w:tcW w:type="dxa" w:w="2556"/>
-          </w:tcPr>
-          <w:p>
-            <w:r/>
-          </w:p>
-        </w:tc>
-      </w:tr>
-    </w:tbl>
-    <w:p>
-      <w:pPr>
-        <w:pStyle w:val="Heading3"/>
-      </w:pPr>
-      <w:r>
-        <w:t>The step I completed without help, and the hint I needed</w:t>
-      </w:r>
-    </w:p>
-    <w:p>
-      <w:r>
-        <w:t>________________________________________________________________</w:t>
-      </w:r>
-    </w:p>
-    <w:p>
-      <w:r>
-        <w:t>________________________________________________________________</w:t>
-      </w:r>
-    </w:p>
-    <w:p>
-      <w:r>
-        <w:t>________________________________________________________________</w:t>
-      </w:r>
-    </w:p>
-    <w:p>
-      <w:pPr>
-        <w:pStyle w:val="Heading1"/>
-      </w:pPr>
-      <w:r>
-        <w:t>03. Individual reasoning check</w:t>
-      </w:r>
-    </w:p>
-    <w:p>
-      <w:r>
-        <w:t>Check the proposed Sampling and Intended Use explanation against the supplied facts before discussing it.</w:t>
-      </w:r>
-    </w:p>
-    <w:p>
-      <w:pPr>
-        <w:spacing w:line="336" w:lineRule="auto" w:after="180"/>
-      </w:pPr>
-      <w:r>
-        <w:rPr>
-          <w:b w:val="0"/>
-        </w:rPr>
-        <w:t>Use the worked case for Dataset inspection and cards. Proposed explanation: “A complete card certifies data quality”. Decide whether this explanation is supported.</w:t>
-      </w:r>
-    </w:p>
-    <w:p>
-      <w:pPr>
-        <w:spacing w:line="336" w:lineRule="auto" w:after="180"/>
-      </w:pPr>
-      <w:r>
-        <w:rPr>
-          <w:b w:val="0"/>
-        </w:rPr>
-        <w:t>Point to the step or supplied fact that decides; explain your repair if needed.</w:t>
-      </w:r>
-    </w:p>
-    <w:p>
-      <w:pPr>
-        <w:pStyle w:val="Heading3"/>
-      </w:pPr>
-      <w:r>
-        <w:t>My explanation before partner discussion</w:t>
-      </w:r>
-    </w:p>
-    <w:p>
-      <w:r>
-        <w:t>________________________________________________________________</w:t>
-      </w:r>
-    </w:p>
-    <w:p>
-      <w:r>
-        <w:t>________________________________________________________________</w:t>
-      </w:r>
-    </w:p>
-    <w:p>
-      <w:r>
-        <w:t>________________________________________________________________</w:t>
-      </w:r>
-    </w:p>
-    <w:p>
-      <w:r>
-        <w:t>________________________________________________________________</w:t>
-      </w:r>
-    </w:p>
-    <w:p>
-      <w:pPr>
-        <w:pStyle w:val="Heading1"/>
-      </w:pPr>
-      <w:r>
-        <w:t>04. Independent transfer case</w:t>
-      </w:r>
-    </w:p>
-    <w:p>
-      <w:r>
-        <w:t>Write one first attempt at the reserved independent case before feedback. Repeated copies of that case refer to the same recorded attempt.</w:t>
-      </w:r>
-    </w:p>
-    <w:p>
-      <w:pPr>
-        <w:pStyle w:val="Heading3"/>
-      </w:pPr>
-      <w:r>
-        <w:t>Independent case: Changed independent case</w:t>
-      </w:r>
-    </w:p>
-    <w:p>
-      <w:pPr>
-        <w:spacing w:line="336" w:lineRule="auto" w:after="180"/>
-      </w:pPr>
-      <w:r>
-        <w:rPr>
-          <w:b/>
-        </w:rPr>
-        <w:t>Training</w:t>
-      </w:r>
-      <w:r>
-        <w:rPr>
-          <w:b w:val="0"/>
-        </w:rPr>
-        <w:t xml:space="preserve"> plant photos are all indoors on one phone. </w:t>
-      </w:r>
-      <w:r>
-        <w:rPr>
-          <w:b/>
-        </w:rPr>
-        <w:t>Intended use</w:t>
-      </w:r>
-      <w:r>
-        <w:rPr>
-          <w:b w:val="0"/>
-        </w:rPr>
-        <w:t xml:space="preserve"> includes outdoor photos on other cameras. Plan a sampling check before making a general accuracy claim.</w:t>
-      </w:r>
-    </w:p>
-    <w:p>
-      <w:pPr>
-        <w:pStyle w:val="Heading3"/>
-      </w:pPr>
-      <w:r>
-        <w:t>My independent explanation, trace and limits</w:t>
-      </w:r>
-    </w:p>
-    <w:p>
-      <w:r>
-        <w:t>________________________________________________________________</w:t>
-      </w:r>
-    </w:p>
-    <w:p>
-      <w:r>
-        <w:t>________________________________________________________________</w:t>
-      </w:r>
-    </w:p>
-    <w:p>
-      <w:r>
-        <w:t>________________________________________________________________</w:t>
-      </w:r>
-    </w:p>
-    <w:p>
-      <w:r>
-        <w:t>________________________________________________________________</w:t>
-      </w:r>
-    </w:p>
-    <w:p>
-      <w:r>
-        <w:t>________________________________________________________________</w:t>
-      </w:r>
-    </w:p>
-    <w:p>
-      <w:r>
-        <w:t>________________________________________________________________</w:t>
-      </w:r>
-    </w:p>
-    <w:p>
-      <w:r>
-        <w:t>________________________________________________________________</w:t>
-      </w:r>
-    </w:p>
-    <w:p>
-      <w:pPr>
-        <w:spacing w:line="336" w:lineRule="auto" w:after="180"/>
-      </w:pPr>
-      <w:r>
-        <w:rPr>
-          <w:b w:val="0"/>
-        </w:rPr>
-        <w:t>Attempt this case before feedback. Record any help. Earlier examples below are further practice; a case already practised with feedback cannot establish fresh transfer.</w:t>
-      </w:r>
-    </w:p>
-    <w:p>
-      <w:pPr>
-        <w:pStyle w:val="Heading1"/>
-      </w:pPr>
-      <w:r>
-        <w:t>05. Your learning target</w:t>
-      </w:r>
-    </w:p>
-    <w:p>
-      <w:r>
-        <w:t>Connect the Sampling and Intended Use target to a trace and a justified conclusion.</w:t>
-      </w:r>
-    </w:p>
-    <w:p>
-      <w:pPr>
-        <w:spacing w:line="336" w:lineRule="auto" w:after="180"/>
-      </w:pPr>
-      <w:r>
-        <w:rPr>
-          <w:b/>
-        </w:rPr>
-        <w:t>Training</w:t>
-      </w:r>
-      <w:r>
-        <w:rPr>
-          <w:b w:val="0"/>
-        </w:rPr>
-        <w:t xml:space="preserve"> uses indoor photos from one phone; deployment uses outdoor photos from several phones. Specify two evaluation slices and explain why adding more indoor photos may not resolve the gap.</w:t>
-      </w:r>
-    </w:p>
-    <w:p>
-      <w:pPr>
-        <w:pStyle w:val="Heading1"/>
-      </w:pPr>
-      <w:r>
-        <w:t>06. Solve the given case</w:t>
-      </w:r>
-    </w:p>
-    <w:p>
-      <w:r>
-        <w:t>Solve the supplied Sampling and Intended Use case and show the deciding evidence.</w:t>
-      </w:r>
-    </w:p>
-    <w:p>
-      <w:pPr>
-        <w:spacing w:line="336" w:lineRule="auto" w:after="180"/>
-      </w:pPr>
-      <w:r>
-        <w:rPr>
-          <w:b/>
-        </w:rPr>
-        <w:t>Training</w:t>
-      </w:r>
-      <w:r>
-        <w:rPr>
-          <w:b w:val="0"/>
-        </w:rPr>
-        <w:t xml:space="preserve"> photos use indoor white backgrounds; </w:t>
-      </w:r>
-      <w:r>
-        <w:rPr>
-          <w:b/>
-        </w:rPr>
-        <w:t>intended use</w:t>
-      </w:r>
-      <w:r>
-        <w:rPr>
-          <w:b w:val="0"/>
-        </w:rPr>
-        <w:t xml:space="preserve"> is outdoors.</w:t>
-      </w:r>
-    </w:p>
-    <w:p>
-      <w:pPr>
-        <w:spacing w:line="336" w:lineRule="auto" w:after="180"/>
-      </w:pPr>
-      <w:r>
-        <w:rPr>
-          <w:b w:val="0"/>
-        </w:rPr>
-        <w:t>Identify the coverage gap.</w:t>
-      </w:r>
-    </w:p>
-    <w:p>
-      <w:pPr>
-        <w:spacing w:line="336" w:lineRule="auto" w:after="180"/>
-      </w:pPr>
-      <w:r>
-        <w:rPr>
-          <w:b w:val="0"/>
-        </w:rPr>
-        <w:t xml:space="preserve">Show your trace, calculation or </w:t>
-      </w:r>
-      <w:r>
-        <w:rPr>
-          <w:b/>
-        </w:rPr>
-        <w:t>evidence</w:t>
-      </w:r>
-    </w:p>
-    <w:p>
-      <w:pPr>
-        <w:pStyle w:val="Heading3"/>
-      </w:pPr>
-      <w:r>
-        <w:t>Write or draw your reasoning and evidence.</w:t>
-      </w:r>
-    </w:p>
-    <w:p>
-      <w:r>
-        <w:t>________________________________________________________________</w:t>
-      </w:r>
-    </w:p>
-    <w:p>
-      <w:r>
-        <w:t>________________________________________________________________</w:t>
-      </w:r>
-    </w:p>
-    <w:p>
-      <w:r>
-        <w:t>________________________________________________________________</w:t>
-      </w:r>
-    </w:p>
-    <w:p>
-      <w:r>
-        <w:t>________________________________________________________________</w:t>
-      </w:r>
-    </w:p>
-    <w:p>
-      <w:r>
-        <w:t>________________________________________________________________</w:t>
-      </w:r>
-    </w:p>
-    <w:p>
-      <w:pPr>
-        <w:pStyle w:val="Heading1"/>
-      </w:pPr>
-      <w:r>
-        <w:t>07. Check a changed case</w:t>
-      </w:r>
-    </w:p>
-    <w:p>
-      <w:r>
-        <w:t>Apply the procedure to the changed case and record why the conclusion follows.</w:t>
-      </w:r>
-    </w:p>
-    <w:p>
-      <w:pPr>
-        <w:spacing w:line="336" w:lineRule="auto" w:after="180"/>
-        <w:shd w:fill="F5F1FB"/>
-      </w:pPr>
-      <w:r>
-        <w:rPr>
-          <w:b/>
-        </w:rPr>
-        <w:t>Training</w:t>
-      </w:r>
-      <w:r>
-        <w:rPr>
-          <w:b w:val="0"/>
-        </w:rPr>
-        <w:t xml:space="preserve"> photographs all show mature plants in bright light, but </w:t>
-      </w:r>
-      <w:r>
-        <w:rPr>
-          <w:b/>
-        </w:rPr>
-        <w:t>intended use</w:t>
-      </w:r>
-      <w:r>
-        <w:rPr>
-          <w:b w:val="0"/>
-        </w:rPr>
-        <w:t>rs photograph seedlings indoors. What claim is unsupported and what data is needed?</w:t>
-      </w:r>
-    </w:p>
-    <w:p>
-      <w:pPr>
-        <w:spacing w:line="336" w:lineRule="auto" w:after="180"/>
-      </w:pPr>
-      <w:r>
-        <w:rPr>
-          <w:b w:val="0"/>
-        </w:rPr>
-        <w:t>My independent answer and reason</w:t>
-      </w:r>
-    </w:p>
-    <w:p>
-      <w:pPr>
-        <w:pStyle w:val="Heading3"/>
-      </w:pPr>
-      <w:r>
-        <w:t>Write or draw your reasoning and evidence.</w:t>
-      </w:r>
-    </w:p>
-    <w:p>
-      <w:r>
-        <w:t>________________________________________________________________</w:t>
-      </w:r>
-    </w:p>
-    <w:p>
-      <w:r>
-        <w:t>________________________________________________________________</w:t>
-      </w:r>
-    </w:p>
-    <w:p>
-      <w:r>
-        <w:t>________________________________________________________________</w:t>
-      </w:r>
-    </w:p>
-    <w:p>
-      <w:r>
-        <w:t>________________________________________________________________</w:t>
-      </w:r>
-    </w:p>
-    <w:p>
-      <w:r>
-        <w:t>________________________________________________________________</w:t>
-      </w:r>
-    </w:p>
-    <w:p>
-      <w:pPr>
-        <w:pStyle w:val="Heading3"/>
-      </w:pPr>
-      <w:r>
-        <w:t>Week 7 Test and reflect</w:t>
-      </w:r>
-    </w:p>
-    <w:p>
-      <w:pPr>
-        <w:pStyle w:val="Heading1"/>
-      </w:pPr>
-      <w:r>
-        <w:t>08. Design a revealing test</w:t>
-      </w:r>
-    </w:p>
-    <w:p>
-      <w:r>
-        <w:t>Specify a changed input, expected result and observation separately.</w:t>
-      </w:r>
-    </w:p>
-    <w:p>
-      <w:pPr>
-        <w:spacing w:line="336" w:lineRule="auto" w:after="180"/>
-      </w:pPr>
-      <w:r>
-        <w:rPr>
-          <w:b w:val="0"/>
-        </w:rPr>
-        <w:t xml:space="preserve">Create a changed </w:t>
-      </w:r>
-      <w:r>
-        <w:rPr>
-          <w:b/>
-        </w:rPr>
-        <w:t>input</w:t>
-      </w:r>
-      <w:r>
-        <w:rPr>
-          <w:b w:val="0"/>
-        </w:rPr>
-        <w:t>, boundary case or missing-information case. Write the expected answer or safe response before testing.</w:t>
-      </w:r>
-    </w:p>
-    <w:tbl>
-      <w:tblPr>
-        <w:tblStyle w:val="LightShading-Accent1"/>
-        <w:tblW w:type="auto" w:w="0"/>
-        <w:tblLook w:firstColumn="1" w:firstRow="1" w:lastColumn="0" w:lastRow="0" w:noHBand="0" w:noVBand="1" w:val="04A0"/>
-      </w:tblPr>
-      <w:tblGrid>
-        <w:gridCol w:w="5112"/>
-        <w:gridCol w:w="5112"/>
-      </w:tblGrid>
-      <w:tr>
-        <w:trPr>
-          <w:tblHeader/>
-        </w:trPr>
-        <w:tc>
-          <w:tcPr>
-            <w:tcW w:type="dxa" w:w="5112"/>
-          </w:tcPr>
-          <w:p>
-            <w:r>
-              <w:t>Test record</w:t>
-            </w:r>
-          </w:p>
-        </w:tc>
-        <w:tc>
-          <w:tcPr>
-            <w:tcW w:type="dxa" w:w="5112"/>
-          </w:tcPr>
-          <w:p>
-            <w:r>
-              <w:t>My evidence</w:t>
-            </w:r>
-          </w:p>
-        </w:tc>
-      </w:tr>
-      <w:tr>
-        <w:tc>
-          <w:tcPr>
-            <w:tcW w:type="dxa" w:w="5112"/>
-          </w:tcPr>
-          <w:p>
-            <w:r>
-              <w:t>Changed input or condition</w:t>
-            </w:r>
-          </w:p>
-        </w:tc>
-        <w:tc>
-          <w:tcPr>
-            <w:tcW w:type="dxa" w:w="5112"/>
-          </w:tcPr>
-          <w:p>
-            <w:r/>
-          </w:p>
-        </w:tc>
-      </w:tr>
-      <w:tr>
-        <w:tc>
-          <w:tcPr>
-            <w:tcW w:type="dxa" w:w="5112"/>
-          </w:tcPr>
-          <w:p>
-            <w:r>
-              <w:t>Expected answer or fallback</w:t>
-            </w:r>
-          </w:p>
-        </w:tc>
-        <w:tc>
-          <w:tcPr>
-            <w:tcW w:type="dxa" w:w="5112"/>
-          </w:tcPr>
-          <w:p>
-            <w:r/>
-          </w:p>
-        </w:tc>
-      </w:tr>
-      <w:tr>
-        <w:tc>
-          <w:tcPr>
-            <w:tcW w:type="dxa" w:w="5112"/>
-          </w:tcPr>
-          <w:p>
-            <w:r>
-              <w:t>Observed result</w:t>
-            </w:r>
-          </w:p>
-        </w:tc>
-        <w:tc>
-          <w:tcPr>
-            <w:tcW w:type="dxa" w:w="5112"/>
-          </w:tcPr>
-          <w:p>
-            <w:r/>
-          </w:p>
-        </w:tc>
-      </w:tr>
-      <w:tr>
-        <w:tc>
-          <w:tcPr>
-            <w:tcW w:type="dxa" w:w="5112"/>
-          </w:tcPr>
-          <w:p>
-            <w:r>
-              <w:t>Why the result occurred</w:t>
-            </w:r>
-          </w:p>
-        </w:tc>
-        <w:tc>
-          <w:tcPr>
-            <w:tcW w:type="dxa" w:w="5112"/>
-          </w:tcPr>
-          <w:p>
-            <w:r/>
-          </w:p>
-        </w:tc>
-      </w:tr>
-    </w:tbl>
-    <w:p>
-      <w:pPr>
-        <w:pStyle w:val="Heading1"/>
-      </w:pPr>
-      <w:r>
-        <w:t>09. Project checkpoint</w:t>
-      </w:r>
-    </w:p>
-    <w:p>
-      <w:r>
-        <w:t>Justify what Sampling and Intended Use adds to Responsible Plant Classifier and keep the evidence.</w:t>
-      </w:r>
-    </w:p>
-    <w:p>
-      <w:pPr>
-        <w:spacing w:line="336" w:lineRule="auto" w:after="180"/>
-      </w:pPr>
-      <w:r>
-        <w:rPr>
-          <w:b w:val="0"/>
-        </w:rPr>
-        <w:t>Freeze the Plant Classifier intended-use statement and a coverage table for species, lighting, camera, and health class.</w:t>
-      </w:r>
-    </w:p>
-    <w:p>
-      <w:pPr>
-        <w:spacing w:line="336" w:lineRule="auto" w:after="180"/>
-      </w:pPr>
-      <w:r>
-        <w:rPr>
-          <w:b w:val="0"/>
-        </w:rPr>
-        <w:t xml:space="preserve">The project change and </w:t>
-      </w:r>
-      <w:r>
-        <w:rPr>
-          <w:b/>
-        </w:rPr>
-        <w:t>evidence</w:t>
-      </w:r>
-      <w:r>
-        <w:rPr>
-          <w:b w:val="0"/>
-        </w:rPr>
-        <w:t xml:space="preserve"> I will keep</w:t>
-      </w:r>
-    </w:p>
-    <w:p>
-      <w:pPr>
-        <w:pStyle w:val="Heading3"/>
-      </w:pPr>
-      <w:r>
-        <w:t>Write or draw your reasoning and evidence.</w:t>
-      </w:r>
-    </w:p>
-    <w:p>
-      <w:r>
-        <w:t>________________________________________________________________</w:t>
-      </w:r>
-    </w:p>
-    <w:p>
-      <w:r>
-        <w:t>________________________________________________________________</w:t>
-      </w:r>
-    </w:p>
-    <w:p>
-      <w:r>
-        <w:t>________________________________________________________________</w:t>
-      </w:r>
-    </w:p>
-    <w:p>
-      <w:r>
-        <w:t>________________________________________________________________</w:t>
-      </w:r>
-    </w:p>
-    <w:p>
-      <w:r>
-        <w:t>________________________________________________________________</w:t>
-      </w:r>
-    </w:p>
-    <w:p>
-      <w:pPr>
-        <w:pStyle w:val="Heading1"/>
-      </w:pPr>
-      <w:r>
-        <w:t>10. Self check</w:t>
-      </w:r>
-    </w:p>
-    <w:p>
-      <w:r>
-        <w:t>Judge explanation, evidence, transfer and limits separately; attach the work behind your judgement.</w:t>
-      </w:r>
-    </w:p>
-    <w:p>
-      <w:pPr>
-        <w:pStyle w:val="ListBullet"/>
-      </w:pPr>
-      <w:r>
-        <w:t>I can explain the mechanism.</w:t>
-      </w:r>
-    </w:p>
-    <w:p>
-      <w:pPr>
-        <w:pStyle w:val="ListBullet"/>
-      </w:pPr>
-      <w:r>
-        <w:t>I can show evidence.</w:t>
-      </w:r>
-    </w:p>
-    <w:p>
-      <w:pPr>
-        <w:pStyle w:val="ListBullet"/>
-      </w:pPr>
-      <w:r>
-        <w:t>I can handle a changed case.</w:t>
-      </w:r>
-    </w:p>
-    <w:p>
-      <w:pPr>
-        <w:pStyle w:val="ListBullet"/>
-      </w:pPr>
-      <w:r>
-        <w:t>I can name a limit.</w:t>
-      </w:r>
-    </w:p>
-    <w:p>
-      <w:r>
-        <w:t>Mark each as not yet, with help or independently, and attach supporting work.</w:t>
-      </w:r>
-    </w:p>
-    <w:p>
-      <w:pPr>
-        <w:spacing w:line="336" w:lineRule="auto" w:after="180"/>
-      </w:pPr>
-      <w:r>
-        <w:rPr>
-          <w:b w:val="0"/>
-        </w:rPr>
-        <w:t>Teacher review ____________________  Next step ____________________</w:t>
-      </w:r>
-    </w:p>
-    <w:p>
-      <w:pPr>
-        <w:pStyle w:val="Heading1"/>
-      </w:pPr>
-      <w:r>
-        <w:t>11. Transfer practice from the original programme</w:t>
-      </w:r>
-    </w:p>
-    <w:p>
-      <w:r>
-        <w:t>Use this earlier case as transfer practice. A case already discussed with feedback is not fresh assessment evidence.</w:t>
-      </w:r>
-    </w:p>
-    <w:p>
-      <w:pPr>
-        <w:spacing w:line="336" w:lineRule="auto" w:after="180"/>
-      </w:pPr>
-      <w:r>
-        <w:rPr>
-          <w:b/>
-        </w:rPr>
-        <w:t>Training</w:t>
-      </w:r>
-      <w:r>
-        <w:rPr>
-          <w:b w:val="0"/>
-        </w:rPr>
-        <w:t xml:space="preserve"> uses indoor photos from one phone; deployment uses outdoor photos from several phones. Specify two evaluation slices and explain why adding more indoor photos may not resolve the gap.</w:t>
-      </w:r>
-    </w:p>
-    <w:p>
-      <w:pPr>
-        <w:pStyle w:val="Heading3"/>
-      </w:pPr>
-      <w:r>
-        <w:t>My independently reasoned answer</w:t>
-      </w:r>
-    </w:p>
-    <w:p>
-      <w:r>
-        <w:t>________________________________________________________________</w:t>
-      </w:r>
-    </w:p>
-    <w:p>
-      <w:r>
-        <w:t>________________________________________________________________</w:t>
-      </w:r>
-    </w:p>
-    <w:p>
-      <w:r>
-        <w:t>________________________________________________________________</w:t>
-      </w:r>
-    </w:p>
-    <w:p>
-      <w:r>
-        <w:t>________________________________________________________________</w:t>
-      </w:r>
-    </w:p>
-    <w:p>
-      <w:r>
-        <w:t>________________________________________________________________</w:t>
-      </w:r>
-    </w:p>
-    <w:p>
-      <w:r>
-        <w:t>________________________________________________________________</w:t>
-      </w:r>
-    </w:p>
-    <w:p>
-      <w:r>
-        <w:t>________________________________________________________________</w:t>
-      </w:r>
-    </w:p>
-    <w:p>
-      <w:pPr>
-        <w:spacing w:line="336" w:lineRule="auto" w:after="180"/>
-      </w:pPr>
-      <w:r>
-        <w:rPr>
-          <w:b w:val="0"/>
-        </w:rPr>
-        <w:t>Record support used: none, hint or teacher explanation.</w:t>
-      </w:r>
-    </w:p>
-    <w:p>
-      <w:pPr>
-        <w:pStyle w:val="Heading1"/>
-      </w:pPr>
-      <w:r>
-        <w:t>12. W1 Define the row and source</w:t>
-      </w:r>
-    </w:p>
-    <w:p>
-      <w:r>
-        <w:t>Define the row and source. Apply the supplied Sampling and Intended Use facts and keep your reasoning.</w:t>
+        <w:pStyle w:val="Heading2"/>
+      </w:pPr>
+      <w:r>
+        <w:t>Review · Earlier audit task and saved response · reference / check after trying</w:t>
       </w:r>
     </w:p>
     <w:p>
@@ -1148,18 +343,109 @@
         <w:pStyle w:val="Heading1"/>
       </w:pPr>
       <w:r>
-        <w:t>13. W2 Interpret the audit counts</w:t>
-      </w:r>
-    </w:p>
-    <w:p>
-      <w:r>
-        <w:t>Interpret the audit counts. Apply the supplied Sampling and Intended Use facts and keep your reasoning.</w:t>
+        <w:t>13. W2 · Compare supplied coverage</w:t>
+      </w:r>
+    </w:p>
+    <w:p>
+      <w:r>
+        <w:t>Current sampling questions have fresh answer fields; earlier audit responses remain preserved.</w:t>
+      </w:r>
+    </w:p>
+    <w:p>
+      <w:pPr>
+        <w:pStyle w:val="Heading2"/>
+      </w:pPr>
+      <w:r>
+        <w:t>Complete current sampling reference</w:t>
       </w:r>
     </w:p>
     <w:p>
       <w:pPr>
         <w:spacing w:line="336" w:lineRule="auto" w:after="180"/>
-        <w:shd w:fill="F5F1FB"/>
+      </w:pPr>
+      <w:r>
+        <w:rPr>
+          <w:b w:val="0"/>
+        </w:rPr>
+        <w:t>Current Coverage v1 intended use has day/evening × cameras A/B. A: day/A9,day/B0,evening/A1,evening/B0;10photos/10plants. B: each cell3;12photos/12plants. Sources invented, species/label counts unknown, no model predictions. Copying each A photo ten times gives100rows/10plants and still no camera-B coverage.</w:t>
+      </w:r>
+    </w:p>
+    <w:p>
+      <w:pPr>
+        <w:spacing w:line="336" w:lineRule="auto" w:after="180"/>
+      </w:pPr>
+      <w:r>
+        <w:rPr>
+          <w:b w:val="0"/>
+        </w:rPr>
+        <w:t>Separate picture:12midday photos/12plants plus12same-plant midday views gives24photos/12plants, no evening evidence.</w:t>
+      </w:r>
+    </w:p>
+    <w:p>
+      <w:pPr>
+        <w:pStyle w:val="Heading2"/>
+      </w:pPr>
+      <w:r>
+        <w:t>Current task and response</w:t>
+      </w:r>
+    </w:p>
+    <w:p>
+      <w:pPr>
+        <w:pStyle w:val="ListBullet"/>
+      </w:pPr>
+      <w:r>
+        <w:t>Using Coverage v1 A/B manifests, report day/A, day/B, evening/A and evening/B counts for each sample. Explain why B addresses a known gap without proving higher accuracy. If A photos are each copied ten times, state photo and distinct-plant counts and which cells remain missing.</w:t>
+      </w:r>
+    </w:p>
+    <w:p>
+      <w:pPr>
+        <w:pStyle w:val="Heading3"/>
+      </w:pPr>
+      <w:r>
+        <w:t>My coverage reasoning and evidence</w:t>
+      </w:r>
+    </w:p>
+    <w:p>
+      <w:r>
+        <w:t>________________________________________________________________</w:t>
+      </w:r>
+    </w:p>
+    <w:p>
+      <w:r>
+        <w:t>________________________________________________________________</w:t>
+      </w:r>
+    </w:p>
+    <w:p>
+      <w:r>
+        <w:t>________________________________________________________________</w:t>
+      </w:r>
+    </w:p>
+    <w:p>
+      <w:r>
+        <w:t>________________________________________________________________</w:t>
+      </w:r>
+    </w:p>
+    <w:p>
+      <w:r>
+        <w:t>________________________________________________________________</w:t>
+      </w:r>
+    </w:p>
+    <w:p>
+      <w:r>
+        <w:t>________________________________________________________________</w:t>
+      </w:r>
+    </w:p>
+    <w:p>
+      <w:pPr>
+        <w:pStyle w:val="Heading2"/>
+      </w:pPr>
+      <w:r>
+        <w:t>Review · Earlier audit task and saved response · reference / check after trying</w:t>
+      </w:r>
+    </w:p>
+    <w:p>
+      <w:pPr>
+        <w:spacing w:line="336" w:lineRule="auto" w:after="180"/>
       </w:pPr>
       <w:r>
         <w:rPr>
@@ -1211,12 +497,104 @@
         <w:pStyle w:val="Heading1"/>
       </w:pPr>
       <w:r>
-        <w:t>14. W3 Reject an unsupported correction</w:t>
-      </w:r>
-    </w:p>
-    <w:p>
-      <w:r>
-        <w:t>Reject an unsupported correction. Apply the supplied Sampling and Intended Use facts and keep your reasoning.</w:t>
+        <w:t>14. W3 · Repair a copied-data claim</w:t>
+      </w:r>
+    </w:p>
+    <w:p>
+      <w:r>
+        <w:t>Current sampling questions have fresh answer fields; earlier audit responses remain preserved.</w:t>
+      </w:r>
+    </w:p>
+    <w:p>
+      <w:pPr>
+        <w:pStyle w:val="Heading2"/>
+      </w:pPr>
+      <w:r>
+        <w:t>Complete current sampling reference</w:t>
+      </w:r>
+    </w:p>
+    <w:p>
+      <w:pPr>
+        <w:spacing w:line="336" w:lineRule="auto" w:after="180"/>
+      </w:pPr>
+      <w:r>
+        <w:rPr>
+          <w:b w:val="0"/>
+        </w:rPr>
+        <w:t>Current Coverage v1 intended use has day/evening × cameras A/B. A: day/A9,day/B0,evening/A1,evening/B0;10photos/10plants. B: each cell3;12photos/12plants. Sources invented, species/label counts unknown, no model predictions. Copying each A photo ten times gives100rows/10plants and still no camera-B coverage.</w:t>
+      </w:r>
+    </w:p>
+    <w:p>
+      <w:pPr>
+        <w:spacing w:line="336" w:lineRule="auto" w:after="180"/>
+      </w:pPr>
+      <w:r>
+        <w:rPr>
+          <w:b w:val="0"/>
+        </w:rPr>
+        <w:t>Separate picture:12midday photos/12plants plus12same-plant midday views gives24photos/12plants, no evening evidence.</w:t>
+      </w:r>
+    </w:p>
+    <w:p>
+      <w:pPr>
+        <w:pStyle w:val="Heading2"/>
+      </w:pPr>
+      <w:r>
+        <w:t>Current task and response</w:t>
+      </w:r>
+    </w:p>
+    <w:p>
+      <w:pPr>
+        <w:pStyle w:val="ListBullet"/>
+      </w:pPr>
+      <w:r>
+        <w:t>A teacher says100 copied indoor day photos prove reliable evening camera-B performance. What evidence is missing, and which counts can increase without closing that gap?</w:t>
+      </w:r>
+    </w:p>
+    <w:p>
+      <w:pPr>
+        <w:pStyle w:val="Heading3"/>
+      </w:pPr>
+      <w:r>
+        <w:t>My coverage reasoning and evidence</w:t>
+      </w:r>
+    </w:p>
+    <w:p>
+      <w:r>
+        <w:t>________________________________________________________________</w:t>
+      </w:r>
+    </w:p>
+    <w:p>
+      <w:r>
+        <w:t>________________________________________________________________</w:t>
+      </w:r>
+    </w:p>
+    <w:p>
+      <w:r>
+        <w:t>________________________________________________________________</w:t>
+      </w:r>
+    </w:p>
+    <w:p>
+      <w:r>
+        <w:t>________________________________________________________________</w:t>
+      </w:r>
+    </w:p>
+    <w:p>
+      <w:r>
+        <w:t>________________________________________________________________</w:t>
+      </w:r>
+    </w:p>
+    <w:p>
+      <w:r>
+        <w:t>________________________________________________________________</w:t>
+      </w:r>
+    </w:p>
+    <w:p>
+      <w:pPr>
+        <w:pStyle w:val="Heading2"/>
+      </w:pPr>
+      <w:r>
+        <w:t>Review · Earlier audit task and saved response · reference / check after trying</w:t>
       </w:r>
     </w:p>
     <w:p>
@@ -1273,32 +651,31 @@
         <w:pStyle w:val="Heading1"/>
       </w:pPr>
       <w:r>
-        <w:t>15. W4 Inspect and document independently</w:t>
-      </w:r>
-    </w:p>
-    <w:p>
-      <w:r>
-        <w:t>Attempt before feedback. If this repeats the selected independent case, reuse that first attempt; otherwise keep a separate record. Inspect and document independently. Apply the supplied Sampling and Intended Use facts and keep your reasoning.</w:t>
-      </w:r>
-    </w:p>
-    <w:p>
-      <w:pPr>
-        <w:pStyle w:val="Heading3"/>
-      </w:pPr>
-      <w:r>
-        <w:t>Rules supplied for this independent case</w:t>
+        <w:t>16. W5 · Plan a revealing collection</w:t>
+      </w:r>
+    </w:p>
+    <w:p>
+      <w:r>
+        <w:t>Current sampling questions have fresh answer fields; earlier audit responses remain preserved.</w:t>
+      </w:r>
+    </w:p>
+    <w:p>
+      <w:pPr>
+        <w:pStyle w:val="Heading2"/>
+      </w:pPr>
+      <w:r>
+        <w:t>Complete current sampling reference</w:t>
       </w:r>
     </w:p>
     <w:p>
       <w:pPr>
         <w:spacing w:line="336" w:lineRule="auto" w:after="180"/>
-        <w:shd w:fill="F1F6F8"/>
       </w:pPr>
       <w:r>
         <w:rPr>
           <w:b w:val="0"/>
         </w:rPr>
-        <w:t>Schema for this exercise: one intended row per distinct trip ID; each row is an (ID, duration) pair. Duration is numeric minutes or None for unmeasured. Negative durations are invalid; a recorded zero is allowed. Count extra ID occurrences beyond the first and do not silently alter the raw data.</w:t>
+        <w:t>Current Coverage v1 intended use has day/evening × cameras A/B. A: day/A9,day/B0,evening/A1,evening/B0;10photos/10plants. B: each cell3;12photos/12plants. Sources invented, species/label counts unknown, no model predictions. Copying each A photo ten times gives100rows/10plants and still no camera-B coverage.</w:t>
       </w:r>
     </w:p>
     <w:p>
@@ -1309,42 +686,23 @@
         <w:rPr>
           <w:b w:val="0"/>
         </w:rPr>
-        <w:t xml:space="preserve">A new fictional indoor trip export has (P,4), (Q,None), (Q,None), (R,-1), (S,6), (T,0), with durations in minutes and the same </w:t>
-      </w:r>
-      <w:r>
-        <w:rPr>
-          <w:b/>
-        </w:rPr>
-        <w:t>schema</w:t>
-      </w:r>
-      <w:r>
-        <w:rPr>
-          <w:b w:val="0"/>
-        </w:rPr>
-        <w:t>.</w:t>
-      </w:r>
-    </w:p>
-    <w:p>
-      <w:pPr>
-        <w:spacing w:line="336" w:lineRule="auto" w:after="180"/>
-      </w:pPr>
-      <w:r>
-        <w:rPr>
-          <w:b w:val="0"/>
-        </w:rPr>
-        <w:t xml:space="preserve">Count raw rows, distinct IDs, missing durations, negative durations and extra ID occurrences. Identify overlap. Draft a short </w:t>
-      </w:r>
-      <w:r>
-        <w:rPr>
-          <w:b/>
-        </w:rPr>
-        <w:t>dataset card</w:t>
-      </w:r>
-      <w:r>
-        <w:rPr>
-          <w:b w:val="0"/>
-        </w:rPr>
-        <w:t xml:space="preserve"> stating source, row meaning, unit, findings, unchanged version and one excluded use.</w:t>
+        <w:t>Separate picture:12midday photos/12plants plus12same-plant midday views gives24photos/12plants, no evening evidence.</w:t>
+      </w:r>
+    </w:p>
+    <w:p>
+      <w:pPr>
+        <w:pStyle w:val="Heading2"/>
+      </w:pPr>
+      <w:r>
+        <w:t>Current task and response</w:t>
+      </w:r>
+    </w:p>
+    <w:p>
+      <w:pPr>
+        <w:pStyle w:val="ListBullet"/>
+      </w:pPr>
+      <w:r>
+        <w:t>Propose collection that directly addresses one zero cell in A. State what IDs, labels and conditions to retain, which uncertainty remains and how a fresh final evaluation differs from development collection.</w:t>
       </w:r>
     </w:p>
     <w:p>
@@ -1352,7 +710,7 @@
         <w:pStyle w:val="Heading3"/>
       </w:pPr>
       <w:r>
-        <w:t>My reasoning and evidence</w:t>
+        <w:t>My coverage reasoning and evidence</w:t>
       </w:r>
     </w:p>
     <w:p>
@@ -1386,26 +744,11 @@
       </w:r>
     </w:p>
     <w:p>
-      <w:r>
-        <w:t>________________________________________________________________</w:t>
-      </w:r>
-    </w:p>
-    <w:p>
-      <w:r>
-        <w:t>________________________________________________________________</w:t>
-      </w:r>
-    </w:p>
-    <w:p>
-      <w:pPr>
-        <w:pStyle w:val="Heading1"/>
-      </w:pPr>
-      <w:r>
-        <w:t>16. W5 State an evidence gap</w:t>
-      </w:r>
-    </w:p>
-    <w:p>
-      <w:r>
-        <w:t>State an evidence gap. Apply the supplied Sampling and Intended Use facts and keep your reasoning.</w:t>
+      <w:pPr>
+        <w:pStyle w:val="Heading2"/>
+      </w:pPr>
+      <w:r>
+        <w:t>Review · Earlier audit task and saved response · reference / check after trying</w:t>
       </w:r>
     </w:p>
     <w:p>
@@ -1462,12 +805,186 @@
         <w:pStyle w:val="Heading1"/>
       </w:pPr>
       <w:r>
-        <w:t>17. Feedback, return check and learning record</w:t>
-      </w:r>
-    </w:p>
-    <w:p>
-      <w:r>
-        <w:t>Record the first repaired step and a different case to revisit after a delay.</w:t>
+        <w:t>04. Try alone · Selected experiment task</w:t>
+      </w:r>
+    </w:p>
+    <w:p>
+      <w:r>
+        <w:t>Keep this task’s complete inputs, stated rule and support record together.</w:t>
+      </w:r>
+    </w:p>
+    <w:p>
+      <w:pPr>
+        <w:pStyle w:val="Heading2"/>
+      </w:pPr>
+      <w:r>
+        <w:t>Task and evidence record</w:t>
+      </w:r>
+    </w:p>
+    <w:p>
+      <w:pPr>
+        <w:pStyle w:val="ListBullet"/>
+      </w:pPr>
+      <w:r>
+        <w:t>This selected task asks for a collection/evaluation plan, not an invented score. The source gives no outdoor counts, camera specifications, labels or predictions. Name missing conditions, preserve shared plant IDs when collecting related views, distinguish development collection from fresh final evaluation and state what remains unknown. No particular sample size guarantees adequate accuracy.</w:t>
+      </w:r>
+    </w:p>
+    <w:p>
+      <w:pPr>
+        <w:pStyle w:val="Heading3"/>
+      </w:pPr>
+      <w:r>
+        <w:t>Independent case: Changed independent case</w:t>
+      </w:r>
+    </w:p>
+    <w:p>
+      <w:pPr>
+        <w:pStyle w:val="ListBullet"/>
+      </w:pPr>
+      <w:r>
+        <w:t>Training plant photos are all indoors on one phone. Intended use includes outdoor photos on other cameras. Plan a sampling check before making a general accuracy claim.</w:t>
+      </w:r>
+    </w:p>
+    <w:p>
+      <w:pPr>
+        <w:pStyle w:val="Heading3"/>
+      </w:pPr>
+      <w:r>
+        <w:t>My independent explanation, trace and limits</w:t>
+      </w:r>
+    </w:p>
+    <w:p>
+      <w:r>
+        <w:t>________________________________________________________________</w:t>
+      </w:r>
+    </w:p>
+    <w:p>
+      <w:r>
+        <w:t>________________________________________________________________</w:t>
+      </w:r>
+    </w:p>
+    <w:p>
+      <w:r>
+        <w:t>________________________________________________________________</w:t>
+      </w:r>
+    </w:p>
+    <w:p>
+      <w:r>
+        <w:t>________________________________________________________________</w:t>
+      </w:r>
+    </w:p>
+    <w:p>
+      <w:r>
+        <w:t>________________________________________________________________</w:t>
+      </w:r>
+    </w:p>
+    <w:p>
+      <w:r>
+        <w:t>________________________________________________________________</w:t>
+      </w:r>
+    </w:p>
+    <w:p>
+      <w:r>
+        <w:t>________________________________________________________________</w:t>
+      </w:r>
+    </w:p>
+    <w:p>
+      <w:pPr>
+        <w:pStyle w:val="ListBullet"/>
+      </w:pPr>
+      <w:r>
+        <w:t>Attempt this case before feedback. Record any help. Earlier examples below are further practice; a case already practised with feedback cannot establish fresh transfer.</w:t>
+      </w:r>
+    </w:p>
+    <w:p>
+      <w:pPr>
+        <w:pStyle w:val="Heading1"/>
+      </w:pPr>
+      <w:r>
+        <w:t>09. Project · Keep the experiment evidence</w:t>
+      </w:r>
+    </w:p>
+    <w:p>
+      <w:r>
+        <w:t>Keep this task’s complete inputs, stated rule and support record together.</w:t>
+      </w:r>
+    </w:p>
+    <w:p>
+      <w:pPr>
+        <w:pStyle w:val="Heading2"/>
+      </w:pPr>
+      <w:r>
+        <w:t>Task and evidence record</w:t>
+      </w:r>
+    </w:p>
+    <w:p>
+      <w:pPr>
+        <w:pStyle w:val="ListBullet"/>
+      </w:pPr>
+      <w:r>
+        <w:t>Freeze the Plant Classifier intended-use statement and a coverage table for species, lighting, camera, and health class.</w:t>
+      </w:r>
+    </w:p>
+    <w:p>
+      <w:pPr>
+        <w:pStyle w:val="ListBullet"/>
+      </w:pPr>
+      <w:r>
+        <w:t>The project change and evidence I will keep</w:t>
+      </w:r>
+    </w:p>
+    <w:p>
+      <w:pPr>
+        <w:pStyle w:val="Heading3"/>
+      </w:pPr>
+      <w:r>
+        <w:t>Write or draw your reasoning and evidence.</w:t>
+      </w:r>
+    </w:p>
+    <w:p>
+      <w:r>
+        <w:t>________________________________________________________________</w:t>
+      </w:r>
+    </w:p>
+    <w:p>
+      <w:r>
+        <w:t>________________________________________________________________</w:t>
+      </w:r>
+    </w:p>
+    <w:p>
+      <w:r>
+        <w:t>________________________________________________________________</w:t>
+      </w:r>
+    </w:p>
+    <w:p>
+      <w:r>
+        <w:t>________________________________________________________________</w:t>
+      </w:r>
+    </w:p>
+    <w:p>
+      <w:r>
+        <w:t>________________________________________________________________</w:t>
+      </w:r>
+    </w:p>
+    <w:p>
+      <w:pPr>
+        <w:pStyle w:val="Heading1"/>
+      </w:pPr>
+      <w:r>
+        <w:t>17. Feedback · Repair and return</w:t>
+      </w:r>
+    </w:p>
+    <w:p>
+      <w:r>
+        <w:t>Keep this task’s complete inputs, stated rule and support record together.</w:t>
+      </w:r>
+    </w:p>
+    <w:p>
+      <w:pPr>
+        <w:pStyle w:val="Heading2"/>
+      </w:pPr>
+      <w:r>
+        <w:t>Task and evidence record</w:t>
       </w:r>
     </w:p>
     <w:tbl>
@@ -1608,12 +1125,9 @@
     </w:tbl>
     <w:p>
       <w:pPr>
-        <w:spacing w:line="336" w:lineRule="auto" w:after="180"/>
-      </w:pPr>
-      <w:r>
-        <w:rPr>
-          <w:b w:val="0"/>
-        </w:rPr>
+        <w:pStyle w:val="ListBullet"/>
+      </w:pPr>
+      <w:r>
         <w:t>Revisit this idea with your teacher after a delay. Familiarity is different from explaining and using it on a changed case.</w:t>
       </w:r>
     </w:p>
@@ -1622,81 +1136,785 @@
         <w:pStyle w:val="Heading1"/>
       </w:pPr>
       <w:r>
-        <w:t>18. Pictorial case practice: Sampling and Intended Use</w:t>
-      </w:r>
-    </w:p>
-    <w:p>
-      <w:r>
-        <w:t>Sample for the conditions in which the plant classifier will actually be used. Explain the labelled step before checking the changed condition.</w:t>
-      </w:r>
-    </w:p>
-    <w:p>
-      <w:pPr>
-        <w:spacing w:line="336" w:lineRule="auto" w:after="180"/>
-      </w:pPr>
-      <w:r>
-        <w:rPr>
-          <w:b/>
-        </w:rPr>
-        <w:t>Sample</w:t>
-      </w:r>
-      <w:r>
-        <w:rPr>
-          <w:b w:val="0"/>
-        </w:rPr>
-        <w:t xml:space="preserve"> for the conditions in which the plant classifier will actually be used.</w:t>
-      </w:r>
-    </w:p>
-    <w:p>
-      <w:pPr>
-        <w:spacing w:line="336" w:lineRule="auto" w:after="180"/>
-      </w:pPr>
-      <w:r>
-        <w:rPr>
-          <w:b/>
-        </w:rPr>
-        <w:t>Training</w:t>
-      </w:r>
-      <w:r>
-        <w:rPr>
-          <w:b w:val="0"/>
-        </w:rPr>
-        <w:t xml:space="preserve"> set: 12 windowsill plants photographed at midday. </w:t>
-      </w:r>
-      <w:r>
-        <w:rPr>
-          <w:b/>
-        </w:rPr>
-        <w:t>Intended use</w:t>
-      </w:r>
-      <w:r>
-        <w:rPr>
-          <w:b w:val="0"/>
-        </w:rPr>
-        <w:t xml:space="preserve"> includes evening desk photos; no evening examples have been collected.</w:t>
-      </w:r>
-    </w:p>
-    <w:p>
-      <w:pPr>
-        <w:spacing w:line="336" w:lineRule="auto" w:after="180"/>
-      </w:pPr>
-      <w:r>
-        <w:rPr>
-          <w:b w:val="0"/>
-        </w:rPr>
-        <w:t xml:space="preserve">All </w:t>
-      </w:r>
-      <w:r>
-        <w:rPr>
-          <w:b/>
-        </w:rPr>
-        <w:t>input</w:t>
-      </w:r>
-      <w:r>
-        <w:rPr>
-          <w:b w:val="0"/>
-        </w:rPr>
-        <w:t>s and outcomes in this worked example are invented classroom data; no real model run is claimed.</w:t>
+        <w:t>10. Finish · Judge your evidence</w:t>
+      </w:r>
+    </w:p>
+    <w:p>
+      <w:r>
+        <w:t>Keep this task’s complete inputs, stated rule and support record together.</w:t>
+      </w:r>
+    </w:p>
+    <w:p>
+      <w:pPr>
+        <w:pStyle w:val="Heading2"/>
+      </w:pPr>
+      <w:r>
+        <w:t>Task and evidence record</w:t>
+      </w:r>
+    </w:p>
+    <w:p>
+      <w:pPr>
+        <w:pStyle w:val="ListBullet"/>
+      </w:pPr>
+      <w:r>
+        <w:t>I can explain the mechanism. I can show evidence. I can handle a changed case. I can name a limit. Mark each as not yet, with help or independently, and attach supporting work.</w:t>
+      </w:r>
+    </w:p>
+    <w:p>
+      <w:pPr>
+        <w:pStyle w:val="ListBullet"/>
+      </w:pPr>
+      <w:r>
+        <w:t>Teacher review ____________________  Next step ____________________</w:t>
+      </w:r>
+    </w:p>
+    <w:p>
+      <w:pPr>
+        <w:pStyle w:val="Heading1"/>
+      </w:pPr>
+      <w:r>
+        <w:t>Reference bank and extra practice</w:t>
+      </w:r>
+    </w:p>
+    <w:p>
+      <w:pPr>
+        <w:pStyle w:val="Heading1"/>
+      </w:pPr>
+      <w:r>
+        <w:t>02. Reference · Supported W2 record</w:t>
+      </w:r>
+    </w:p>
+    <w:p>
+      <w:r>
+        <w:t>Keep this task’s complete inputs, stated rule and support record together.</w:t>
+      </w:r>
+    </w:p>
+    <w:p>
+      <w:pPr>
+        <w:pStyle w:val="Heading2"/>
+      </w:pPr>
+      <w:r>
+        <w:t>Task and evidence record</w:t>
+      </w:r>
+    </w:p>
+    <w:p>
+      <w:pPr>
+        <w:pStyle w:val="ListBullet"/>
+      </w:pPr>
+      <w:r>
+        <w:t>Earlier trip-audit completion record: retain the saved response as review. Use the current W2 condition-coverage task for this week’s supported practice.</w:t>
+      </w:r>
+    </w:p>
+    <w:tbl>
+      <w:tblPr>
+        <w:tblStyle w:val="LightShading-Accent1"/>
+        <w:tblW w:type="auto" w:w="0"/>
+        <w:tblLook w:firstColumn="1" w:firstRow="1" w:lastColumn="0" w:lastRow="0" w:noHBand="0" w:noVBand="1" w:val="04A0"/>
+      </w:tblPr>
+      <w:tblGrid>
+        <w:gridCol w:w="2556"/>
+        <w:gridCol w:w="2556"/>
+        <w:gridCol w:w="2556"/>
+        <w:gridCol w:w="2556"/>
+      </w:tblGrid>
+      <w:tr>
+        <w:trPr>
+          <w:tblHeader/>
+        </w:trPr>
+        <w:tc>
+          <w:tcPr>
+            <w:tcW w:type="dxa" w:w="2556"/>
+          </w:tcPr>
+          <w:p>
+            <w:r>
+              <w:t>Given inputs</w:t>
+            </w:r>
+          </w:p>
+        </w:tc>
+        <w:tc>
+          <w:tcPr>
+            <w:tcW w:type="dxa" w:w="2556"/>
+          </w:tcPr>
+          <w:p>
+            <w:r>
+              <w:t>Procedure I chose</w:t>
+            </w:r>
+          </w:p>
+        </w:tc>
+        <w:tc>
+          <w:tcPr>
+            <w:tcW w:type="dxa" w:w="2556"/>
+          </w:tcPr>
+          <w:p>
+            <w:r>
+              <w:t>Middle steps</w:t>
+            </w:r>
+          </w:p>
+        </w:tc>
+        <w:tc>
+          <w:tcPr>
+            <w:tcW w:type="dxa" w:w="2556"/>
+          </w:tcPr>
+          <w:p>
+            <w:r>
+              <w:t>Result and check</w:t>
+            </w:r>
+          </w:p>
+        </w:tc>
+      </w:tr>
+      <w:tr>
+        <w:tc>
+          <w:tcPr>
+            <w:tcW w:type="dxa" w:w="2556"/>
+          </w:tcPr>
+          <w:p>
+            <w:r/>
+          </w:p>
+        </w:tc>
+        <w:tc>
+          <w:tcPr>
+            <w:tcW w:type="dxa" w:w="2556"/>
+          </w:tcPr>
+          <w:p>
+            <w:r/>
+          </w:p>
+        </w:tc>
+        <w:tc>
+          <w:tcPr>
+            <w:tcW w:type="dxa" w:w="2556"/>
+          </w:tcPr>
+          <w:p>
+            <w:r/>
+          </w:p>
+        </w:tc>
+        <w:tc>
+          <w:tcPr>
+            <w:tcW w:type="dxa" w:w="2556"/>
+          </w:tcPr>
+          <w:p>
+            <w:r/>
+          </w:p>
+        </w:tc>
+      </w:tr>
+    </w:tbl>
+    <w:p>
+      <w:pPr>
+        <w:pStyle w:val="Heading3"/>
+      </w:pPr>
+      <w:r>
+        <w:t>The step I completed without help, and the hint I needed</w:t>
+      </w:r>
+    </w:p>
+    <w:p>
+      <w:r>
+        <w:t>________________________________________________________________</w:t>
+      </w:r>
+    </w:p>
+    <w:p>
+      <w:r>
+        <w:t>________________________________________________________________</w:t>
+      </w:r>
+    </w:p>
+    <w:p>
+      <w:r>
+        <w:t>________________________________________________________________</w:t>
+      </w:r>
+    </w:p>
+    <w:p>
+      <w:pPr>
+        <w:pStyle w:val="Heading1"/>
+      </w:pPr>
+      <w:r>
+        <w:t>03. Extra practice · Individual reasoning check</w:t>
+      </w:r>
+    </w:p>
+    <w:p>
+      <w:r>
+        <w:t>Keep this task’s complete inputs, stated rule and support record together.</w:t>
+      </w:r>
+    </w:p>
+    <w:p>
+      <w:pPr>
+        <w:pStyle w:val="Heading2"/>
+      </w:pPr>
+      <w:r>
+        <w:t>Task and evidence record</w:t>
+      </w:r>
+    </w:p>
+    <w:p>
+      <w:pPr>
+        <w:pStyle w:val="ListBullet"/>
+      </w:pPr>
+      <w:r>
+        <w:t>Use the worked case for Dataset inspection and cards. Proposed explanation: “A complete card certifies data quality”. Decide whether this explanation is supported. Point to the step or supplied fact that decides; explain your repair if needed.</w:t>
+      </w:r>
+    </w:p>
+    <w:p>
+      <w:pPr>
+        <w:pStyle w:val="Heading3"/>
+      </w:pPr>
+      <w:r>
+        <w:t>My explanation before partner discussion</w:t>
+      </w:r>
+    </w:p>
+    <w:p>
+      <w:r>
+        <w:t>________________________________________________________________</w:t>
+      </w:r>
+    </w:p>
+    <w:p>
+      <w:r>
+        <w:t>________________________________________________________________</w:t>
+      </w:r>
+    </w:p>
+    <w:p>
+      <w:r>
+        <w:t>________________________________________________________________</w:t>
+      </w:r>
+    </w:p>
+    <w:p>
+      <w:r>
+        <w:t>________________________________________________________________</w:t>
+      </w:r>
+    </w:p>
+    <w:p>
+      <w:pPr>
+        <w:pStyle w:val="Heading1"/>
+      </w:pPr>
+      <w:r>
+        <w:t>05. Reference · Earlier learning target</w:t>
+      </w:r>
+    </w:p>
+    <w:p>
+      <w:r>
+        <w:t>Keep this task’s complete inputs, stated rule and support record together.</w:t>
+      </w:r>
+    </w:p>
+    <w:p>
+      <w:pPr>
+        <w:pStyle w:val="Heading2"/>
+      </w:pPr>
+      <w:r>
+        <w:t>Task and evidence record</w:t>
+      </w:r>
+    </w:p>
+    <w:p>
+      <w:pPr>
+        <w:pStyle w:val="ListBullet"/>
+      </w:pPr>
+      <w:r>
+        <w:t>Training uses indoor photos from one phone; deployment uses outdoor photos from several phones. Specify two evaluation slices and explain why adding more indoor photos may not resolve the gap.</w:t>
+      </w:r>
+    </w:p>
+    <w:p>
+      <w:pPr>
+        <w:pStyle w:val="Heading1"/>
+      </w:pPr>
+      <w:r>
+        <w:t>06. Extra practice · Earlier complete case</w:t>
+      </w:r>
+    </w:p>
+    <w:p>
+      <w:r>
+        <w:t>Keep this task’s complete inputs, stated rule and support record together.</w:t>
+      </w:r>
+    </w:p>
+    <w:p>
+      <w:pPr>
+        <w:pStyle w:val="Heading2"/>
+      </w:pPr>
+      <w:r>
+        <w:t>Task and evidence record</w:t>
+      </w:r>
+    </w:p>
+    <w:p>
+      <w:pPr>
+        <w:pStyle w:val="ListBullet"/>
+      </w:pPr>
+      <w:r>
+        <w:t>Training photos use indoor white backgrounds; intended use is outdoors.</w:t>
+      </w:r>
+    </w:p>
+    <w:p>
+      <w:pPr>
+        <w:pStyle w:val="ListBullet"/>
+      </w:pPr>
+      <w:r>
+        <w:t>Identify the coverage gap.</w:t>
+      </w:r>
+    </w:p>
+    <w:p>
+      <w:pPr>
+        <w:pStyle w:val="ListBullet"/>
+      </w:pPr>
+      <w:r>
+        <w:t>Show your trace, calculation or evidence</w:t>
+      </w:r>
+    </w:p>
+    <w:p>
+      <w:pPr>
+        <w:pStyle w:val="Heading3"/>
+      </w:pPr>
+      <w:r>
+        <w:t>Write or draw your reasoning and evidence.</w:t>
+      </w:r>
+    </w:p>
+    <w:p>
+      <w:r>
+        <w:t>________________________________________________________________</w:t>
+      </w:r>
+    </w:p>
+    <w:p>
+      <w:r>
+        <w:t>________________________________________________________________</w:t>
+      </w:r>
+    </w:p>
+    <w:p>
+      <w:r>
+        <w:t>________________________________________________________________</w:t>
+      </w:r>
+    </w:p>
+    <w:p>
+      <w:r>
+        <w:t>________________________________________________________________</w:t>
+      </w:r>
+    </w:p>
+    <w:p>
+      <w:r>
+        <w:t>________________________________________________________________</w:t>
+      </w:r>
+    </w:p>
+    <w:p>
+      <w:pPr>
+        <w:pStyle w:val="Heading1"/>
+      </w:pPr>
+      <w:r>
+        <w:t>07. Extra practice · Changed case</w:t>
+      </w:r>
+    </w:p>
+    <w:p>
+      <w:r>
+        <w:t>Keep this task’s complete inputs, stated rule and support record together.</w:t>
+      </w:r>
+    </w:p>
+    <w:p>
+      <w:pPr>
+        <w:pStyle w:val="Heading2"/>
+      </w:pPr>
+      <w:r>
+        <w:t>Task and evidence record</w:t>
+      </w:r>
+    </w:p>
+    <w:p>
+      <w:pPr>
+        <w:pStyle w:val="ListBullet"/>
+      </w:pPr>
+      <w:r>
+        <w:t>Training photographs all show mature plants in bright light, but intended users photograph seedlings indoors. What claim is unsupported and what data is needed?</w:t>
+      </w:r>
+    </w:p>
+    <w:p>
+      <w:pPr>
+        <w:pStyle w:val="ListBullet"/>
+      </w:pPr>
+      <w:r>
+        <w:t>My independent answer and reason</w:t>
+      </w:r>
+    </w:p>
+    <w:p>
+      <w:pPr>
+        <w:pStyle w:val="Heading3"/>
+      </w:pPr>
+      <w:r>
+        <w:t>Write or draw your reasoning and evidence.</w:t>
+      </w:r>
+    </w:p>
+    <w:p>
+      <w:r>
+        <w:t>________________________________________________________________</w:t>
+      </w:r>
+    </w:p>
+    <w:p>
+      <w:r>
+        <w:t>________________________________________________________________</w:t>
+      </w:r>
+    </w:p>
+    <w:p>
+      <w:r>
+        <w:t>________________________________________________________________</w:t>
+      </w:r>
+    </w:p>
+    <w:p>
+      <w:r>
+        <w:t>________________________________________________________________</w:t>
+      </w:r>
+    </w:p>
+    <w:p>
+      <w:r>
+        <w:t>________________________________________________________________</w:t>
+      </w:r>
+    </w:p>
+    <w:p>
+      <w:pPr>
+        <w:pStyle w:val="Heading3"/>
+      </w:pPr>
+      <w:r>
+        <w:t>Week 7 Test and reflect</w:t>
+      </w:r>
+    </w:p>
+    <w:p>
+      <w:pPr>
+        <w:pStyle w:val="Heading1"/>
+      </w:pPr>
+      <w:r>
+        <w:t>08. Extra practice · Design a revealing test</w:t>
+      </w:r>
+    </w:p>
+    <w:p>
+      <w:r>
+        <w:t>Keep this task’s complete inputs, stated rule and support record together.</w:t>
+      </w:r>
+    </w:p>
+    <w:p>
+      <w:pPr>
+        <w:pStyle w:val="Heading2"/>
+      </w:pPr>
+      <w:r>
+        <w:t>Task and evidence record</w:t>
+      </w:r>
+    </w:p>
+    <w:p>
+      <w:pPr>
+        <w:pStyle w:val="ListBullet"/>
+      </w:pPr>
+      <w:r>
+        <w:t>Create a changed input, boundary case or missing-information case. Write the expected answer or safe response before testing.</w:t>
+      </w:r>
+    </w:p>
+    <w:tbl>
+      <w:tblPr>
+        <w:tblStyle w:val="LightShading-Accent1"/>
+        <w:tblW w:type="auto" w:w="0"/>
+        <w:tblLook w:firstColumn="1" w:firstRow="1" w:lastColumn="0" w:lastRow="0" w:noHBand="0" w:noVBand="1" w:val="04A0"/>
+      </w:tblPr>
+      <w:tblGrid>
+        <w:gridCol w:w="5112"/>
+        <w:gridCol w:w="5112"/>
+      </w:tblGrid>
+      <w:tr>
+        <w:trPr>
+          <w:tblHeader/>
+        </w:trPr>
+        <w:tc>
+          <w:tcPr>
+            <w:tcW w:type="dxa" w:w="5112"/>
+          </w:tcPr>
+          <w:p>
+            <w:r>
+              <w:t>Test record</w:t>
+            </w:r>
+          </w:p>
+        </w:tc>
+        <w:tc>
+          <w:tcPr>
+            <w:tcW w:type="dxa" w:w="5112"/>
+          </w:tcPr>
+          <w:p>
+            <w:r>
+              <w:t>My evidence</w:t>
+            </w:r>
+          </w:p>
+        </w:tc>
+      </w:tr>
+      <w:tr>
+        <w:tc>
+          <w:tcPr>
+            <w:tcW w:type="dxa" w:w="5112"/>
+          </w:tcPr>
+          <w:p>
+            <w:r>
+              <w:t>Changed input or condition</w:t>
+            </w:r>
+          </w:p>
+        </w:tc>
+        <w:tc>
+          <w:tcPr>
+            <w:tcW w:type="dxa" w:w="5112"/>
+          </w:tcPr>
+          <w:p>
+            <w:r/>
+          </w:p>
+        </w:tc>
+      </w:tr>
+      <w:tr>
+        <w:tc>
+          <w:tcPr>
+            <w:tcW w:type="dxa" w:w="5112"/>
+          </w:tcPr>
+          <w:p>
+            <w:r>
+              <w:t>Expected answer or fallback</w:t>
+            </w:r>
+          </w:p>
+        </w:tc>
+        <w:tc>
+          <w:tcPr>
+            <w:tcW w:type="dxa" w:w="5112"/>
+          </w:tcPr>
+          <w:p>
+            <w:r/>
+          </w:p>
+        </w:tc>
+      </w:tr>
+      <w:tr>
+        <w:tc>
+          <w:tcPr>
+            <w:tcW w:type="dxa" w:w="5112"/>
+          </w:tcPr>
+          <w:p>
+            <w:r>
+              <w:t>Observed result</w:t>
+            </w:r>
+          </w:p>
+        </w:tc>
+        <w:tc>
+          <w:tcPr>
+            <w:tcW w:type="dxa" w:w="5112"/>
+          </w:tcPr>
+          <w:p>
+            <w:r/>
+          </w:p>
+        </w:tc>
+      </w:tr>
+      <w:tr>
+        <w:tc>
+          <w:tcPr>
+            <w:tcW w:type="dxa" w:w="5112"/>
+          </w:tcPr>
+          <w:p>
+            <w:r>
+              <w:t>Why the result occurred</w:t>
+            </w:r>
+          </w:p>
+        </w:tc>
+        <w:tc>
+          <w:tcPr>
+            <w:tcW w:type="dxa" w:w="5112"/>
+          </w:tcPr>
+          <w:p>
+            <w:r/>
+          </w:p>
+        </w:tc>
+      </w:tr>
+    </w:tbl>
+    <w:p>
+      <w:pPr>
+        <w:pStyle w:val="Heading1"/>
+      </w:pPr>
+      <w:r>
+        <w:t>11. Extra practice · Earlier transfer</w:t>
+      </w:r>
+    </w:p>
+    <w:p>
+      <w:r>
+        <w:t>Keep this task’s complete inputs, stated rule and support record together.</w:t>
+      </w:r>
+    </w:p>
+    <w:p>
+      <w:pPr>
+        <w:pStyle w:val="Heading2"/>
+      </w:pPr>
+      <w:r>
+        <w:t>Task and evidence record</w:t>
+      </w:r>
+    </w:p>
+    <w:p>
+      <w:pPr>
+        <w:pStyle w:val="ListBullet"/>
+      </w:pPr>
+      <w:r>
+        <w:t>Training uses indoor photos from one phone; deployment uses outdoor photos from several phones. Specify two evaluation slices and explain why adding more indoor photos may not resolve the gap.</w:t>
+      </w:r>
+    </w:p>
+    <w:p>
+      <w:pPr>
+        <w:pStyle w:val="Heading3"/>
+      </w:pPr>
+      <w:r>
+        <w:t>My independently reasoned answer</w:t>
+      </w:r>
+    </w:p>
+    <w:p>
+      <w:r>
+        <w:t>________________________________________________________________</w:t>
+      </w:r>
+    </w:p>
+    <w:p>
+      <w:r>
+        <w:t>________________________________________________________________</w:t>
+      </w:r>
+    </w:p>
+    <w:p>
+      <w:r>
+        <w:t>________________________________________________________________</w:t>
+      </w:r>
+    </w:p>
+    <w:p>
+      <w:r>
+        <w:t>________________________________________________________________</w:t>
+      </w:r>
+    </w:p>
+    <w:p>
+      <w:r>
+        <w:t>________________________________________________________________</w:t>
+      </w:r>
+    </w:p>
+    <w:p>
+      <w:r>
+        <w:t>________________________________________________________________</w:t>
+      </w:r>
+    </w:p>
+    <w:p>
+      <w:r>
+        <w:t>________________________________________________________________</w:t>
+      </w:r>
+    </w:p>
+    <w:p>
+      <w:pPr>
+        <w:pStyle w:val="ListBullet"/>
+      </w:pPr>
+      <w:r>
+        <w:t>Record support used: none, hint or teacher explanation.</w:t>
+      </w:r>
+    </w:p>
+    <w:p>
+      <w:pPr>
+        <w:pStyle w:val="Heading1"/>
+      </w:pPr>
+      <w:r>
+        <w:t>15. Reference · Earlier W4 record</w:t>
+      </w:r>
+    </w:p>
+    <w:p>
+      <w:r>
+        <w:t>Keep this task’s complete inputs, stated rule and support record together.</w:t>
+      </w:r>
+    </w:p>
+    <w:p>
+      <w:pPr>
+        <w:pStyle w:val="Heading2"/>
+      </w:pPr>
+      <w:r>
+        <w:t>Task and evidence record</w:t>
+      </w:r>
+    </w:p>
+    <w:p>
+      <w:pPr>
+        <w:pStyle w:val="ListBullet"/>
+      </w:pPr>
+      <w:r>
+        <w:t>Schema for this exercise: one intended row per distinct trip ID; each row is an (ID, duration) pair. Duration is numeric minutes or None for unmeasured. Negative durations are invalid; a recorded zero is allowed. Count extra ID occurrences beyond the first and do not silently alter the raw data.</w:t>
+      </w:r>
+    </w:p>
+    <w:p>
+      <w:pPr>
+        <w:pStyle w:val="ListBullet"/>
+      </w:pPr>
+      <w:r>
+        <w:t>A new fictional indoor trip export has (P,4), (Q,None), (Q,None), (R,-1), (S,6), (T,0), with durations in minutes and the same schema. Count raw rows, distinct IDs, missing durations, negative durations and extra ID occurrences. Identify overlap. Draft a short dataset card stating source, row meaning, unit, findings, unchanged version and one excluded use.</w:t>
+      </w:r>
+    </w:p>
+    <w:p>
+      <w:pPr>
+        <w:pStyle w:val="Heading3"/>
+      </w:pPr>
+      <w:r>
+        <w:t>My reasoning and evidence</w:t>
+      </w:r>
+    </w:p>
+    <w:p>
+      <w:r>
+        <w:t>________________________________________________________________</w:t>
+      </w:r>
+    </w:p>
+    <w:p>
+      <w:r>
+        <w:t>________________________________________________________________</w:t>
+      </w:r>
+    </w:p>
+    <w:p>
+      <w:r>
+        <w:t>________________________________________________________________</w:t>
+      </w:r>
+    </w:p>
+    <w:p>
+      <w:r>
+        <w:t>________________________________________________________________</w:t>
+      </w:r>
+    </w:p>
+    <w:p>
+      <w:r>
+        <w:t>________________________________________________________________</w:t>
+      </w:r>
+    </w:p>
+    <w:p>
+      <w:r>
+        <w:t>________________________________________________________________</w:t>
+      </w:r>
+    </w:p>
+    <w:p>
+      <w:r>
+        <w:t>________________________________________________________________</w:t>
+      </w:r>
+    </w:p>
+    <w:p>
+      <w:r>
+        <w:t>________________________________________________________________</w:t>
+      </w:r>
+    </w:p>
+    <w:p>
+      <w:pPr>
+        <w:pStyle w:val="Heading1"/>
+      </w:pPr>
+      <w:r>
+        <w:t>18. Extra practice · Pictured case</w:t>
+      </w:r>
+    </w:p>
+    <w:p>
+      <w:r>
+        <w:t>Keep this task’s complete inputs, stated rule and support record together.</w:t>
+      </w:r>
+    </w:p>
+    <w:p>
+      <w:pPr>
+        <w:pStyle w:val="Heading2"/>
+      </w:pPr>
+      <w:r>
+        <w:t>Task and evidence record</w:t>
+      </w:r>
+    </w:p>
+    <w:p>
+      <w:pPr>
+        <w:pStyle w:val="ListBullet"/>
+      </w:pPr>
+      <w:r>
+        <w:t>Sample for the conditions in which the plant classifier will actually be used.</w:t>
+      </w:r>
+    </w:p>
+    <w:p>
+      <w:pPr>
+        <w:pStyle w:val="ListBullet"/>
+      </w:pPr>
+      <w:r>
+        <w:t>Training set: 12 windowsill plants photographed at midday. Intended use includes evening desk photos; no evening examples have been collected.</w:t>
+      </w:r>
+    </w:p>
+    <w:p>
+      <w:pPr>
+        <w:pStyle w:val="ListBullet"/>
+      </w:pPr>
+      <w:r>
+        <w:t>All inputs and outcomes in this worked example are invented classroom data; no real model run is claimed.</w:t>
       </w:r>
     </w:p>
     <w:p>
@@ -1737,25 +1955,10 @@
     </w:p>
     <w:p>
       <w:pPr>
-        <w:spacing w:line="336" w:lineRule="auto" w:after="180"/>
-      </w:pPr>
-      <w:r>
-        <w:rPr>
-          <w:b w:val="0"/>
-        </w:rPr>
-        <w:t xml:space="preserve">Which collection would address the intended-use gap most directly? Point to the relevant step in the picture, then write the changed result and the rule or </w:t>
-      </w:r>
-      <w:r>
-        <w:rPr>
-          <w:b/>
-        </w:rPr>
-        <w:t>evidence</w:t>
-      </w:r>
-      <w:r>
-        <w:rPr>
-          <w:b w:val="0"/>
-        </w:rPr>
-        <w:t xml:space="preserve"> that supports it.</w:t>
+        <w:pStyle w:val="ListBullet"/>
+      </w:pPr>
+      <w:r>
+        <w:t>Which collection would address the intended-use gap most directly? Point to the relevant step in the picture, then write the changed result and the rule or evidence that supports it.</w:t>
       </w:r>
     </w:p>
     <w:p>
@@ -1798,68 +2001,18 @@
     </w:p>
     <w:p>
       <w:pPr>
-        <w:pStyle w:val="Heading3"/>
-      </w:pPr>
-      <w:r>
-        <w:t>Record the help used</w:t>
-      </w:r>
-    </w:p>
-    <w:p>
-      <w:pPr>
-        <w:spacing w:line="336" w:lineRule="auto" w:after="180"/>
-        <w:shd w:fill="F1F6F8"/>
-      </w:pPr>
-      <w:r>
-        <w:rPr>
-          <w:b w:val="0"/>
-        </w:rPr>
-        <w:t xml:space="preserve">Support used: alone / hint / worked example. This record is practice </w:t>
-      </w:r>
-      <w:r>
-        <w:rPr>
-          <w:b/>
-        </w:rPr>
-        <w:t>evidence</w:t>
-      </w:r>
-      <w:r>
-        <w:rPr>
-          <w:b w:val="0"/>
-        </w:rPr>
-        <w:t>.</w:t>
-      </w:r>
-    </w:p>
-    <w:p>
-      <w:pPr>
-        <w:spacing w:line="336" w:lineRule="auto" w:after="180"/>
-      </w:pPr>
-      <w:r>
-        <w:rPr>
-          <w:b w:val="0"/>
-        </w:rPr>
-        <w:t xml:space="preserve">Project connection: For your Responsible Plant Classifier, save the </w:t>
-      </w:r>
-      <w:r>
-        <w:rPr>
-          <w:b/>
-        </w:rPr>
-        <w:t>input</w:t>
-      </w:r>
-      <w:r>
-        <w:rPr>
-          <w:b w:val="0"/>
-        </w:rPr>
-        <w:t>, procedure, observed result and limitation of this check.</w:t>
-      </w:r>
-    </w:p>
-    <w:p>
-      <w:pPr>
-        <w:spacing w:line="336" w:lineRule="auto" w:after="180"/>
-      </w:pPr>
-      <w:r>
-        <w:rPr>
-          <w:b w:val="0"/>
-        </w:rPr>
-        <w:t>Label this worked example as practice; use a different, previously unreviewed case when checking independent understanding.</w:t>
+        <w:pStyle w:val="ListBullet"/>
+      </w:pPr>
+      <w:r>
+        <w:t>Support used: alone / hint / worked example. This record is practice evidence.</w:t>
+      </w:r>
+    </w:p>
+    <w:p>
+      <w:pPr>
+        <w:pStyle w:val="ListBullet"/>
+      </w:pPr>
+      <w:r>
+        <w:t>Project connection: For your Responsible Plant Classifier, save the input, procedure, observed result and limitation of this check. Label this worked example as practice; use a different, previously unreviewed case when checking independent understanding.</w:t>
       </w:r>
     </w:p>
     <w:p>
@@ -1867,92 +2020,44 @@
         <w:pStyle w:val="Heading1"/>
       </w:pPr>
       <w:r>
-        <w:t>19. Project portfolio milestone</w:t>
-      </w:r>
-    </w:p>
-    <w:p>
-      <w:r>
-        <w:t>Keep this week’s input, deciding step, result and limit together in the Responsible Plant Classifier record.</w:t>
-      </w:r>
-    </w:p>
-    <w:p>
-      <w:pPr>
-        <w:spacing w:line="336" w:lineRule="auto" w:after="180"/>
-      </w:pPr>
-      <w:r>
-        <w:rPr>
-          <w:b w:val="0"/>
-        </w:rPr>
+        <w:t>19. Reference · Project portfolio milestone</w:t>
+      </w:r>
+    </w:p>
+    <w:p>
+      <w:r>
+        <w:t>Keep this task’s complete inputs, stated rule and support record together.</w:t>
+      </w:r>
+    </w:p>
+    <w:p>
+      <w:pPr>
+        <w:pStyle w:val="Heading2"/>
+      </w:pPr>
+      <w:r>
+        <w:t>Task and evidence record</w:t>
+      </w:r>
+    </w:p>
+    <w:p>
+      <w:pPr>
+        <w:pStyle w:val="ListBullet"/>
+      </w:pPr>
+      <w:r>
         <w:t>Project: Responsible Plant Classifier</w:t>
       </w:r>
     </w:p>
     <w:p>
       <w:pPr>
-        <w:spacing w:line="336" w:lineRule="auto" w:after="180"/>
-      </w:pPr>
-      <w:r>
-        <w:rPr>
-          <w:b w:val="0"/>
-        </w:rPr>
-        <w:t xml:space="preserve">Current milestone: Make a transparent first version. Keep a trace of how one </w:t>
-      </w:r>
-      <w:r>
-        <w:rPr>
-          <w:b/>
-        </w:rPr>
-        <w:t>input</w:t>
-      </w:r>
-      <w:r>
-        <w:rPr>
-          <w:b w:val="0"/>
-        </w:rPr>
-        <w:t xml:space="preserve"> becomes an </w:t>
-      </w:r>
-      <w:r>
-        <w:rPr>
-          <w:b/>
-        </w:rPr>
-        <w:t>output</w:t>
-      </w:r>
-      <w:r>
-        <w:rPr>
-          <w:b w:val="0"/>
-        </w:rPr>
-        <w:t>; explain the rule or learned component.</w:t>
-      </w:r>
-    </w:p>
-    <w:p>
-      <w:pPr>
-        <w:spacing w:line="336" w:lineRule="auto" w:after="180"/>
-      </w:pPr>
-      <w:r>
-        <w:rPr>
-          <w:b w:val="0"/>
-        </w:rPr>
-        <w:t xml:space="preserve">For your Responsible Plant Classifier, save the </w:t>
-      </w:r>
-      <w:r>
-        <w:rPr>
-          <w:b/>
-        </w:rPr>
-        <w:t>input</w:t>
-      </w:r>
-      <w:r>
-        <w:rPr>
-          <w:b w:val="0"/>
-        </w:rPr>
-        <w:t>, procedure, observed result and limitation of this check.</w:t>
-      </w:r>
-    </w:p>
-    <w:p>
-      <w:pPr>
-        <w:spacing w:line="336" w:lineRule="auto" w:after="180"/>
-      </w:pPr>
-      <w:r>
-        <w:rPr>
-          <w:b w:val="0"/>
-        </w:rPr>
-        <w:t>Label this worked example as practice; use a different, previously unreviewed case when checking independent understanding.</w:t>
+        <w:pStyle w:val="ListBullet"/>
+      </w:pPr>
+      <w:r>
+        <w:t>Current milestone: Make a transparent first version. Keep a trace of how one input becomes an output; explain the rule or learned component.</w:t>
+      </w:r>
+    </w:p>
+    <w:p>
+      <w:pPr>
+        <w:pStyle w:val="ListBullet"/>
+      </w:pPr>
+      <w:r>
+        <w:t>For your Responsible Plant Classifier, save the input, procedure, observed result and limitation of this check. Label this worked example as practice; use a different, previously unreviewed case when checking independent understanding.</w:t>
       </w:r>
     </w:p>
     <w:tbl>
@@ -2109,12 +2214,573 @@
         <w:pStyle w:val="Heading1"/>
       </w:pPr>
       <w:r>
-        <w:t>20. Supported practice and learning evidence</w:t>
-      </w:r>
-    </w:p>
-    <w:p>
-      <w:r>
-        <w:t>Try the supported questions before comparing with hints and feedback. Record what you repaired and the evidence you retained.</w:t>
+        <w:t>20. Extra practice · Predict, check and repair</w:t>
+      </w:r>
+    </w:p>
+    <w:p>
+      <w:r>
+        <w:t>Keep supported feedback separate from the reserved independent case.</w:t>
+      </w:r>
+    </w:p>
+    <w:p>
+      <w:pPr>
+        <w:pStyle w:val="Heading2"/>
+      </w:pPr>
+      <w:r>
+        <w:t>First supported question and hint</w:t>
+      </w:r>
+    </w:p>
+    <w:p>
+      <w:pPr>
+        <w:pStyle w:val="ListBullet"/>
+      </w:pPr>
+      <w:r>
+        <w:t>Sample for the conditions in which the plant classifier will actually be used.</w:t>
+      </w:r>
+    </w:p>
+    <w:p>
+      <w:pPr>
+        <w:pStyle w:val="Heading3"/>
+      </w:pPr>
+      <w:r>
+        <w:t>Practice 1: explain the deciding evidence</w:t>
+      </w:r>
+    </w:p>
+    <w:p>
+      <w:pPr>
+        <w:pStyle w:val="ListBullet"/>
+      </w:pPr>
+      <w:r>
+        <w:t>Which labelled step matches this detail? Collect consented fictional or teacher-created evening examples; keep plant groups separate across development and final evaluation.</w:t>
+      </w:r>
+    </w:p>
+    <w:p>
+      <w:pPr>
+        <w:pStyle w:val="ListBullet"/>
+      </w:pPr>
+      <w:r>
+        <w:t>1. Identify gap</w:t>
+      </w:r>
+    </w:p>
+    <w:p>
+      <w:pPr>
+        <w:pStyle w:val="ListBullet"/>
+      </w:pPr>
+      <w:r>
+        <w:t>2. Declare coverage</w:t>
+      </w:r>
+    </w:p>
+    <w:p>
+      <w:pPr>
+        <w:pStyle w:val="ListBullet"/>
+      </w:pPr>
+      <w:r>
+        <w:t>3. Plan comparison</w:t>
+      </w:r>
+    </w:p>
+    <w:p>
+      <w:pPr>
+        <w:pStyle w:val="Heading3"/>
+      </w:pPr>
+      <w:r>
+        <w:t>My selected conclusion, deciding fact and explanation</w:t>
+      </w:r>
+    </w:p>
+    <w:p>
+      <w:r>
+        <w:t>________________________________________________________________</w:t>
+      </w:r>
+    </w:p>
+    <w:p>
+      <w:r>
+        <w:t>________________________________________________________________</w:t>
+      </w:r>
+    </w:p>
+    <w:p>
+      <w:r>
+        <w:t>________________________________________________________________</w:t>
+      </w:r>
+    </w:p>
+    <w:p>
+      <w:r>
+        <w:t>________________________________________________________________</w:t>
+      </w:r>
+    </w:p>
+    <w:p>
+      <w:r>
+        <w:t>________________________________________________________________</w:t>
+      </w:r>
+    </w:p>
+    <w:p>
+      <w:pPr>
+        <w:pStyle w:val="ListBullet"/>
+      </w:pPr>
+      <w:r>
+        <w:t>Hint if needed: Read the steps in the pictorial case. Match the supplied detail to the stage that performs or records it.</w:t>
+      </w:r>
+    </w:p>
+    <w:p>
+      <w:pPr>
+        <w:pStyle w:val="Heading2"/>
+      </w:pPr>
+      <w:r>
+        <w:t>Check the first explanation · reference / check after trying</w:t>
+      </w:r>
+    </w:p>
+    <w:p>
+      <w:pPr>
+        <w:spacing w:line="336" w:lineRule="auto" w:after="180"/>
+      </w:pPr>
+      <w:r>
+        <w:rPr>
+          <w:b w:val="0"/>
+        </w:rPr>
+        <w:t>After your attempt, compare with the supported explanation: Plan comparison Collect consented fictional or teacher-created evening examples; keep plant groups separate across development and final evaluation.</w:t>
+      </w:r>
+    </w:p>
+    <w:p>
+      <w:pPr>
+        <w:spacing w:line="336" w:lineRule="auto" w:after="180"/>
+      </w:pPr>
+      <w:r>
+        <w:rPr>
+          <w:b w:val="0"/>
+        </w:rPr>
+        <w:t>Read the picture in order. Collect consented fictional or teacher-created evening examples; keep plant groups separate across development and final evaluation.</w:t>
+      </w:r>
+    </w:p>
+    <w:p>
+      <w:pPr>
+        <w:spacing w:line="336" w:lineRule="auto" w:after="180"/>
+      </w:pPr>
+      <w:r>
+        <w:rPr>
+          <w:b w:val="0"/>
+        </w:rPr>
+        <w:t xml:space="preserve">The arrows show which recorded </w:t>
+      </w:r>
+      <w:r>
+        <w:rPr>
+          <w:b/>
+        </w:rPr>
+        <w:t>input</w:t>
+      </w:r>
+      <w:r>
+        <w:rPr>
+          <w:b w:val="0"/>
+        </w:rPr>
+        <w:t xml:space="preserve"> or intermediate result each decision uses. Explain the deciding step aloud before checking the changed case; pointing to the final answer alone does not show how it follows.</w:t>
+      </w:r>
+    </w:p>
+    <w:p>
+      <w:pPr>
+        <w:pStyle w:val="Heading2"/>
+      </w:pPr>
+      <w:r>
+        <w:t>Changed-case question and hint</w:t>
+      </w:r>
+    </w:p>
+    <w:p>
+      <w:pPr>
+        <w:pStyle w:val="Heading3"/>
+      </w:pPr>
+      <w:r>
+        <w:t>Practice 2: explain the deciding evidence</w:t>
+      </w:r>
+    </w:p>
+    <w:p>
+      <w:pPr>
+        <w:pStyle w:val="ListBullet"/>
+      </w:pPr>
+      <w:r>
+        <w:t>Changed-case practice: Collect 12 more midday windowsill photos of the same plants. Which conclusion is supported by the supplied facts?</w:t>
+      </w:r>
+    </w:p>
+    <w:p>
+      <w:pPr>
+        <w:pStyle w:val="ListBullet"/>
+      </w:pPr>
+      <w:r>
+        <w:t>1. This one example guarantees correct results for every future input.</w:t>
+      </w:r>
+    </w:p>
+    <w:p>
+      <w:pPr>
+        <w:pStyle w:val="ListBullet"/>
+      </w:pPr>
+      <w:r>
+        <w:t>2. We can decide the result without examining the changed input or the procedure.</w:t>
+      </w:r>
+    </w:p>
+    <w:p>
+      <w:pPr>
+        <w:pStyle w:val="ListBullet"/>
+      </w:pPr>
+      <w:r>
+        <w:t>3. The evening-coverage gap remains.</w:t>
+      </w:r>
+    </w:p>
+    <w:p>
+      <w:pPr>
+        <w:pStyle w:val="Heading3"/>
+      </w:pPr>
+      <w:r>
+        <w:t>My selected conclusion, deciding fact and explanation</w:t>
+      </w:r>
+    </w:p>
+    <w:p>
+      <w:r>
+        <w:t>________________________________________________________________</w:t>
+      </w:r>
+    </w:p>
+    <w:p>
+      <w:r>
+        <w:t>________________________________________________________________</w:t>
+      </w:r>
+    </w:p>
+    <w:p>
+      <w:r>
+        <w:t>________________________________________________________________</w:t>
+      </w:r>
+    </w:p>
+    <w:p>
+      <w:r>
+        <w:t>________________________________________________________________</w:t>
+      </w:r>
+    </w:p>
+    <w:p>
+      <w:r>
+        <w:t>________________________________________________________________</w:t>
+      </w:r>
+    </w:p>
+    <w:p>
+      <w:pPr>
+        <w:pStyle w:val="ListBullet"/>
+      </w:pPr>
+      <w:r>
+        <w:t>Hint if needed: Use the changed condition and the deciding step in the pictorial trace. The answer must say what follows from those facts.</w:t>
+      </w:r>
+    </w:p>
+    <w:p>
+      <w:pPr>
+        <w:pStyle w:val="Heading2"/>
+      </w:pPr>
+      <w:r>
+        <w:t>Check the changed explanation · reference / check after trying</w:t>
+      </w:r>
+    </w:p>
+    <w:p>
+      <w:pPr>
+        <w:spacing w:line="336" w:lineRule="auto" w:after="180"/>
+      </w:pPr>
+      <w:r>
+        <w:rPr>
+          <w:b w:val="0"/>
+        </w:rPr>
+        <w:t xml:space="preserve">After your attempt, compare with the supported explanation: The evening-coverage gap remains. More rows in the same condition do not supply </w:t>
+      </w:r>
+      <w:r>
+        <w:rPr>
+          <w:b/>
+        </w:rPr>
+        <w:t>evidence</w:t>
+      </w:r>
+      <w:r>
+        <w:rPr>
+          <w:b w:val="0"/>
+        </w:rPr>
+        <w:t xml:space="preserve"> about the missing condition.</w:t>
+      </w:r>
+    </w:p>
+    <w:p>
+      <w:pPr>
+        <w:pStyle w:val="Heading2"/>
+      </w:pPr>
+      <w:r>
+        <w:t>Repair and keep the record</w:t>
+      </w:r>
+    </w:p>
+    <w:p>
+      <w:pPr>
+        <w:spacing w:line="336" w:lineRule="auto" w:after="180"/>
+      </w:pPr>
+      <w:r>
+        <w:rPr>
+          <w:b w:val="0"/>
+        </w:rPr>
+        <w:t xml:space="preserve">Review Label Quality (ai-4/6). Goal: Write an observable label rule with boundaries and a review option. Short practice: Why should two annotators not vote away Z’s missing </w:t>
+      </w:r>
+      <w:r>
+        <w:rPr>
+          <w:b/>
+        </w:rPr>
+        <w:t>evidence</w:t>
+      </w:r>
+      <w:r>
+        <w:rPr>
+          <w:b w:val="0"/>
+        </w:rPr>
+        <w:t>?</w:t>
+      </w:r>
+    </w:p>
+    <w:p>
+      <w:pPr>
+        <w:spacing w:line="336" w:lineRule="auto" w:after="180"/>
+      </w:pPr>
+      <w:r>
+        <w:rPr>
+          <w:b w:val="0"/>
+        </w:rPr>
+        <w:t xml:space="preserve">Point to the relevant step in the picture, then write the changed result and the rule or </w:t>
+      </w:r>
+      <w:r>
+        <w:rPr>
+          <w:b/>
+        </w:rPr>
+        <w:t>evidence</w:t>
+      </w:r>
+      <w:r>
+        <w:rPr>
+          <w:b w:val="0"/>
+        </w:rPr>
+        <w:t xml:space="preserve"> that supports it.. Return to this week and explain what you changed.</w:t>
+      </w:r>
+    </w:p>
+    <w:p>
+      <w:pPr>
+        <w:spacing w:line="336" w:lineRule="auto" w:after="180"/>
+      </w:pPr>
+      <w:r>
+        <w:rPr>
+          <w:b w:val="0"/>
+        </w:rPr>
+        <w:t xml:space="preserve">Review Python and Table Readiness (ai-4/4). Goal: Specify a table </w:t>
+      </w:r>
+      <w:r>
+        <w:rPr>
+          <w:b/>
+        </w:rPr>
+        <w:t>schema</w:t>
+      </w:r>
+      <w:r>
+        <w:rPr>
+          <w:b w:val="0"/>
+        </w:rPr>
+        <w:t xml:space="preserve">. Short practice: Why should the </w:t>
+      </w:r>
+      <w:r>
+        <w:rPr>
+          <w:b/>
+        </w:rPr>
+        <w:t>missing value</w:t>
+      </w:r>
+      <w:r>
+        <w:rPr>
+          <w:b w:val="0"/>
+        </w:rPr>
+        <w:t xml:space="preserve"> not silently become zero?</w:t>
+      </w:r>
+    </w:p>
+    <w:p>
+      <w:pPr>
+        <w:spacing w:line="336" w:lineRule="auto" w:after="180"/>
+      </w:pPr>
+      <w:r>
+        <w:rPr>
+          <w:b w:val="0"/>
+        </w:rPr>
+        <w:t xml:space="preserve">Point to the relevant step in the picture, then write the changed result and the rule or </w:t>
+      </w:r>
+      <w:r>
+        <w:rPr>
+          <w:b/>
+        </w:rPr>
+        <w:t>evidence</w:t>
+      </w:r>
+      <w:r>
+        <w:rPr>
+          <w:b w:val="0"/>
+        </w:rPr>
+        <w:t xml:space="preserve"> that supports it.. Return to this week and explain what you changed.</w:t>
+      </w:r>
+    </w:p>
+    <w:p>
+      <w:pPr>
+        <w:spacing w:line="336" w:lineRule="auto" w:after="180"/>
+      </w:pPr>
+      <w:r>
+        <w:rPr>
+          <w:b w:val="0"/>
+        </w:rPr>
+        <w:t xml:space="preserve">Review The ML Lifecycle (ai-4/1). Goal: Distinguish </w:t>
+      </w:r>
+      <w:r>
+        <w:rPr>
+          <w:b/>
+        </w:rPr>
+        <w:t>fitting</w:t>
+      </w:r>
+      <w:r>
+        <w:rPr>
+          <w:b w:val="0"/>
+        </w:rPr>
+        <w:t xml:space="preserve"> a rule from applying a fixed rule. Short practice: Should the team silently retune on the changed test?</w:t>
+      </w:r>
+    </w:p>
+    <w:p>
+      <w:pPr>
+        <w:spacing w:line="336" w:lineRule="auto" w:after="180"/>
+      </w:pPr>
+      <w:r>
+        <w:rPr>
+          <w:b w:val="0"/>
+        </w:rPr>
+        <w:t xml:space="preserve">Point to the relevant step in the picture, then write the changed result and the rule or </w:t>
+      </w:r>
+      <w:r>
+        <w:rPr>
+          <w:b/>
+        </w:rPr>
+        <w:t>evidence</w:t>
+      </w:r>
+      <w:r>
+        <w:rPr>
+          <w:b w:val="0"/>
+        </w:rPr>
+        <w:t xml:space="preserve"> that supports it.. Return to this week and explain what you changed.</w:t>
+      </w:r>
+    </w:p>
+    <w:p>
+      <w:pPr>
+        <w:spacing w:line="336" w:lineRule="auto" w:after="180"/>
+      </w:pPr>
+      <w:r>
+        <w:rPr>
+          <w:b w:val="0"/>
+        </w:rPr>
+        <w:t xml:space="preserve">The browser lab lets you edit the supported Python examples already included in this lesson. Predict first, run, inspect the actual </w:t>
+      </w:r>
+      <w:r>
+        <w:rPr>
+          <w:b/>
+        </w:rPr>
+        <w:t>output</w:t>
+      </w:r>
+      <w:r>
+        <w:rPr>
+          <w:b w:val="0"/>
+        </w:rPr>
+        <w:t xml:space="preserve"> or error, change one </w:t>
+      </w:r>
+      <w:r>
+        <w:rPr>
+          <w:b/>
+        </w:rPr>
+        <w:t>input</w:t>
+      </w:r>
+      <w:r>
+        <w:rPr>
+          <w:b w:val="0"/>
+        </w:rPr>
+        <w:t>, then run again.</w:t>
+      </w:r>
+    </w:p>
+    <w:p>
+      <w:pPr>
+        <w:spacing w:line="336" w:lineRule="auto" w:after="180"/>
+      </w:pPr>
+      <w:r>
+        <w:rPr>
+          <w:b w:val="0"/>
+        </w:rPr>
+        <w:t xml:space="preserve">Keep code, </w:t>
+      </w:r>
+      <w:r>
+        <w:rPr>
+          <w:b/>
+        </w:rPr>
+        <w:t>prediction</w:t>
+      </w:r>
+      <w:r>
+        <w:rPr>
+          <w:b w:val="0"/>
+        </w:rPr>
+        <w:t>s, actual results and a reasoned revision together. On paper, label your result as a trace rather than an execution.</w:t>
+      </w:r>
+    </w:p>
+    <w:p>
+      <w:pPr>
+        <w:spacing w:line="336" w:lineRule="auto" w:after="180"/>
+      </w:pPr>
+      <w:r>
+        <w:rPr>
+          <w:b w:val="0"/>
+        </w:rPr>
+        <w:t xml:space="preserve">Use Download completed work in the hosted lesson to export your answers, reflections, practice feedback and code-run </w:t>
+      </w:r>
+      <w:r>
+        <w:rPr>
+          <w:b/>
+        </w:rPr>
+        <w:t>evidence</w:t>
+      </w:r>
+      <w:r>
+        <w:rPr>
+          <w:b w:val="0"/>
+        </w:rPr>
+        <w:t>. Open the HTML copy to read or print it.</w:t>
+      </w:r>
+    </w:p>
+    <w:p>
+      <w:pPr>
+        <w:spacing w:line="336" w:lineRule="auto" w:after="180"/>
+      </w:pPr>
+      <w:r>
+        <w:rPr>
+          <w:b w:val="0"/>
+        </w:rPr>
+        <w:t>Drafts stay in this browser when storage is available; clear drafts on a shared device.</w:t>
+      </w:r>
+    </w:p>
+    <w:p>
+      <w:pPr>
+        <w:pStyle w:val="Heading3"/>
+      </w:pPr>
+      <w:r>
+        <w:t>What I repaired, the evidence I kept and the next test</w:t>
+      </w:r>
+    </w:p>
+    <w:p>
+      <w:r>
+        <w:t>________________________________________________________________</w:t>
+      </w:r>
+    </w:p>
+    <w:p>
+      <w:r>
+        <w:t>________________________________________________________________</w:t>
+      </w:r>
+    </w:p>
+    <w:p>
+      <w:r>
+        <w:t>________________________________________________________________</w:t>
+      </w:r>
+    </w:p>
+    <w:p>
+      <w:r>
+        <w:t>________________________________________________________________</w:t>
+      </w:r>
+    </w:p>
+    <w:p>
+      <w:r>
+        <w:t>________________________________________________________________</w:t>
+      </w:r>
+    </w:p>
+    <w:p>
+      <w:pPr>
+        <w:pStyle w:val="Heading2"/>
+      </w:pPr>
+      <w:r>
+        <w:t>Earlier wording, alternatives and picture transcripts · reference / check after trying</w:t>
       </w:r>
     </w:p>
     <w:p>
@@ -2130,74 +2796,10 @@
     </w:p>
     <w:p>
       <w:pPr>
-        <w:spacing w:line="336" w:lineRule="auto" w:after="180"/>
-      </w:pPr>
-      <w:r>
-        <w:rPr>
-          <w:b/>
-        </w:rPr>
-        <w:t>Sample</w:t>
-      </w:r>
-      <w:r>
-        <w:rPr>
-          <w:b w:val="0"/>
-        </w:rPr>
-        <w:t xml:space="preserve"> for the conditions in which the plant classifier will actually be used.</w:t>
-      </w:r>
-    </w:p>
-    <w:p>
-      <w:pPr>
         <w:pStyle w:val="Heading3"/>
       </w:pPr>
       <w:r>
-        <w:t>Practice 1: explain the deciding evidence</w:t>
-      </w:r>
-    </w:p>
-    <w:p>
-      <w:pPr>
-        <w:spacing w:line="336" w:lineRule="auto" w:after="180"/>
-      </w:pPr>
-      <w:r>
-        <w:rPr>
-          <w:b w:val="0"/>
-        </w:rPr>
-        <w:t>Which labelled step matches this detail? Collect consented fictional or teacher-created evening examples; keep plant groups separate across development and final evaluation.</w:t>
-      </w:r>
-    </w:p>
-    <w:p>
-      <w:pPr>
-        <w:spacing w:line="336" w:lineRule="auto" w:after="180"/>
-        <w:shd w:fill="F4F9FC"/>
-      </w:pPr>
-      <w:r>
-        <w:rPr>
-          <w:b w:val="0"/>
-        </w:rPr>
-        <w:t>1. Identify gap</w:t>
-      </w:r>
-    </w:p>
-    <w:p>
-      <w:pPr>
-        <w:spacing w:line="336" w:lineRule="auto" w:after="180"/>
-        <w:shd w:fill="F4F9FC"/>
-      </w:pPr>
-      <w:r>
-        <w:rPr>
-          <w:b w:val="0"/>
-        </w:rPr>
-        <w:t>2. Declare coverage</w:t>
-      </w:r>
-    </w:p>
-    <w:p>
-      <w:pPr>
-        <w:spacing w:line="336" w:lineRule="auto" w:after="180"/>
-        <w:shd w:fill="F4F9FC"/>
-      </w:pPr>
-      <w:r>
-        <w:rPr>
-          <w:b w:val="0"/>
-        </w:rPr>
-        <w:t>3. Plan comparison</w:t>
+        <w:t>Repair a missing building block</w:t>
       </w:r>
     </w:p>
     <w:p>
@@ -2205,32 +2807,7 @@
         <w:pStyle w:val="Heading3"/>
       </w:pPr>
       <w:r>
-        <w:t>My selected conclusion, deciding fact and explanation</w:t>
-      </w:r>
-    </w:p>
-    <w:p>
-      <w:r>
-        <w:t>________________________________________________________________</w:t>
-      </w:r>
-    </w:p>
-    <w:p>
-      <w:r>
-        <w:t>________________________________________________________________</w:t>
-      </w:r>
-    </w:p>
-    <w:p>
-      <w:r>
-        <w:t>________________________________________________________________</w:t>
-      </w:r>
-    </w:p>
-    <w:p>
-      <w:r>
-        <w:t>________________________________________________________________</w:t>
-      </w:r>
-    </w:p>
-    <w:p>
-      <w:r>
-        <w:t>________________________________________________________________</w:t>
+        <w:t>Predict, run and debug</w:t>
       </w:r>
     </w:p>
     <w:p>
@@ -2238,565 +2815,25 @@
         <w:pStyle w:val="Heading3"/>
       </w:pPr>
       <w:r>
-        <w:t>Hint · try first</w:t>
-      </w:r>
-    </w:p>
-    <w:p>
-      <w:pPr>
-        <w:spacing w:line="336" w:lineRule="auto" w:after="180"/>
-        <w:shd w:fill="F1F6F8"/>
-      </w:pPr>
-      <w:r>
-        <w:rPr>
-          <w:b w:val="0"/>
-        </w:rPr>
-        <w:t>Hint if needed: Read the steps in the pictorial case. Match the supplied detail to the stage that performs or records it.</w:t>
-      </w:r>
-    </w:p>
-    <w:p>
-      <w:pPr>
-        <w:pStyle w:val="Heading3"/>
-      </w:pPr>
-      <w:r>
-        <w:t>Feedback · compare after trying</w:t>
-      </w:r>
-    </w:p>
-    <w:p>
-      <w:pPr>
-        <w:spacing w:line="336" w:lineRule="auto" w:after="180"/>
-        <w:shd w:fill="F1F6FC"/>
-      </w:pPr>
-      <w:r>
-        <w:rPr>
-          <w:b w:val="0"/>
-        </w:rPr>
-        <w:t>After your attempt, compare with the supported explanation: Plan comparison Collect consented fictional or teacher-created evening examples; keep plant groups separate across development and final evaluation.</w:t>
-      </w:r>
-    </w:p>
-    <w:p>
-      <w:pPr>
-        <w:spacing w:line="336" w:lineRule="auto" w:after="180"/>
-        <w:shd w:fill="F1F6FC"/>
-      </w:pPr>
-      <w:r>
-        <w:rPr>
-          <w:b w:val="0"/>
-        </w:rPr>
-        <w:t>Read the picture in order. Collect consented fictional or teacher-created evening examples; keep plant groups separate across development and final evaluation.</w:t>
-      </w:r>
-    </w:p>
-    <w:p>
-      <w:pPr>
-        <w:spacing w:line="336" w:lineRule="auto" w:after="180"/>
-        <w:shd w:fill="F1F6FC"/>
-      </w:pPr>
-      <w:r>
-        <w:rPr>
-          <w:b w:val="0"/>
-        </w:rPr>
-        <w:t xml:space="preserve">The arrows show which recorded </w:t>
-      </w:r>
-      <w:r>
-        <w:rPr>
-          <w:b/>
-        </w:rPr>
-        <w:t>input</w:t>
-      </w:r>
-      <w:r>
-        <w:rPr>
-          <w:b w:val="0"/>
-        </w:rPr>
-        <w:t xml:space="preserve"> or intermediate result each decision uses. Explain the deciding step aloud before checking the changed case; pointing to the final answer alone does not show how it follows.</w:t>
-      </w:r>
-    </w:p>
-    <w:p>
-      <w:pPr>
-        <w:pStyle w:val="Heading3"/>
-      </w:pPr>
-      <w:r>
-        <w:t>Practice 2: explain the deciding evidence</w:t>
-      </w:r>
-    </w:p>
-    <w:p>
-      <w:pPr>
-        <w:pStyle w:val="Heading3"/>
-      </w:pPr>
-      <w:r>
-        <w:t>Changed case · predict first</w:t>
-      </w:r>
-    </w:p>
-    <w:p>
-      <w:pPr>
-        <w:spacing w:line="336" w:lineRule="auto" w:after="180"/>
-        <w:shd w:fill="F5F1FB"/>
-      </w:pPr>
-      <w:r>
-        <w:rPr>
-          <w:b w:val="0"/>
-        </w:rPr>
-        <w:t>Changed-case practice: Collect 12 more midday windowsill photos of the same plants. Which conclusion is supported by the supplied facts?</w:t>
-      </w:r>
-    </w:p>
-    <w:p>
-      <w:pPr>
-        <w:spacing w:line="336" w:lineRule="auto" w:after="180"/>
-        <w:shd w:fill="F4F9FC"/>
-      </w:pPr>
-      <w:r>
-        <w:rPr>
-          <w:b w:val="0"/>
-        </w:rPr>
-        <w:t xml:space="preserve">1. This one example guarantees correct results for every future </w:t>
-      </w:r>
-      <w:r>
-        <w:rPr>
-          <w:b/>
-        </w:rPr>
-        <w:t>input</w:t>
-      </w:r>
-      <w:r>
-        <w:rPr>
-          <w:b w:val="0"/>
-        </w:rPr>
-        <w:t>.</w:t>
-      </w:r>
-    </w:p>
-    <w:p>
-      <w:pPr>
-        <w:spacing w:line="336" w:lineRule="auto" w:after="180"/>
-        <w:shd w:fill="F4F9FC"/>
-      </w:pPr>
-      <w:r>
-        <w:rPr>
-          <w:b w:val="0"/>
-        </w:rPr>
-        <w:t xml:space="preserve">2. We can decide the result without examining the changed </w:t>
-      </w:r>
-      <w:r>
-        <w:rPr>
-          <w:b/>
-        </w:rPr>
-        <w:t>input</w:t>
-      </w:r>
-      <w:r>
-        <w:rPr>
-          <w:b w:val="0"/>
-        </w:rPr>
-        <w:t xml:space="preserve"> or the procedure.</w:t>
-      </w:r>
-    </w:p>
-    <w:p>
-      <w:pPr>
-        <w:spacing w:line="336" w:lineRule="auto" w:after="180"/>
-        <w:shd w:fill="F4F9FC"/>
-      </w:pPr>
-      <w:r>
-        <w:rPr>
-          <w:b w:val="0"/>
-        </w:rPr>
-        <w:t>3. The evening-coverage gap remains.</w:t>
-      </w:r>
-    </w:p>
-    <w:p>
-      <w:pPr>
-        <w:pStyle w:val="Heading3"/>
-      </w:pPr>
-      <w:r>
-        <w:t>My selected conclusion, deciding fact and explanation</w:t>
-      </w:r>
-    </w:p>
-    <w:p>
-      <w:r>
-        <w:t>________________________________________________________________</w:t>
-      </w:r>
-    </w:p>
-    <w:p>
-      <w:r>
-        <w:t>________________________________________________________________</w:t>
-      </w:r>
-    </w:p>
-    <w:p>
-      <w:r>
-        <w:t>________________________________________________________________</w:t>
-      </w:r>
-    </w:p>
-    <w:p>
-      <w:r>
-        <w:t>________________________________________________________________</w:t>
-      </w:r>
-    </w:p>
-    <w:p>
-      <w:r>
-        <w:t>________________________________________________________________</w:t>
-      </w:r>
-    </w:p>
-    <w:p>
-      <w:pPr>
-        <w:pStyle w:val="Heading3"/>
-      </w:pPr>
-      <w:r>
-        <w:t>Hint · try first</w:t>
-      </w:r>
-    </w:p>
-    <w:p>
-      <w:pPr>
-        <w:spacing w:line="336" w:lineRule="auto" w:after="180"/>
-        <w:shd w:fill="F1F6F8"/>
-      </w:pPr>
-      <w:r>
-        <w:rPr>
-          <w:b w:val="0"/>
-        </w:rPr>
-        <w:t>Hint if needed: Use the changed condition and the deciding step in the pictorial trace. The answer must say what follows from those facts.</w:t>
-      </w:r>
-    </w:p>
-    <w:p>
-      <w:pPr>
-        <w:pStyle w:val="Heading3"/>
-      </w:pPr>
-      <w:r>
-        <w:t>Feedback · compare after trying</w:t>
-      </w:r>
-    </w:p>
-    <w:p>
-      <w:pPr>
-        <w:spacing w:line="336" w:lineRule="auto" w:after="180"/>
-        <w:shd w:fill="F1F6FC"/>
-      </w:pPr>
-      <w:r>
-        <w:rPr>
-          <w:b w:val="0"/>
-        </w:rPr>
-        <w:t xml:space="preserve">After your attempt, compare with the supported explanation: The evening-coverage gap remains. More rows in the same condition do not supply </w:t>
-      </w:r>
-      <w:r>
-        <w:rPr>
-          <w:b/>
-        </w:rPr>
-        <w:t>evidence</w:t>
-      </w:r>
-      <w:r>
-        <w:rPr>
-          <w:b w:val="0"/>
-        </w:rPr>
-        <w:t xml:space="preserve"> about the missing condition.</w:t>
-      </w:r>
-    </w:p>
-    <w:p>
-      <w:pPr>
-        <w:pStyle w:val="Heading3"/>
-      </w:pPr>
-      <w:r>
-        <w:t>Repair a missing building block</w:t>
-      </w:r>
-    </w:p>
-    <w:p>
-      <w:pPr>
-        <w:spacing w:line="336" w:lineRule="auto" w:after="180"/>
-      </w:pPr>
-      <w:r>
-        <w:rPr>
-          <w:b w:val="0"/>
-        </w:rPr>
-        <w:t xml:space="preserve">Review Label Quality (ai-4/6). Goal: Write an observable label rule with boundaries and a review option. Short practice: Why should two annotators not vote away Z’s missing </w:t>
-      </w:r>
-      <w:r>
-        <w:rPr>
-          <w:b/>
-        </w:rPr>
-        <w:t>evidence</w:t>
-      </w:r>
-      <w:r>
-        <w:rPr>
-          <w:b w:val="0"/>
-        </w:rPr>
-        <w:t>?</w:t>
-      </w:r>
-    </w:p>
-    <w:p>
-      <w:pPr>
-        <w:spacing w:line="336" w:lineRule="auto" w:after="180"/>
-      </w:pPr>
-      <w:r>
-        <w:rPr>
-          <w:b w:val="0"/>
-        </w:rPr>
-        <w:t xml:space="preserve">Point to the relevant step in the picture, then write the changed result and the rule or </w:t>
-      </w:r>
-      <w:r>
-        <w:rPr>
-          <w:b/>
-        </w:rPr>
-        <w:t>evidence</w:t>
-      </w:r>
-      <w:r>
-        <w:rPr>
-          <w:b w:val="0"/>
-        </w:rPr>
-        <w:t xml:space="preserve"> that supports it.. Return to this week and explain what you changed.</w:t>
-      </w:r>
-    </w:p>
-    <w:p>
-      <w:pPr>
-        <w:spacing w:line="336" w:lineRule="auto" w:after="180"/>
-      </w:pPr>
-      <w:r>
-        <w:rPr>
-          <w:b w:val="0"/>
-        </w:rPr>
-        <w:t xml:space="preserve">Review Python and Table Readiness (ai-4/4). Goal: Specify a table </w:t>
-      </w:r>
-      <w:r>
-        <w:rPr>
-          <w:b/>
-        </w:rPr>
-        <w:t>schema</w:t>
-      </w:r>
-      <w:r>
-        <w:rPr>
-          <w:b w:val="0"/>
-        </w:rPr>
-        <w:t xml:space="preserve">. Short practice: Why should the </w:t>
-      </w:r>
-      <w:r>
-        <w:rPr>
-          <w:b/>
-        </w:rPr>
-        <w:t>missing value</w:t>
-      </w:r>
-      <w:r>
-        <w:rPr>
-          <w:b w:val="0"/>
-        </w:rPr>
-        <w:t xml:space="preserve"> not silently become zero?</w:t>
-      </w:r>
-    </w:p>
-    <w:p>
-      <w:pPr>
-        <w:spacing w:line="336" w:lineRule="auto" w:after="180"/>
-      </w:pPr>
-      <w:r>
-        <w:rPr>
-          <w:b w:val="0"/>
-        </w:rPr>
-        <w:t xml:space="preserve">Point to the relevant step in the picture, then write the changed result and the rule or </w:t>
-      </w:r>
-      <w:r>
-        <w:rPr>
-          <w:b/>
-        </w:rPr>
-        <w:t>evidence</w:t>
-      </w:r>
-      <w:r>
-        <w:rPr>
-          <w:b w:val="0"/>
-        </w:rPr>
-        <w:t xml:space="preserve"> that supports it.. Return to this week and explain what you changed.</w:t>
-      </w:r>
-    </w:p>
-    <w:p>
-      <w:pPr>
-        <w:spacing w:line="336" w:lineRule="auto" w:after="180"/>
-      </w:pPr>
-      <w:r>
-        <w:rPr>
-          <w:b w:val="0"/>
-        </w:rPr>
-        <w:t xml:space="preserve">Review The ML Lifecycle (ai-4/1). Goal: Distinguish </w:t>
-      </w:r>
-      <w:r>
-        <w:rPr>
-          <w:b/>
-        </w:rPr>
-        <w:t>fitting</w:t>
-      </w:r>
-      <w:r>
-        <w:rPr>
-          <w:b w:val="0"/>
-        </w:rPr>
-        <w:t xml:space="preserve"> a rule from applying a fixed rule. Short practice: Should the team silently retune on the changed test?</w:t>
-      </w:r>
-    </w:p>
-    <w:p>
-      <w:pPr>
-        <w:spacing w:line="336" w:lineRule="auto" w:after="180"/>
-      </w:pPr>
-      <w:r>
-        <w:rPr>
-          <w:b w:val="0"/>
-        </w:rPr>
-        <w:t xml:space="preserve">Point to the relevant step in the picture, then write the changed result and the rule or </w:t>
-      </w:r>
-      <w:r>
-        <w:rPr>
-          <w:b/>
-        </w:rPr>
-        <w:t>evidence</w:t>
-      </w:r>
-      <w:r>
-        <w:rPr>
-          <w:b w:val="0"/>
-        </w:rPr>
-        <w:t xml:space="preserve"> that supports it.. Return to this week and explain what you changed.</w:t>
-      </w:r>
-    </w:p>
-    <w:p>
-      <w:pPr>
-        <w:pStyle w:val="Heading3"/>
-      </w:pPr>
-      <w:r>
-        <w:t>Predict, run and debug</w:t>
-      </w:r>
-    </w:p>
-    <w:p>
-      <w:pPr>
-        <w:spacing w:line="336" w:lineRule="auto" w:after="180"/>
-      </w:pPr>
-      <w:r>
-        <w:rPr>
-          <w:b w:val="0"/>
-        </w:rPr>
-        <w:t xml:space="preserve">The browser lab lets you edit the supported Python examples already included in this lesson. Predict first, run, inspect the actual </w:t>
-      </w:r>
-      <w:r>
-        <w:rPr>
-          <w:b/>
-        </w:rPr>
-        <w:t>output</w:t>
-      </w:r>
-      <w:r>
-        <w:rPr>
-          <w:b w:val="0"/>
-        </w:rPr>
-        <w:t xml:space="preserve"> or error, change one </w:t>
-      </w:r>
-      <w:r>
-        <w:rPr>
-          <w:b/>
-        </w:rPr>
-        <w:t>input</w:t>
-      </w:r>
-      <w:r>
-        <w:rPr>
-          <w:b w:val="0"/>
-        </w:rPr>
-        <w:t>, then run again.</w:t>
-      </w:r>
-    </w:p>
-    <w:p>
-      <w:pPr>
-        <w:spacing w:line="336" w:lineRule="auto" w:after="180"/>
-      </w:pPr>
-      <w:r>
-        <w:rPr>
-          <w:b w:val="0"/>
-        </w:rPr>
-        <w:t xml:space="preserve">Keep code, </w:t>
-      </w:r>
-      <w:r>
-        <w:rPr>
-          <w:b/>
-        </w:rPr>
-        <w:t>prediction</w:t>
-      </w:r>
-      <w:r>
-        <w:rPr>
-          <w:b w:val="0"/>
-        </w:rPr>
-        <w:t>s, actual results and a reasoned revision together. On paper, label your result as a trace rather than an execution.</w:t>
-      </w:r>
-    </w:p>
-    <w:p>
-      <w:pPr>
-        <w:pStyle w:val="Heading3"/>
-      </w:pPr>
-      <w:r>
         <w:t>Keep your completed work</w:t>
       </w:r>
     </w:p>
     <w:p>
       <w:pPr>
-        <w:spacing w:line="336" w:lineRule="auto" w:after="180"/>
-      </w:pPr>
-      <w:r>
-        <w:rPr>
-          <w:b w:val="0"/>
-        </w:rPr>
-        <w:t xml:space="preserve">Use Download completed work in the hosted lesson to export your answers, reflections, practice feedback and code-run </w:t>
-      </w:r>
-      <w:r>
-        <w:rPr>
-          <w:b/>
-        </w:rPr>
-        <w:t>evidence</w:t>
-      </w:r>
-      <w:r>
-        <w:rPr>
-          <w:b w:val="0"/>
-        </w:rPr>
-        <w:t>. Open the HTML copy to read or print it.</w:t>
-      </w:r>
-    </w:p>
-    <w:p>
-      <w:pPr>
-        <w:spacing w:line="336" w:lineRule="auto" w:after="180"/>
-      </w:pPr>
-      <w:r>
-        <w:rPr>
-          <w:b w:val="0"/>
-        </w:rPr>
-        <w:t>Drafts stay in this browser when storage is available; clear drafts on a shared device.</w:t>
-      </w:r>
-    </w:p>
-    <w:p>
-      <w:pPr>
-        <w:pStyle w:val="Heading3"/>
-      </w:pPr>
-      <w:r>
-        <w:t>What I repaired, the evidence I kept and the next test</w:t>
-      </w:r>
-    </w:p>
-    <w:p>
-      <w:r>
-        <w:t>________________________________________________________________</w:t>
-      </w:r>
-    </w:p>
-    <w:p>
-      <w:r>
-        <w:t>________________________________________________________________</w:t>
-      </w:r>
-    </w:p>
-    <w:p>
-      <w:r>
-        <w:t>________________________________________________________________</w:t>
-      </w:r>
-    </w:p>
-    <w:p>
-      <w:r>
-        <w:t>________________________________________________________________</w:t>
-      </w:r>
-    </w:p>
-    <w:p>
-      <w:r>
-        <w:t>________________________________________________________________</w:t>
-      </w:r>
-    </w:p>
-    <w:p>
-      <w:pPr>
         <w:pStyle w:val="Heading1"/>
       </w:pPr>
       <w:r>
-        <w:t>21. Visual concept journey</w:t>
-      </w:r>
-    </w:p>
-    <w:p>
-      <w:r>
-        <w:t>Explain each Sampling and Intended Use picture from its labels, then record a relevant limit.</w:t>
-      </w:r>
-    </w:p>
-    <w:p>
-      <w:pPr>
-        <w:pStyle w:val="Heading3"/>
+        <w:t>21. Reference · Six-picture response sheets</w:t>
+      </w:r>
+    </w:p>
+    <w:p>
+      <w:r>
+        <w:t>Choose the relevant picture instead of repeating every task.</w:t>
+      </w:r>
+    </w:p>
+    <w:p>
+      <w:pPr>
+        <w:pStyle w:val="Heading2"/>
       </w:pPr>
       <w:r>
         <w:t>01. Sampling and Intended Use: the case</w:t>
@@ -2899,7 +2936,6 @@
     <w:p>
       <w:pPr>
         <w:spacing w:line="336" w:lineRule="auto" w:after="180"/>
-        <w:shd w:fill="F5F1FB"/>
       </w:pPr>
       <w:r>
         <w:rPr>
@@ -2938,7 +2974,7 @@
     </w:p>
     <w:p>
       <w:pPr>
-        <w:pStyle w:val="Heading3"/>
+        <w:pStyle w:val="Heading2"/>
       </w:pPr>
       <w:r>
         <w:t>02. Follow the deciding steps</w:t>
@@ -3006,7 +3042,6 @@
     <w:p>
       <w:pPr>
         <w:spacing w:line="336" w:lineRule="auto" w:after="180"/>
-        <w:shd w:fill="F5F1FB"/>
       </w:pPr>
       <w:r>
         <w:rPr>
@@ -3057,7 +3092,7 @@
     </w:p>
     <w:p>
       <w:pPr>
-        <w:pStyle w:val="Heading3"/>
+        <w:pStyle w:val="Heading2"/>
       </w:pPr>
       <w:r>
         <w:t>03. Turn an observation into a documented action</w:t>
@@ -3136,7 +3171,6 @@
     <w:p>
       <w:pPr>
         <w:spacing w:line="336" w:lineRule="auto" w:after="180"/>
-        <w:shd w:fill="F5F1FB"/>
       </w:pPr>
       <w:r>
         <w:rPr>
@@ -3175,7 +3209,7 @@
     </w:p>
     <w:p>
       <w:pPr>
-        <w:pStyle w:val="Heading3"/>
+        <w:pStyle w:val="Heading2"/>
       </w:pPr>
       <w:r>
         <w:t>04. Change one thing. Trace what follows.</w:t>
@@ -3254,7 +3288,6 @@
     <w:p>
       <w:pPr>
         <w:spacing w:line="336" w:lineRule="auto" w:after="180"/>
-        <w:shd w:fill="F5F1FB"/>
       </w:pPr>
       <w:r>
         <w:rPr>
@@ -3293,7 +3326,7 @@
     </w:p>
     <w:p>
       <w:pPr>
-        <w:pStyle w:val="Heading3"/>
+        <w:pStyle w:val="Heading2"/>
       </w:pPr>
       <w:r>
         <w:t>05. Connect the explanation to its limit</w:t>
@@ -3383,7 +3416,6 @@
     <w:p>
       <w:pPr>
         <w:spacing w:line="336" w:lineRule="auto" w:after="180"/>
-        <w:shd w:fill="F5F1FB"/>
       </w:pPr>
       <w:r>
         <w:rPr>
@@ -3422,7 +3454,7 @@
     </w:p>
     <w:p>
       <w:pPr>
-        <w:pStyle w:val="Heading3"/>
+        <w:pStyle w:val="Heading2"/>
       </w:pPr>
       <w:r>
         <w:t>06. Make the idea visible in your project</w:t>
@@ -3536,7 +3568,6 @@
     <w:p>
       <w:pPr>
         <w:spacing w:line="336" w:lineRule="auto" w:after="180"/>
-        <w:shd w:fill="F5F1FB"/>
       </w:pPr>
       <w:r>
         <w:rPr>
@@ -3583,6 +3614,62 @@
     <w:p>
       <w:r>
         <w:t>________________________________________________________________</w:t>
+      </w:r>
+    </w:p>
+    <w:p>
+      <w:pPr>
+        <w:pStyle w:val="Heading2"/>
+      </w:pPr>
+      <w:r>
+        <w:t>Earlier wording, alternatives and picture transcripts · reference / check after trying</w:t>
+      </w:r>
+    </w:p>
+    <w:p>
+      <w:pPr>
+        <w:pStyle w:val="Heading3"/>
+      </w:pPr>
+      <w:r>
+        <w:t>01. Sampling and Intended Use: the case</w:t>
+      </w:r>
+    </w:p>
+    <w:p>
+      <w:pPr>
+        <w:pStyle w:val="Heading3"/>
+      </w:pPr>
+      <w:r>
+        <w:t>02. Follow the deciding steps</w:t>
+      </w:r>
+    </w:p>
+    <w:p>
+      <w:pPr>
+        <w:pStyle w:val="Heading3"/>
+      </w:pPr>
+      <w:r>
+        <w:t>03. Turn an observation into a documented action</w:t>
+      </w:r>
+    </w:p>
+    <w:p>
+      <w:pPr>
+        <w:pStyle w:val="Heading3"/>
+      </w:pPr>
+      <w:r>
+        <w:t>04. Change one thing. Trace what follows.</w:t>
+      </w:r>
+    </w:p>
+    <w:p>
+      <w:pPr>
+        <w:pStyle w:val="Heading3"/>
+      </w:pPr>
+      <w:r>
+        <w:t>05. Connect the explanation to its limit</w:t>
+      </w:r>
+    </w:p>
+    <w:p>
+      <w:pPr>
+        <w:pStyle w:val="Heading3"/>
+      </w:pPr>
+      <w:r>
+        <w:t>06. Make the idea visible in your project</w:t>
       </w:r>
     </w:p>
     <w:sectPr>
